--- a/技术文档/草稿 V3/Minecraft与LittleTiles导出OBJ基础技术研究文档.docx
+++ b/技术文档/草稿 V3/Minecraft与LittleTiles导出OBJ基础技术研究文档.docx
@@ -367,7 +367,7 @@
           <w:r>
             <w:fldChar w:fldCharType="separate"/>
           </w:r>
-          <w:hyperlink w:anchor="_Toc197433306" w:history="1">
+          <w:hyperlink w:anchor="_Toc197452228" w:history="1">
             <w:r>
               <w:rPr>
                 <w:rStyle w:val="Hyperlink"/>
@@ -395,7 +395,7 @@
                 <w:noProof/>
                 <w:webHidden/>
               </w:rPr>
-              <w:instrText xml:space="preserve"> PAGEREF _Toc197433306 \h </w:instrText>
+              <w:instrText xml:space="preserve"> PAGEREF _Toc197452228 \h </w:instrText>
             </w:r>
             <w:r>
               <w:rPr>
@@ -439,7 +439,7 @@
               <w:sz w:val="24"/>
             </w:rPr>
           </w:pPr>
-          <w:hyperlink w:anchor="_Toc197433307" w:history="1">
+          <w:hyperlink w:anchor="_Toc197452229" w:history="1">
             <w:r>
               <w:rPr>
                 <w:rStyle w:val="Hyperlink"/>
@@ -460,7 +460,15 @@
                 <w:rStyle w:val="Hyperlink"/>
                 <w:noProof/>
               </w:rPr>
-              <w:t>Introdu</w:t>
+              <w:t>Minecraft</w:t>
+            </w:r>
+            <w:r>
+              <w:rPr>
+                <w:rStyle w:val="Hyperlink"/>
+                <w:rFonts w:hint="eastAsia"/>
+                <w:noProof/>
+              </w:rPr>
+              <w:t>的基础知识</w:t>
             </w:r>
             <w:r>
               <w:rPr>
@@ -481,7 +489,7 @@
                 <w:noProof/>
                 <w:webHidden/>
               </w:rPr>
-              <w:instrText xml:space="preserve"> PAGEREF _Toc197433307 \h </w:instrText>
+              <w:instrText xml:space="preserve"> PAGEREF _Toc197452229 \h </w:instrText>
             </w:r>
             <w:r>
               <w:rPr>
@@ -501,7 +509,258 @@
                 <w:noProof/>
                 <w:webHidden/>
               </w:rPr>
-              <w:t>1</w:t>
+              <w:t>2</w:t>
+            </w:r>
+            <w:r>
+              <w:rPr>
+                <w:noProof/>
+                <w:webHidden/>
+              </w:rPr>
+              <w:fldChar w:fldCharType="end"/>
+            </w:r>
+          </w:hyperlink>
+        </w:p>
+        <w:p>
+          <w:pPr>
+            <w:pStyle w:val="TOC2"/>
+            <w:tabs>
+              <w:tab w:val="left" w:pos="960"/>
+              <w:tab w:val="right" w:leader="dot" w:pos="8868"/>
+            </w:tabs>
+            <w:rPr>
+              <w:rFonts w:asciiTheme="minorHAnsi" w:eastAsiaTheme="minorEastAsia" w:hAnsiTheme="minorHAnsi"/>
+              <w:noProof/>
+              <w:sz w:val="24"/>
+            </w:rPr>
+          </w:pPr>
+          <w:hyperlink w:anchor="_Toc197452230" w:history="1">
+            <w:r>
+              <w:rPr>
+                <w:rStyle w:val="Hyperlink"/>
+                <w:noProof/>
+              </w:rPr>
+              <w:t>1.1.</w:t>
+            </w:r>
+            <w:r>
+              <w:rPr>
+                <w:rFonts w:asciiTheme="minorHAnsi" w:eastAsiaTheme="minorEastAsia" w:hAnsiTheme="minorHAnsi"/>
+                <w:noProof/>
+                <w:sz w:val="24"/>
+              </w:rPr>
+              <w:tab/>
+            </w:r>
+            <w:r>
+              <w:rPr>
+                <w:rStyle w:val="Hyperlink"/>
+                <w:noProof/>
+              </w:rPr>
+              <w:t>Minecraft</w:t>
+            </w:r>
+            <w:r>
+              <w:rPr>
+                <w:rStyle w:val="Hyperlink"/>
+                <w:rFonts w:hint="eastAsia"/>
+                <w:noProof/>
+              </w:rPr>
+              <w:t>中的坐标系</w:t>
+            </w:r>
+            <w:r>
+              <w:rPr>
+                <w:noProof/>
+                <w:webHidden/>
+              </w:rPr>
+              <w:tab/>
+            </w:r>
+            <w:r>
+              <w:rPr>
+                <w:noProof/>
+                <w:webHidden/>
+              </w:rPr>
+              <w:fldChar w:fldCharType="begin"/>
+            </w:r>
+            <w:r>
+              <w:rPr>
+                <w:noProof/>
+                <w:webHidden/>
+              </w:rPr>
+              <w:instrText xml:space="preserve"> PAGEREF _Toc197452230 \h </w:instrText>
+            </w:r>
+            <w:r>
+              <w:rPr>
+                <w:noProof/>
+                <w:webHidden/>
+              </w:rPr>
+            </w:r>
+            <w:r>
+              <w:rPr>
+                <w:noProof/>
+                <w:webHidden/>
+              </w:rPr>
+              <w:fldChar w:fldCharType="separate"/>
+            </w:r>
+            <w:r>
+              <w:rPr>
+                <w:noProof/>
+                <w:webHidden/>
+              </w:rPr>
+              <w:t>3</w:t>
+            </w:r>
+            <w:r>
+              <w:rPr>
+                <w:noProof/>
+                <w:webHidden/>
+              </w:rPr>
+              <w:fldChar w:fldCharType="end"/>
+            </w:r>
+          </w:hyperlink>
+        </w:p>
+        <w:p>
+          <w:pPr>
+            <w:pStyle w:val="TOC2"/>
+            <w:tabs>
+              <w:tab w:val="left" w:pos="1200"/>
+              <w:tab w:val="right" w:leader="dot" w:pos="8868"/>
+            </w:tabs>
+            <w:rPr>
+              <w:rFonts w:asciiTheme="minorHAnsi" w:eastAsiaTheme="minorEastAsia" w:hAnsiTheme="minorHAnsi"/>
+              <w:noProof/>
+              <w:sz w:val="24"/>
+            </w:rPr>
+          </w:pPr>
+          <w:hyperlink w:anchor="_Toc197452231" w:history="1">
+            <w:r>
+              <w:rPr>
+                <w:rStyle w:val="Hyperlink"/>
+                <w:noProof/>
+              </w:rPr>
+              <w:t>1.1.1.</w:t>
+            </w:r>
+            <w:r>
+              <w:rPr>
+                <w:rFonts w:asciiTheme="minorHAnsi" w:eastAsiaTheme="minorEastAsia" w:hAnsiTheme="minorHAnsi"/>
+                <w:noProof/>
+                <w:sz w:val="24"/>
+              </w:rPr>
+              <w:tab/>
+            </w:r>
+            <w:r>
+              <w:rPr>
+                <w:rStyle w:val="Hyperlink"/>
+                <w:rFonts w:hint="eastAsia"/>
+                <w:noProof/>
+              </w:rPr>
+              <w:t>世界坐标</w:t>
+            </w:r>
+            <w:r>
+              <w:rPr>
+                <w:noProof/>
+                <w:webHidden/>
+              </w:rPr>
+              <w:tab/>
+            </w:r>
+            <w:r>
+              <w:rPr>
+                <w:noProof/>
+                <w:webHidden/>
+              </w:rPr>
+              <w:fldChar w:fldCharType="begin"/>
+            </w:r>
+            <w:r>
+              <w:rPr>
+                <w:noProof/>
+                <w:webHidden/>
+              </w:rPr>
+              <w:instrText xml:space="preserve"> PAGEREF _Toc197452231 \h </w:instrText>
+            </w:r>
+            <w:r>
+              <w:rPr>
+                <w:noProof/>
+                <w:webHidden/>
+              </w:rPr>
+            </w:r>
+            <w:r>
+              <w:rPr>
+                <w:noProof/>
+                <w:webHidden/>
+              </w:rPr>
+              <w:fldChar w:fldCharType="separate"/>
+            </w:r>
+            <w:r>
+              <w:rPr>
+                <w:noProof/>
+                <w:webHidden/>
+              </w:rPr>
+              <w:t>3</w:t>
+            </w:r>
+            <w:r>
+              <w:rPr>
+                <w:noProof/>
+                <w:webHidden/>
+              </w:rPr>
+              <w:fldChar w:fldCharType="end"/>
+            </w:r>
+          </w:hyperlink>
+        </w:p>
+        <w:p>
+          <w:pPr>
+            <w:pStyle w:val="TOC2"/>
+            <w:tabs>
+              <w:tab w:val="right" w:leader="dot" w:pos="8868"/>
+            </w:tabs>
+            <w:rPr>
+              <w:rFonts w:asciiTheme="minorHAnsi" w:eastAsiaTheme="minorEastAsia" w:hAnsiTheme="minorHAnsi"/>
+              <w:noProof/>
+              <w:sz w:val="24"/>
+            </w:rPr>
+          </w:pPr>
+          <w:hyperlink w:anchor="_Toc197452232" w:history="1">
+            <w:r>
+              <w:rPr>
+                <w:rStyle w:val="Hyperlink"/>
+                <w:noProof/>
+              </w:rPr>
+              <w:t>1.2.</w:t>
+            </w:r>
+            <w:r>
+              <w:rPr>
+                <w:noProof/>
+                <w:webHidden/>
+              </w:rPr>
+              <w:tab/>
+            </w:r>
+            <w:r>
+              <w:rPr>
+                <w:noProof/>
+                <w:webHidden/>
+              </w:rPr>
+              <w:fldChar w:fldCharType="begin"/>
+            </w:r>
+            <w:r>
+              <w:rPr>
+                <w:noProof/>
+                <w:webHidden/>
+              </w:rPr>
+              <w:instrText xml:space="preserve"> PAGEREF _Toc197452232 \h </w:instrText>
+            </w:r>
+            <w:r>
+              <w:rPr>
+                <w:noProof/>
+                <w:webHidden/>
+              </w:rPr>
+            </w:r>
+            <w:r>
+              <w:rPr>
+                <w:noProof/>
+                <w:webHidden/>
+              </w:rPr>
+              <w:fldChar w:fldCharType="separate"/>
+            </w:r>
+            <w:r>
+              <w:rPr>
+                <w:noProof/>
+                <w:webHidden/>
+              </w:rPr>
+              <w:t>4</w:t>
             </w:r>
             <w:r>
               <w:rPr>
@@ -525,7 +784,7 @@
               <w:sz w:val="24"/>
             </w:rPr>
           </w:pPr>
-          <w:hyperlink w:anchor="_Toc197433308" w:history="1">
+          <w:hyperlink w:anchor="_Toc197452233" w:history="1">
             <w:r>
               <w:rPr>
                 <w:rStyle w:val="Hyperlink"/>
@@ -567,7 +826,7 @@
                 <w:noProof/>
                 <w:webHidden/>
               </w:rPr>
-              <w:instrText xml:space="preserve"> PAGEREF _Toc197433308 \h </w:instrText>
+              <w:instrText xml:space="preserve"> PAGEREF _Toc197452233 \h </w:instrText>
             </w:r>
             <w:r>
               <w:rPr>
@@ -587,7 +846,7 @@
                 <w:noProof/>
                 <w:webHidden/>
               </w:rPr>
-              <w:t>2</w:t>
+              <w:t>6</w:t>
             </w:r>
             <w:r>
               <w:rPr>
@@ -625,7 +884,7 @@
       <w:pPr>
         <w:pStyle w:val="Heading1"/>
       </w:pPr>
-      <w:bookmarkStart w:id="0" w:name="_Toc197433306"/>
+      <w:bookmarkStart w:id="0" w:name="_Toc197452228"/>
       <w:r>
         <w:rPr>
           <w:rFonts w:hint="eastAsia"/>
@@ -728,11 +987,19 @@
         </w:rPr>
         <w:footnoteReference w:id="2"/>
       </w:r>
-      <w:r>
-        <w:rPr>
-          <w:rFonts w:hint="eastAsia"/>
-        </w:rPr>
-        <w:t>官网一并发布。</w:t>
+      <w:proofErr w:type="gramStart"/>
+      <w:r>
+        <w:rPr>
+          <w:rFonts w:hint="eastAsia"/>
+        </w:rPr>
+        <w:t>官网一并</w:t>
+      </w:r>
+      <w:proofErr w:type="gramEnd"/>
+      <w:r>
+        <w:rPr>
+          <w:rFonts w:hint="eastAsia"/>
+        </w:rPr>
+        <w:t>发布。</w:t>
       </w:r>
     </w:p>
     <w:p>
@@ -839,12 +1106,50 @@
       </w:pPr>
     </w:p>
     <w:p>
+      <w:bookmarkStart w:id="1" w:name="_Toc197452229"/>
+    </w:p>
+    <w:p/>
+    <w:p/>
+    <w:p/>
+    <w:p/>
+    <w:p/>
+    <w:p/>
+    <w:p/>
+    <w:p/>
+    <w:p/>
+    <w:p/>
+    <w:p/>
+    <w:p/>
+    <w:p>
+      <w:pPr>
+        <w:jc w:val="center"/>
+      </w:pPr>
+      <w:r>
+        <w:rPr>
+          <w:rFonts w:hint="eastAsia"/>
+        </w:rPr>
+        <w:t>此页留白</w:t>
+      </w:r>
+    </w:p>
+    <w:p/>
+    <w:p>
+      <w:pPr>
+        <w:sectPr>
+          <w:headerReference w:type="default" r:id="rId15"/>
+          <w:pgSz w:w="10318" w:h="14570" w:code="13"/>
+          <w:pgMar w:top="720" w:right="720" w:bottom="720" w:left="720" w:header="432" w:footer="720" w:gutter="0"/>
+          <w:cols w:space="720"/>
+          <w:docGrid w:linePitch="360"/>
+        </w:sectPr>
+      </w:pPr>
+    </w:p>
+    <w:p>
       <w:pPr>
         <w:pStyle w:val="TitleL1"/>
         <w:pBdr>
           <w:bottom w:val="single" w:sz="6" w:space="1" w:color="auto"/>
         </w:pBdr>
-        <w:spacing w:line="480" w:lineRule="auto"/>
+        <w:spacing w:line="360" w:lineRule="auto"/>
       </w:pPr>
       <w:r>
         <w:lastRenderedPageBreak/>
@@ -856,10 +1161,169 @@
         </w:rPr>
         <w:t>的基础知识</w:t>
       </w:r>
+      <w:bookmarkEnd w:id="1"/>
     </w:p>
     <w:p>
       <w:pPr>
         <w:pStyle w:val="TitleL2"/>
+      </w:pPr>
+      <w:bookmarkStart w:id="2" w:name="_Toc197452230"/>
+      <w:r>
+        <w:t>Minecraft</w:t>
+      </w:r>
+      <w:r>
+        <w:rPr>
+          <w:rFonts w:hint="eastAsia"/>
+        </w:rPr>
+        <w:t>中的坐标系</w:t>
+      </w:r>
+      <w:bookmarkEnd w:id="2"/>
+    </w:p>
+    <w:p>
+      <w:pPr>
+        <w:ind w:firstLine="360"/>
+      </w:pPr>
+      <w:r>
+        <w:rPr>
+          <w:rFonts w:hint="eastAsia"/>
+        </w:rPr>
+        <w:t>在</w:t>
+      </w:r>
+      <w:r>
+        <w:t>Minecraft</w:t>
+      </w:r>
+      <w:r>
+        <w:rPr>
+          <w:rFonts w:hint="eastAsia"/>
+        </w:rPr>
+        <w:t>会有多种不同的坐标系，但通常都使用右手坐标系。</w:t>
+      </w:r>
+      <w:r>
+        <w:rPr>
+          <w:rFonts w:hint="eastAsia"/>
+        </w:rPr>
+        <w:t>我们在该文档中会涉及到</w:t>
+      </w:r>
+      <w:r>
+        <w:rPr>
+          <w:rFonts w:hint="eastAsia"/>
+          <w:b/>
+          <w:bCs/>
+        </w:rPr>
+        <w:t>世界坐标</w:t>
+      </w:r>
+      <w:r>
+        <w:rPr>
+          <w:rFonts w:hint="eastAsia"/>
+        </w:rPr>
+        <w:t>、</w:t>
+      </w:r>
+      <w:r>
+        <w:rPr>
+          <w:rFonts w:hint="eastAsia"/>
+          <w:b/>
+          <w:bCs/>
+        </w:rPr>
+        <w:t>方块坐标</w:t>
+      </w:r>
+      <w:r>
+        <w:rPr>
+          <w:rFonts w:hint="eastAsia"/>
+        </w:rPr>
+        <w:t>、</w:t>
+      </w:r>
+      <w:r>
+        <w:rPr>
+          <w:rFonts w:hint="eastAsia"/>
+          <w:b/>
+          <w:bCs/>
+        </w:rPr>
+        <w:t>区块</w:t>
+      </w:r>
+      <w:r>
+        <w:rPr>
+          <w:rStyle w:val="FootnoteReference"/>
+          <w:b/>
+          <w:bCs/>
+        </w:rPr>
+        <w:footnoteReference w:id="3"/>
+      </w:r>
+      <w:r>
+        <w:rPr>
+          <w:rFonts w:hint="eastAsia"/>
+          <w:b/>
+          <w:bCs/>
+        </w:rPr>
+        <w:t>坐标</w:t>
+      </w:r>
+      <w:r>
+        <w:rPr>
+          <w:rFonts w:hint="eastAsia"/>
+        </w:rPr>
+        <w:t>、</w:t>
+      </w:r>
+      <w:r>
+        <w:rPr>
+          <w:rFonts w:hint="eastAsia"/>
+          <w:b/>
+          <w:bCs/>
+        </w:rPr>
+        <w:t>子</w:t>
+      </w:r>
+      <w:r>
+        <w:rPr>
+          <w:rFonts w:hint="eastAsia"/>
+          <w:b/>
+          <w:bCs/>
+        </w:rPr>
+        <w:t>区块</w:t>
+      </w:r>
+      <w:r>
+        <w:rPr>
+          <w:rStyle w:val="FootnoteReference"/>
+          <w:b/>
+          <w:bCs/>
+        </w:rPr>
+        <w:footnoteReference w:id="4"/>
+      </w:r>
+      <w:r>
+        <w:rPr>
+          <w:rFonts w:hint="eastAsia"/>
+          <w:b/>
+          <w:bCs/>
+        </w:rPr>
+        <w:t>坐标</w:t>
+      </w:r>
+      <w:r>
+        <w:rPr>
+          <w:rFonts w:hint="eastAsia"/>
+        </w:rPr>
+        <w:t>和</w:t>
+      </w:r>
+      <w:r>
+        <w:rPr>
+          <w:rFonts w:hint="eastAsia"/>
+          <w:b/>
+          <w:bCs/>
+        </w:rPr>
+        <w:t>区块方块坐标</w:t>
+      </w:r>
+      <w:r>
+        <w:rPr>
+          <w:rFonts w:hint="eastAsia"/>
+        </w:rPr>
+        <w:t>等</w:t>
+      </w:r>
+      <w:r>
+        <w:rPr>
+          <w:rFonts w:hint="eastAsia"/>
+        </w:rPr>
+        <w:t>。</w:t>
+      </w:r>
+    </w:p>
+    <w:p>
+      <w:pPr>
+        <w:ind w:firstLine="360"/>
       </w:pPr>
       <w:r>
         <w:rPr>
@@ -868,16 +1332,16 @@
         <mc:AlternateContent>
           <mc:Choice Requires="wpg">
             <w:drawing>
-              <wp:anchor distT="0" distB="0" distL="114300" distR="114300" simplePos="0" relativeHeight="251658240" behindDoc="0" locked="0" layoutInCell="1" allowOverlap="1" wp14:anchorId="52DBC971" wp14:editId="575CFE69">
+              <wp:anchor distT="0" distB="0" distL="114300" distR="114300" simplePos="0" relativeHeight="251657216" behindDoc="0" locked="0" layoutInCell="1" allowOverlap="1" wp14:anchorId="52DBC971" wp14:editId="15BAB037">
                 <wp:simplePos x="0" y="0"/>
                 <wp:positionH relativeFrom="column">
-                  <wp:posOffset>4140792</wp:posOffset>
+                  <wp:posOffset>3957320</wp:posOffset>
                 </wp:positionH>
                 <wp:positionV relativeFrom="paragraph">
-                  <wp:posOffset>125896</wp:posOffset>
+                  <wp:posOffset>123762</wp:posOffset>
                 </wp:positionV>
-                <wp:extent cx="1290886" cy="1551684"/>
-                <wp:effectExtent l="0" t="0" r="5080" b="0"/>
+                <wp:extent cx="1648460" cy="1849120"/>
+                <wp:effectExtent l="0" t="0" r="8890" b="0"/>
                 <wp:wrapSquare wrapText="bothSides"/>
                 <wp:docPr id="1393540830" name="Group 6"/>
                 <wp:cNvGraphicFramePr/>
@@ -888,9 +1352,9 @@
                       <wpg:grpSpPr>
                         <a:xfrm>
                           <a:off x="0" y="0"/>
-                          <a:ext cx="1290886" cy="1551684"/>
-                          <a:chOff x="21653" y="238555"/>
-                          <a:chExt cx="1291428" cy="1553133"/>
+                          <a:ext cx="1648460" cy="1849120"/>
+                          <a:chOff x="34669" y="386706"/>
+                          <a:chExt cx="1252220" cy="1404982"/>
                         </a:xfrm>
                       </wpg:grpSpPr>
                       <pic:pic xmlns:pic="http://schemas.openxmlformats.org/drawingml/2006/picture">
@@ -901,20 +1365,20 @@
                           </pic:cNvPicPr>
                         </pic:nvPicPr>
                         <pic:blipFill rotWithShape="1">
-                          <a:blip r:embed="rId15" cstate="print">
+                          <a:blip r:embed="rId16" cstate="print">
                             <a:extLst>
                               <a:ext uri="{28A0092B-C50C-407E-A947-70E740481C1C}">
                                 <a14:useLocalDpi xmlns:a14="http://schemas.microsoft.com/office/drawing/2010/main" val="0"/>
                               </a:ext>
                             </a:extLst>
                           </a:blip>
-                          <a:srcRect l="17090" t="14259" r="8407" b="13376"/>
+                          <a:srcRect l="17828" t="16362" r="9852" b="13464"/>
                           <a:stretch/>
                         </pic:blipFill>
                         <pic:spPr bwMode="auto">
                           <a:xfrm>
-                            <a:off x="21653" y="238555"/>
-                            <a:ext cx="1291428" cy="1255314"/>
+                            <a:off x="122585" y="386706"/>
+                            <a:ext cx="1164304" cy="1130027"/>
                           </a:xfrm>
                           <a:prstGeom prst="rect">
                             <a:avLst/>
@@ -1020,7 +1484,7 @@
                           <a:prstTxWarp prst="textNoShape">
                             <a:avLst/>
                           </a:prstTxWarp>
-                          <a:spAutoFit/>
+                          <a:noAutofit/>
                         </wps:bodyPr>
                       </wps:wsp>
                     </wpg:wgp>
@@ -1037,7 +1501,7 @@
           </mc:Choice>
           <mc:Fallback>
             <w:pict>
-              <v:group w14:anchorId="52DBC971" id="Group 6" o:spid="_x0000_s1026" style="position:absolute;left:0;text-align:left;margin-left:326.05pt;margin-top:9.9pt;width:101.65pt;height:122.2pt;z-index:251658240;mso-width-relative:margin;mso-height-relative:margin" coordorigin="216,2385" coordsize="12914,15531" o:gfxdata="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">
+              <v:group w14:anchorId="52DBC971" id="Group 6" o:spid="_x0000_s1026" style="position:absolute;left:0;text-align:left;margin-left:311.6pt;margin-top:9.75pt;width:129.8pt;height:145.6pt;z-index:251657216;mso-width-relative:margin;mso-height-relative:margin" coordorigin="346,3867" coordsize="12522,14049" o:gfxdata="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">
                 <v:shapetype id="_x0000_t75" coordsize="21600,21600" o:spt="75" o:preferrelative="t" path="m@4@5l@4@11@9@11@9@5xe" filled="f" stroked="f">
                   <v:stroke joinstyle="miter"/>
                   <v:formulas>
@@ -1057,15 +1521,15 @@
                   <v:path o:extrusionok="f" gradientshapeok="t" o:connecttype="rect"/>
                   <o:lock v:ext="edit" aspectratio="t"/>
                 </v:shapetype>
-                <v:shape id="Picture 5" o:spid="_x0000_s1027" type="#_x0000_t75" style="position:absolute;left:216;top:2385;width:12914;height:12553;visibility:visible;mso-wrap-style:square" o:gfxdata="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">
-                  <v:imagedata r:id="rId16" o:title="" croptop="9345f" cropbottom="8766f" cropleft="11200f" cropright="5510f"/>
+                <v:shape id="Picture 5" o:spid="_x0000_s1027" type="#_x0000_t75" style="position:absolute;left:1225;top:3867;width:11643;height:11300;visibility:visible;mso-wrap-style:square" o:gfxdata="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">
+                  <v:imagedata r:id="rId17" o:title="" croptop="10723f" cropbottom="8824f" cropleft="11684f" cropright="6457f"/>
                 </v:shape>
                 <v:shapetype id="_x0000_t202" coordsize="21600,21600" o:spt="202" path="m,l,21600r21600,l21600,xe">
                   <v:stroke joinstyle="miter"/>
                   <v:path gradientshapeok="t" o:connecttype="rect"/>
                 </v:shapetype>
-                <v:shape id="_x0000_s1028" type="#_x0000_t202" style="position:absolute;left:346;top:15167;width:12522;height:2749;visibility:visible;mso-wrap-style:square;v-text-anchor:top" o:gfxdata="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" stroked="f">
-                  <v:textbox style="mso-fit-shape-to-text:t" inset="0,0,0,0">
+                <v:shape id="_x0000_s1028" type="#_x0000_t202" style="position:absolute;left:346;top:15167;width:12522;height:2749;visibility:visible;mso-wrap-style:square;v-text-anchor:top" o:gfxdata="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" stroked="f">
+                  <v:textbox inset="0,0,0,0">
                     <w:txbxContent>
                       <w:p>
                         <w:pPr>
@@ -1145,162 +1609,6 @@
           </mc:Fallback>
         </mc:AlternateContent>
       </w:r>
-      <w:r>
-        <w:t>Minecraft</w:t>
-      </w:r>
-      <w:r>
-        <w:rPr>
-          <w:rFonts w:hint="eastAsia"/>
-        </w:rPr>
-        <w:t>中的坐标系</w:t>
-      </w:r>
-    </w:p>
-    <w:p>
-      <w:pPr>
-        <w:ind w:firstLine="360"/>
-      </w:pPr>
-      <w:r>
-        <w:rPr>
-          <w:rFonts w:hint="eastAsia"/>
-        </w:rPr>
-        <w:t>在</w:t>
-      </w:r>
-      <w:r>
-        <w:t>Minecraft</w:t>
-      </w:r>
-      <w:r>
-        <w:rPr>
-          <w:rFonts w:hint="eastAsia"/>
-        </w:rPr>
-        <w:t>会有多种不同的坐标系，但通常都使用右手坐标系。</w:t>
-      </w:r>
-      <w:r>
-        <w:rPr>
-          <w:rFonts w:hint="eastAsia"/>
-        </w:rPr>
-        <w:t>我们在该文档中会涉及到</w:t>
-      </w:r>
-      <w:r>
-        <w:rPr>
-          <w:rFonts w:hint="eastAsia"/>
-          <w:b/>
-          <w:bCs/>
-        </w:rPr>
-        <w:t>世界坐标</w:t>
-      </w:r>
-      <w:r>
-        <w:rPr>
-          <w:rFonts w:hint="eastAsia"/>
-        </w:rPr>
-        <w:t>、</w:t>
-      </w:r>
-      <w:r>
-        <w:rPr>
-          <w:rFonts w:hint="eastAsia"/>
-          <w:b/>
-          <w:bCs/>
-        </w:rPr>
-        <w:t>方块坐标</w:t>
-      </w:r>
-      <w:r>
-        <w:rPr>
-          <w:rFonts w:hint="eastAsia"/>
-        </w:rPr>
-        <w:t>、</w:t>
-      </w:r>
-      <w:r>
-        <w:rPr>
-          <w:rFonts w:hint="eastAsia"/>
-          <w:b/>
-          <w:bCs/>
-        </w:rPr>
-        <w:t>区块</w:t>
-      </w:r>
-      <w:r>
-        <w:rPr>
-          <w:rStyle w:val="FootnoteReference"/>
-          <w:b/>
-          <w:bCs/>
-        </w:rPr>
-        <w:footnoteReference w:id="3"/>
-      </w:r>
-      <w:r>
-        <w:rPr>
-          <w:rFonts w:hint="eastAsia"/>
-          <w:b/>
-          <w:bCs/>
-        </w:rPr>
-        <w:t>坐标</w:t>
-      </w:r>
-      <w:r>
-        <w:rPr>
-          <w:rFonts w:hint="eastAsia"/>
-        </w:rPr>
-        <w:t>、</w:t>
-      </w:r>
-      <w:r>
-        <w:rPr>
-          <w:rFonts w:hint="eastAsia"/>
-          <w:b/>
-          <w:bCs/>
-        </w:rPr>
-        <w:t>子</w:t>
-      </w:r>
-      <w:r>
-        <w:rPr>
-          <w:rFonts w:hint="eastAsia"/>
-          <w:b/>
-          <w:bCs/>
-        </w:rPr>
-        <w:t>区块</w:t>
-      </w:r>
-      <w:r>
-        <w:rPr>
-          <w:rStyle w:val="FootnoteReference"/>
-          <w:b/>
-          <w:bCs/>
-        </w:rPr>
-        <w:footnoteReference w:id="4"/>
-      </w:r>
-      <w:r>
-        <w:rPr>
-          <w:rFonts w:hint="eastAsia"/>
-          <w:b/>
-          <w:bCs/>
-        </w:rPr>
-        <w:t>坐标</w:t>
-      </w:r>
-      <w:r>
-        <w:rPr>
-          <w:rFonts w:hint="eastAsia"/>
-        </w:rPr>
-        <w:t>和</w:t>
-      </w:r>
-      <w:r>
-        <w:rPr>
-          <w:rFonts w:hint="eastAsia"/>
-          <w:b/>
-          <w:bCs/>
-        </w:rPr>
-        <w:t>区块方块坐标</w:t>
-      </w:r>
-      <w:r>
-        <w:rPr>
-          <w:rFonts w:hint="eastAsia"/>
-        </w:rPr>
-        <w:t>等</w:t>
-      </w:r>
-      <w:r>
-        <w:rPr>
-          <w:rFonts w:hint="eastAsia"/>
-        </w:rPr>
-        <w:t>。</w:t>
-      </w:r>
-    </w:p>
-    <w:p>
-      <w:pPr>
-        <w:ind w:firstLine="360"/>
-      </w:pPr>
     </w:p>
     <w:p>
       <w:pPr>
@@ -1310,12 +1618,14 @@
           <w:numId w:val="1"/>
         </w:numPr>
       </w:pPr>
+      <w:bookmarkStart w:id="3" w:name="_Toc197452231"/>
       <w:r>
         <w:rPr>
           <w:rFonts w:hint="eastAsia"/>
         </w:rPr>
         <w:t>世界坐标</w:t>
       </w:r>
+      <w:bookmarkEnd w:id="3"/>
     </w:p>
     <w:p>
       <w:pPr>
@@ -1323,6 +1633,379 @@
           <w:b/>
           <w:bCs/>
         </w:rPr>
+      </w:pPr>
+      <w:r>
+        <w:rPr>
+          <w:rFonts w:hint="eastAsia"/>
+          <w:b/>
+          <w:bCs/>
+        </w:rPr>
+        <w:t>世界坐标</w:t>
+      </w:r>
+    </w:p>
+    <w:p>
+      <w:pPr>
+        <w:ind w:firstLine="360"/>
+      </w:pPr>
+      <w:r>
+        <w:rPr>
+          <w:rFonts w:hint="eastAsia"/>
+        </w:rPr>
+        <w:t>世界坐标是由三个绝对坐标</w:t>
+      </w:r>
+      <m:oMath>
+        <m:r>
+          <w:rPr>
+            <w:rFonts w:ascii="Cambria Math" w:hAnsi="Cambria Math"/>
+          </w:rPr>
+          <m:t xml:space="preserve"> </m:t>
+        </m:r>
+        <m:d>
+          <m:dPr>
+            <m:ctrlPr>
+              <w:rPr>
+                <w:rFonts w:ascii="Cambria Math" w:hAnsi="Cambria Math"/>
+                <w:i/>
+              </w:rPr>
+            </m:ctrlPr>
+          </m:dPr>
+          <m:e>
+            <m:r>
+              <w:rPr>
+                <w:rFonts w:ascii="Cambria Math" w:hAnsi="Cambria Math"/>
+              </w:rPr>
+              <m:t>x,y,z</m:t>
+            </m:r>
+          </m:e>
+        </m:d>
+        <m:r>
+          <w:rPr>
+            <w:rFonts w:ascii="Cambria Math" w:hAnsi="Cambria Math"/>
+          </w:rPr>
+          <m:t xml:space="preserve"> </m:t>
+        </m:r>
+      </m:oMath>
+      <w:r>
+        <w:rPr>
+          <w:rFonts w:hint="eastAsia"/>
+        </w:rPr>
+        <w:t>组成的一个有序的实数三元组。</w:t>
+      </w:r>
+    </w:p>
+    <w:p>
+      <w:pPr>
+        <w:pStyle w:val="ListParagraph"/>
+        <w:numPr>
+          <w:ilvl w:val="0"/>
+          <w:numId w:val="6"/>
+        </w:numPr>
+        <w:ind w:left="720" w:hanging="270"/>
+      </w:pPr>
+      <m:oMath>
+        <m:r>
+          <w:rPr>
+            <w:rFonts w:ascii="Cambria Math" w:hAnsi="Cambria Math" w:hint="eastAsia"/>
+          </w:rPr>
+          <m:t xml:space="preserve">x </m:t>
+        </m:r>
+      </m:oMath>
+      <w:r>
+        <w:rPr>
+          <w:rFonts w:hint="eastAsia"/>
+        </w:rPr>
+        <w:t>表示该点在世界原点</w:t>
+      </w:r>
+      <m:oMath>
+        <m:r>
+          <w:rPr>
+            <w:rFonts w:ascii="Cambria Math" w:hAnsi="Cambria Math" w:hint="eastAsia"/>
+          </w:rPr>
+          <m:t xml:space="preserve"> </m:t>
+        </m:r>
+        <m:d>
+          <m:dPr>
+            <m:ctrlPr>
+              <w:rPr>
+                <w:rFonts w:ascii="Cambria Math" w:hAnsi="Cambria Math"/>
+                <w:i/>
+              </w:rPr>
+            </m:ctrlPr>
+          </m:dPr>
+          <m:e>
+            <m:r>
+              <w:rPr>
+                <w:rFonts w:ascii="Cambria Math" w:hAnsi="Cambria Math" w:hint="eastAsia"/>
+              </w:rPr>
+              <m:t>0,0,0</m:t>
+            </m:r>
+          </m:e>
+        </m:d>
+        <m:r>
+          <w:rPr>
+            <w:rFonts w:ascii="Cambria Math" w:hAnsi="Cambria Math"/>
+          </w:rPr>
+          <m:t xml:space="preserve"> </m:t>
+        </m:r>
+      </m:oMath>
+      <w:r>
+        <w:rPr>
+          <w:rFonts w:hint="eastAsia"/>
+        </w:rPr>
+        <w:t>沿</w:t>
+      </w:r>
+      <m:oMath>
+        <m:r>
+          <w:rPr>
+            <w:rFonts w:ascii="Cambria Math" w:hAnsi="Cambria Math"/>
+          </w:rPr>
+          <m:t xml:space="preserve"> </m:t>
+        </m:r>
+        <m:r>
+          <w:rPr>
+            <w:rFonts w:ascii="Cambria Math" w:hAnsi="Cambria Math" w:hint="eastAsia"/>
+          </w:rPr>
+          <m:t>x</m:t>
+        </m:r>
+        <m:r>
+          <w:rPr>
+            <w:rFonts w:ascii="Cambria Math" w:hAnsi="Cambria Math"/>
+          </w:rPr>
+          <m:t xml:space="preserve"> </m:t>
+        </m:r>
+      </m:oMath>
+      <w:r>
+        <w:rPr>
+          <w:rFonts w:hint="eastAsia"/>
+        </w:rPr>
+        <w:t>轴方向上的有向距离；</w:t>
+      </w:r>
+    </w:p>
+    <w:p>
+      <w:pPr>
+        <w:pStyle w:val="ListParagraph"/>
+        <w:numPr>
+          <w:ilvl w:val="0"/>
+          <w:numId w:val="6"/>
+        </w:numPr>
+        <w:ind w:left="720" w:hanging="270"/>
+      </w:pPr>
+      <m:oMath>
+        <m:r>
+          <w:rPr>
+            <w:rFonts w:ascii="Cambria Math" w:hAnsi="Cambria Math" w:hint="eastAsia"/>
+          </w:rPr>
+          <m:t xml:space="preserve">y </m:t>
+        </m:r>
+      </m:oMath>
+      <w:r>
+        <w:rPr>
+          <w:rFonts w:hint="eastAsia"/>
+        </w:rPr>
+        <w:t>表示该点在世界原点</w:t>
+      </w:r>
+      <m:oMath>
+        <m:r>
+          <w:rPr>
+            <w:rFonts w:ascii="Cambria Math" w:hAnsi="Cambria Math" w:hint="eastAsia"/>
+          </w:rPr>
+          <m:t xml:space="preserve"> </m:t>
+        </m:r>
+        <m:d>
+          <m:dPr>
+            <m:ctrlPr>
+              <w:rPr>
+                <w:rFonts w:ascii="Cambria Math" w:hAnsi="Cambria Math"/>
+                <w:i/>
+              </w:rPr>
+            </m:ctrlPr>
+          </m:dPr>
+          <m:e>
+            <m:r>
+              <w:rPr>
+                <w:rFonts w:ascii="Cambria Math" w:hAnsi="Cambria Math" w:hint="eastAsia"/>
+              </w:rPr>
+              <m:t>0,0,0</m:t>
+            </m:r>
+          </m:e>
+        </m:d>
+        <m:r>
+          <w:rPr>
+            <w:rFonts w:ascii="Cambria Math" w:hAnsi="Cambria Math"/>
+          </w:rPr>
+          <m:t xml:space="preserve"> </m:t>
+        </m:r>
+      </m:oMath>
+      <w:r>
+        <w:rPr>
+          <w:rFonts w:hint="eastAsia"/>
+        </w:rPr>
+        <w:t>沿</w:t>
+      </w:r>
+      <m:oMath>
+        <m:r>
+          <w:rPr>
+            <w:rFonts w:ascii="Cambria Math" w:hAnsi="Cambria Math"/>
+          </w:rPr>
+          <m:t xml:space="preserve"> </m:t>
+        </m:r>
+        <m:r>
+          <w:rPr>
+            <w:rFonts w:ascii="Cambria Math" w:hAnsi="Cambria Math" w:hint="eastAsia"/>
+          </w:rPr>
+          <m:t>y</m:t>
+        </m:r>
+        <m:r>
+          <w:rPr>
+            <w:rFonts w:ascii="Cambria Math" w:hAnsi="Cambria Math"/>
+          </w:rPr>
+          <m:t xml:space="preserve"> </m:t>
+        </m:r>
+      </m:oMath>
+      <w:r>
+        <w:rPr>
+          <w:rFonts w:hint="eastAsia"/>
+        </w:rPr>
+        <w:t>轴方向上的有向距离；</w:t>
+      </w:r>
+    </w:p>
+    <w:p>
+      <w:pPr>
+        <w:pStyle w:val="ListParagraph"/>
+        <w:numPr>
+          <w:ilvl w:val="0"/>
+          <w:numId w:val="6"/>
+        </w:numPr>
+        <w:ind w:left="720" w:hanging="270"/>
+      </w:pPr>
+      <m:oMath>
+        <m:r>
+          <w:rPr>
+            <w:rFonts w:ascii="Cambria Math" w:hAnsi="Cambria Math" w:hint="eastAsia"/>
+          </w:rPr>
+          <m:t xml:space="preserve">z </m:t>
+        </m:r>
+      </m:oMath>
+      <w:r>
+        <w:rPr>
+          <w:rFonts w:hint="eastAsia"/>
+        </w:rPr>
+        <w:t>表示该点在世界原点</w:t>
+      </w:r>
+      <m:oMath>
+        <m:r>
+          <w:rPr>
+            <w:rFonts w:ascii="Cambria Math" w:hAnsi="Cambria Math" w:hint="eastAsia"/>
+          </w:rPr>
+          <m:t xml:space="preserve"> </m:t>
+        </m:r>
+        <m:d>
+          <m:dPr>
+            <m:ctrlPr>
+              <w:rPr>
+                <w:rFonts w:ascii="Cambria Math" w:hAnsi="Cambria Math"/>
+                <w:i/>
+              </w:rPr>
+            </m:ctrlPr>
+          </m:dPr>
+          <m:e>
+            <m:r>
+              <w:rPr>
+                <w:rFonts w:ascii="Cambria Math" w:hAnsi="Cambria Math" w:hint="eastAsia"/>
+              </w:rPr>
+              <m:t>0,0,0</m:t>
+            </m:r>
+          </m:e>
+        </m:d>
+        <m:r>
+          <w:rPr>
+            <w:rFonts w:ascii="Cambria Math" w:hAnsi="Cambria Math"/>
+          </w:rPr>
+          <m:t xml:space="preserve"> </m:t>
+        </m:r>
+      </m:oMath>
+      <w:r>
+        <w:rPr>
+          <w:rFonts w:hint="eastAsia"/>
+        </w:rPr>
+        <w:t>沿</w:t>
+      </w:r>
+      <m:oMath>
+        <m:r>
+          <w:rPr>
+            <w:rFonts w:ascii="Cambria Math" w:hAnsi="Cambria Math"/>
+          </w:rPr>
+          <m:t xml:space="preserve"> </m:t>
+        </m:r>
+        <m:r>
+          <w:rPr>
+            <w:rFonts w:ascii="Cambria Math" w:hAnsi="Cambria Math" w:hint="eastAsia"/>
+          </w:rPr>
+          <m:t>z</m:t>
+        </m:r>
+        <m:r>
+          <w:rPr>
+            <w:rFonts w:ascii="Cambria Math" w:hAnsi="Cambria Math"/>
+          </w:rPr>
+          <m:t xml:space="preserve"> </m:t>
+        </m:r>
+      </m:oMath>
+      <w:r>
+        <w:rPr>
+          <w:rFonts w:hint="eastAsia"/>
+        </w:rPr>
+        <w:t>轴方向上的有向距离。</w:t>
+      </w:r>
+    </w:p>
+    <w:p>
+      <w:pPr>
+        <w:ind w:firstLine="360"/>
+      </w:pPr>
+      <w:r>
+        <w:rPr>
+          <w:rFonts w:hint="eastAsia"/>
+        </w:rPr>
+        <w:t>这三个坐标</w:t>
+      </w:r>
+      <w:proofErr w:type="gramStart"/>
+      <w:r>
+        <w:rPr>
+          <w:rFonts w:hint="eastAsia"/>
+        </w:rPr>
+        <w:t>值共同</w:t>
+      </w:r>
+      <w:proofErr w:type="gramEnd"/>
+      <w:r>
+        <w:rPr>
+          <w:rFonts w:hint="eastAsia"/>
+        </w:rPr>
+        <w:t>确定了该点相对于世界原点的绝对空间位置。</w:t>
+      </w:r>
+    </w:p>
+    <w:p>
+      <w:pPr>
+        <w:ind w:firstLine="360"/>
+      </w:pPr>
+    </w:p>
+    <w:p>
+      <w:pPr>
+        <w:jc w:val="right"/>
+        <w:rPr>
+          <w:b/>
+          <w:bCs/>
+        </w:rPr>
+      </w:pPr>
+      <w:r>
+        <w:rPr>
+          <w:rFonts w:hint="eastAsia"/>
+          <w:b/>
+          <w:bCs/>
+        </w:rPr>
+        <w:t>坐标系</w:t>
+      </w:r>
+    </w:p>
+    <w:p>
+      <w:pPr>
+        <w:ind w:firstLine="360"/>
       </w:pPr>
       <w:r>
         <w:rPr>
@@ -1334,16 +2017,16 @@
         <mc:AlternateContent>
           <mc:Choice Requires="wpg">
             <w:drawing>
-              <wp:anchor distT="0" distB="0" distL="114300" distR="114300" simplePos="0" relativeHeight="251665408" behindDoc="0" locked="0" layoutInCell="1" allowOverlap="1" wp14:anchorId="6D9101D7" wp14:editId="03E4C298">
+              <wp:anchor distT="0" distB="0" distL="114300" distR="114300" simplePos="0" relativeHeight="251664384" behindDoc="0" locked="0" layoutInCell="1" allowOverlap="1" wp14:anchorId="6D9101D7" wp14:editId="7BF6D8CF">
                 <wp:simplePos x="0" y="0"/>
                 <wp:positionH relativeFrom="margin">
-                  <wp:align>right</wp:align>
+                  <wp:posOffset>32649</wp:posOffset>
                 </wp:positionH>
                 <wp:positionV relativeFrom="paragraph">
-                  <wp:posOffset>221636</wp:posOffset>
+                  <wp:posOffset>143076</wp:posOffset>
                 </wp:positionV>
-                <wp:extent cx="2172970" cy="2346325"/>
-                <wp:effectExtent l="0" t="0" r="0" b="0"/>
+                <wp:extent cx="1917700" cy="2071370"/>
+                <wp:effectExtent l="0" t="0" r="6350" b="5080"/>
                 <wp:wrapSquare wrapText="bothSides"/>
                 <wp:docPr id="1258671634" name="Group 7"/>
                 <wp:cNvGraphicFramePr/>
@@ -1354,7 +2037,7 @@
                       <wpg:grpSpPr>
                         <a:xfrm>
                           <a:off x="0" y="0"/>
-                          <a:ext cx="2172970" cy="2346325"/>
+                          <a:ext cx="1917700" cy="2071370"/>
                           <a:chOff x="0" y="0"/>
                           <a:chExt cx="2172970" cy="2346325"/>
                         </a:xfrm>
@@ -1367,10 +2050,10 @@
                           </pic:cNvPicPr>
                         </pic:nvPicPr>
                         <pic:blipFill rotWithShape="1">
-                          <a:blip r:embed="rId17">
+                          <a:blip r:embed="rId18">
                             <a:extLst>
                               <a:ext uri="{96DAC541-7B7A-43D3-8B79-37D633B846F1}">
-                                <asvg:svgBlip xmlns:asvg="http://schemas.microsoft.com/office/drawing/2016/SVG/main" r:embed="rId18"/>
+                                <asvg:svgBlip xmlns:asvg="http://schemas.microsoft.com/office/drawing/2016/SVG/main" r:embed="rId19"/>
                               </a:ext>
                             </a:extLst>
                           </a:blip>
@@ -1491,23 +2174,29 @@
                           <a:prstTxWarp prst="textNoShape">
                             <a:avLst/>
                           </a:prstTxWarp>
-                          <a:spAutoFit/>
+                          <a:noAutofit/>
                         </wps:bodyPr>
                       </wps:wsp>
                     </wpg:wgp>
                   </a:graphicData>
                 </a:graphic>
+                <wp14:sizeRelH relativeFrom="margin">
+                  <wp14:pctWidth>0</wp14:pctWidth>
+                </wp14:sizeRelH>
+                <wp14:sizeRelV relativeFrom="margin">
+                  <wp14:pctHeight>0</wp14:pctHeight>
+                </wp14:sizeRelV>
               </wp:anchor>
             </w:drawing>
           </mc:Choice>
           <mc:Fallback>
             <w:pict>
-              <v:group w14:anchorId="6D9101D7" id="Group 7" o:spid="_x0000_s1029" style="position:absolute;margin-left:119.9pt;margin-top:17.45pt;width:171.1pt;height:184.75pt;z-index:251665408;mso-position-horizontal:right;mso-position-horizontal-relative:margin" coordsize="21729,23463" o:gfxdata="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">
-                <v:shape id="Graphic 1" o:spid="_x0000_s1030" type="#_x0000_t75" style="position:absolute;width:21729;height:20173;visibility:visible;mso-wrap-style:square" o:gfxdata="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">
-                  <v:imagedata r:id="rId19" o:title="" cropleft="13300f" cropright="12536f"/>
+              <v:group w14:anchorId="6D9101D7" id="Group 7" o:spid="_x0000_s1029" style="position:absolute;left:0;text-align:left;margin-left:2.55pt;margin-top:11.25pt;width:151pt;height:163.1pt;z-index:251664384;mso-position-horizontal-relative:margin;mso-width-relative:margin;mso-height-relative:margin" coordsize="21729,23463" o:gfxdata="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">
+                <v:shape id="Graphic 1" o:spid="_x0000_s1030" type="#_x0000_t75" style="position:absolute;width:21729;height:20173;visibility:visible;mso-wrap-style:square" o:gfxdata="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">
+                  <v:imagedata r:id="rId20" o:title="" cropleft="13300f" cropright="12536f"/>
                 </v:shape>
-                <v:shape id="_x0000_s1031" type="#_x0000_t202" style="position:absolute;top:20713;width:21729;height:2750;visibility:visible;mso-wrap-style:square;v-text-anchor:top" o:gfxdata="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" stroked="f">
-                  <v:textbox style="mso-fit-shape-to-text:t" inset="0,0,0,0">
+                <v:shape id="_x0000_s1031" type="#_x0000_t202" style="position:absolute;top:20713;width:21729;height:2750;visibility:visible;mso-wrap-style:square;v-text-anchor:top" o:gfxdata="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" stroked="f">
+                  <v:textbox inset="0,0,0,0">
                     <w:txbxContent>
                       <w:p>
                         <w:pPr>
@@ -1591,120 +2280,153 @@
       <w:r>
         <w:rPr>
           <w:rFonts w:hint="eastAsia"/>
-          <w:b/>
-          <w:bCs/>
-        </w:rPr>
-        <w:t>世界坐标</w:t>
-      </w:r>
-    </w:p>
-    <w:p>
-      <w:pPr>
-        <w:ind w:firstLine="360"/>
-      </w:pPr>
-      <w:r>
-        <w:rPr>
-          <w:rFonts w:hint="eastAsia"/>
-        </w:rPr>
-        <w:t>世界坐标是由三个绝对坐标</w:t>
-      </w:r>
+        </w:rPr>
+        <w:t>世界坐标基于一个由相互垂直且交于一点（即原点）的三条坐标轴形成的网格，即一个空间直角坐标系。</w:t>
+      </w:r>
+      <w:r>
+        <w:rPr>
+          <w:rFonts w:hint="eastAsia"/>
+        </w:rPr>
+        <w:t>坐标系的单位长度为一个方块长。</w:t>
+      </w:r>
+    </w:p>
+    <w:p>
+      <w:pPr>
+        <w:pStyle w:val="ListParagraph"/>
+        <w:numPr>
+          <w:ilvl w:val="0"/>
+          <w:numId w:val="7"/>
+        </w:numPr>
+        <w:ind w:left="720"/>
+      </w:pPr>
       <m:oMath>
         <m:r>
           <w:rPr>
             <w:rFonts w:ascii="Cambria Math" w:hAnsi="Cambria Math"/>
           </w:rPr>
-          <m:t xml:space="preserve"> </m:t>
+          <m:t xml:space="preserve">x </m:t>
         </m:r>
-        <m:d>
-          <m:dPr>
-            <m:ctrlPr>
-              <w:rPr>
-                <w:rFonts w:ascii="Cambria Math" w:hAnsi="Cambria Math"/>
-                <w:i/>
-              </w:rPr>
-            </m:ctrlPr>
-          </m:dPr>
-          <m:e>
-            <m:r>
-              <w:rPr>
-                <w:rFonts w:ascii="Cambria Math" w:hAnsi="Cambria Math"/>
-              </w:rPr>
-              <m:t>x,y,z</m:t>
-            </m:r>
-          </m:e>
-        </m:d>
+      </m:oMath>
+      <w:r>
+        <w:rPr>
+          <w:rFonts w:hint="eastAsia"/>
+        </w:rPr>
+        <w:t>轴的正方向为东，反方向为西，其坐标反映了距离原点在东（</w:t>
+      </w:r>
+      <m:oMath>
         <m:r>
           <w:rPr>
             <w:rFonts w:ascii="Cambria Math" w:hAnsi="Cambria Math"/>
           </w:rPr>
-          <m:t xml:space="preserve"> </m:t>
+          <m:t>+</m:t>
         </m:r>
       </m:oMath>
       <w:r>
         <w:rPr>
           <w:rFonts w:hint="eastAsia"/>
         </w:rPr>
-        <w:t>组成的一个有序的实数三元组。</w:t>
-      </w:r>
-    </w:p>
-    <w:p>
-      <w:pPr>
-        <w:pStyle w:val="ListParagraph"/>
-        <w:numPr>
-          <w:ilvl w:val="0"/>
-          <w:numId w:val="6"/>
-        </w:numPr>
-      </w:pPr>
+        <w:t>）西（</w:t>
+      </w:r>
       <m:oMath>
-        <m:r>
-          <w:rPr>
-            <w:rFonts w:ascii="Cambria Math" w:hAnsi="Cambria Math" w:hint="eastAsia"/>
-          </w:rPr>
-          <m:t xml:space="preserve">x </m:t>
-        </m:r>
-      </m:oMath>
-      <w:r>
-        <w:rPr>
-          <w:rFonts w:hint="eastAsia"/>
-        </w:rPr>
-        <w:t>表示该点在世界原点</w:t>
-      </w:r>
-      <m:oMath>
-        <m:r>
-          <w:rPr>
-            <w:rFonts w:ascii="Cambria Math" w:hAnsi="Cambria Math" w:hint="eastAsia"/>
-          </w:rPr>
-          <m:t xml:space="preserve"> </m:t>
-        </m:r>
-        <m:d>
-          <m:dPr>
-            <m:ctrlPr>
-              <w:rPr>
-                <w:rFonts w:ascii="Cambria Math" w:hAnsi="Cambria Math"/>
-                <w:i/>
-              </w:rPr>
-            </m:ctrlPr>
-          </m:dPr>
-          <m:e>
-            <m:r>
-              <w:rPr>
-                <w:rFonts w:ascii="Cambria Math" w:hAnsi="Cambria Math" w:hint="eastAsia"/>
-              </w:rPr>
-              <m:t>0,0,0</m:t>
-            </m:r>
-          </m:e>
-        </m:d>
         <m:r>
           <w:rPr>
             <w:rFonts w:ascii="Cambria Math" w:hAnsi="Cambria Math"/>
           </w:rPr>
-          <m:t xml:space="preserve"> </m:t>
+          <m:t>-</m:t>
         </m:r>
       </m:oMath>
       <w:r>
         <w:rPr>
           <w:rFonts w:hint="eastAsia"/>
         </w:rPr>
-        <w:t>沿</w:t>
+        <w:t>）方向上的距离。</w:t>
+      </w:r>
+    </w:p>
+    <w:p>
+      <w:pPr>
+        <w:pStyle w:val="ListParagraph"/>
+        <w:numPr>
+          <w:ilvl w:val="0"/>
+          <w:numId w:val="7"/>
+        </w:numPr>
+        <w:ind w:left="720"/>
+      </w:pPr>
+      <m:oMath>
+        <m:r>
+          <w:rPr>
+            <w:rFonts w:ascii="Cambria Math" w:hAnsi="Cambria Math"/>
+          </w:rPr>
+          <m:t xml:space="preserve">z </m:t>
+        </m:r>
+      </m:oMath>
+      <w:r>
+        <w:rPr>
+          <w:rFonts w:hint="eastAsia"/>
+        </w:rPr>
+        <w:t>轴的正方向为南，反方向为北，其坐标反映了距离原点在南（</w:t>
+      </w:r>
+      <m:oMath>
+        <m:r>
+          <w:rPr>
+            <w:rFonts w:ascii="Cambria Math" w:hAnsi="Cambria Math"/>
+          </w:rPr>
+          <m:t>+</m:t>
+        </m:r>
+      </m:oMath>
+      <w:r>
+        <w:rPr>
+          <w:rFonts w:hint="eastAsia"/>
+        </w:rPr>
+        <w:t>）北（</w:t>
+      </w:r>
+      <m:oMath>
+        <m:r>
+          <w:rPr>
+            <w:rFonts w:ascii="Cambria Math" w:hAnsi="Cambria Math"/>
+          </w:rPr>
+          <m:t>-</m:t>
+        </m:r>
+      </m:oMath>
+      <w:r>
+        <w:rPr>
+          <w:rFonts w:hint="eastAsia"/>
+        </w:rPr>
+        <w:t>）方向上的距离。</w:t>
+      </w:r>
+    </w:p>
+    <w:p>
+      <w:pPr>
+        <w:pStyle w:val="ListParagraph"/>
+        <w:numPr>
+          <w:ilvl w:val="0"/>
+          <w:numId w:val="7"/>
+        </w:numPr>
+        <w:ind w:left="720"/>
+      </w:pPr>
+      <m:oMath>
+        <m:r>
+          <w:rPr>
+            <w:rFonts w:ascii="Cambria Math" w:hAnsi="Cambria Math"/>
+          </w:rPr>
+          <m:t xml:space="preserve">y </m:t>
+        </m:r>
+      </m:oMath>
+      <w:r>
+        <w:rPr>
+          <w:rFonts w:hint="eastAsia"/>
+        </w:rPr>
+        <w:t>轴的正方向为上，反方向为下，其坐标反映了距离原点的距离。</w:t>
+      </w:r>
+    </w:p>
+    <w:p>
+      <w:pPr>
+        <w:ind w:firstLine="360"/>
+      </w:pPr>
+      <w:r>
+        <w:rPr>
+          <w:rFonts w:hint="eastAsia"/>
+        </w:rPr>
+        <w:t>三条坐标轴形成了右手坐标系（拇指为</w:t>
       </w:r>
       <m:oMath>
         <m:r>
@@ -1730,74 +2452,7 @@
         <w:rPr>
           <w:rFonts w:hint="eastAsia"/>
         </w:rPr>
-        <w:t>轴方向上的有向距离</w:t>
-      </w:r>
-      <w:r>
-        <w:rPr>
-          <w:rFonts w:hint="eastAsia"/>
-        </w:rPr>
-        <w:t>；</w:t>
-      </w:r>
-    </w:p>
-    <w:p>
-      <w:pPr>
-        <w:pStyle w:val="ListParagraph"/>
-        <w:numPr>
-          <w:ilvl w:val="0"/>
-          <w:numId w:val="6"/>
-        </w:numPr>
-      </w:pPr>
-      <m:oMath>
-        <m:r>
-          <w:rPr>
-            <w:rFonts w:ascii="Cambria Math" w:hAnsi="Cambria Math" w:hint="eastAsia"/>
-          </w:rPr>
-          <m:t xml:space="preserve">y </m:t>
-        </m:r>
-      </m:oMath>
-      <w:r>
-        <w:rPr>
-          <w:rFonts w:hint="eastAsia"/>
-        </w:rPr>
-        <w:t>表示该点在世界原点</w:t>
-      </w:r>
-      <m:oMath>
-        <m:r>
-          <w:rPr>
-            <w:rFonts w:ascii="Cambria Math" w:hAnsi="Cambria Math" w:hint="eastAsia"/>
-          </w:rPr>
-          <m:t xml:space="preserve"> </m:t>
-        </m:r>
-        <m:d>
-          <m:dPr>
-            <m:ctrlPr>
-              <w:rPr>
-                <w:rFonts w:ascii="Cambria Math" w:hAnsi="Cambria Math"/>
-                <w:i/>
-              </w:rPr>
-            </m:ctrlPr>
-          </m:dPr>
-          <m:e>
-            <m:r>
-              <w:rPr>
-                <w:rFonts w:ascii="Cambria Math" w:hAnsi="Cambria Math" w:hint="eastAsia"/>
-              </w:rPr>
-              <m:t>0,0,0</m:t>
-            </m:r>
-          </m:e>
-        </m:d>
-        <m:r>
-          <w:rPr>
-            <w:rFonts w:ascii="Cambria Math" w:hAnsi="Cambria Math"/>
-          </w:rPr>
-          <m:t xml:space="preserve"> </m:t>
-        </m:r>
-      </m:oMath>
-      <w:r>
-        <w:rPr>
-          <w:rFonts w:hint="eastAsia"/>
-        </w:rPr>
-        <w:t>沿</w:t>
+        <w:t>轴，食指为</w:t>
       </w:r>
       <m:oMath>
         <m:r>
@@ -1823,74 +2478,7 @@
         <w:rPr>
           <w:rFonts w:hint="eastAsia"/>
         </w:rPr>
-        <w:t>轴方向上的有向距离</w:t>
-      </w:r>
-      <w:r>
-        <w:rPr>
-          <w:rFonts w:hint="eastAsia"/>
-        </w:rPr>
-        <w:t>；</w:t>
-      </w:r>
-    </w:p>
-    <w:p>
-      <w:pPr>
-        <w:pStyle w:val="ListParagraph"/>
-        <w:numPr>
-          <w:ilvl w:val="0"/>
-          <w:numId w:val="6"/>
-        </w:numPr>
-      </w:pPr>
-      <m:oMath>
-        <m:r>
-          <w:rPr>
-            <w:rFonts w:ascii="Cambria Math" w:hAnsi="Cambria Math" w:hint="eastAsia"/>
-          </w:rPr>
-          <m:t xml:space="preserve">z </m:t>
-        </m:r>
-      </m:oMath>
-      <w:r>
-        <w:rPr>
-          <w:rFonts w:hint="eastAsia"/>
-        </w:rPr>
-        <w:t>表示该点在世界原点</w:t>
-      </w:r>
-      <m:oMath>
-        <m:r>
-          <w:rPr>
-            <w:rFonts w:ascii="Cambria Math" w:hAnsi="Cambria Math" w:hint="eastAsia"/>
-          </w:rPr>
-          <m:t xml:space="preserve"> </m:t>
-        </m:r>
-        <m:d>
-          <m:dPr>
-            <m:ctrlPr>
-              <w:rPr>
-                <w:rFonts w:ascii="Cambria Math" w:hAnsi="Cambria Math"/>
-                <w:i/>
-              </w:rPr>
-            </m:ctrlPr>
-          </m:dPr>
-          <m:e>
-            <m:r>
-              <w:rPr>
-                <w:rFonts w:ascii="Cambria Math" w:hAnsi="Cambria Math" w:hint="eastAsia"/>
-              </w:rPr>
-              <m:t>0,0,0</m:t>
-            </m:r>
-          </m:e>
-        </m:d>
-        <m:r>
-          <w:rPr>
-            <w:rFonts w:ascii="Cambria Math" w:hAnsi="Cambria Math"/>
-          </w:rPr>
-          <m:t xml:space="preserve"> </m:t>
-        </m:r>
-      </m:oMath>
-      <w:r>
-        <w:rPr>
-          <w:rFonts w:hint="eastAsia"/>
-        </w:rPr>
-        <w:t>沿</w:t>
+        <w:t>轴，中指为</w:t>
       </w:r>
       <m:oMath>
         <m:r>
@@ -1916,13 +2504,7 @@
         <w:rPr>
           <w:rFonts w:hint="eastAsia"/>
         </w:rPr>
-        <w:t>轴方向上的有向距离</w:t>
-      </w:r>
-      <w:r>
-        <w:rPr>
-          <w:rFonts w:hint="eastAsia"/>
-        </w:rPr>
-        <w:t>。</w:t>
+        <w:t>轴）。</w:t>
       </w:r>
     </w:p>
     <w:p>
@@ -1930,16 +2512,12 @@
         <w:ind w:firstLine="360"/>
       </w:pPr>
       <w:r>
-        <w:rPr>
-          <w:rFonts w:hint="eastAsia"/>
-        </w:rPr>
-        <w:t>这三个坐标值共同确定了该点相对于世界原点的绝对空间位置。</w:t>
-      </w:r>
-    </w:p>
-    <w:p>
-      <w:pPr>
-        <w:rPr>
-          <w:rFonts w:hint="eastAsia"/>
+        <w:br w:type="page"/>
+      </w:r>
+    </w:p>
+    <w:p>
+      <w:pPr>
+        <w:rPr>
           <w:b/>
           <w:bCs/>
         </w:rPr>
@@ -1947,36 +2525,24 @@
       <w:r>
         <w:rPr>
           <w:rFonts w:hint="eastAsia"/>
-          <w:b/>
-          <w:bCs/>
-        </w:rPr>
-        <w:t>坐标系</w:t>
-      </w:r>
-    </w:p>
-    <w:p>
-      <w:pPr>
-        <w:ind w:firstLine="360"/>
-      </w:pPr>
-      <w:r>
-        <w:rPr>
-          <w:rFonts w:hint="eastAsia"/>
           <w:noProof/>
         </w:rPr>
+        <w:lastRenderedPageBreak/>
         <mc:AlternateContent>
           <mc:Choice Requires="wpg">
             <w:drawing>
-              <wp:anchor distT="0" distB="0" distL="114300" distR="114300" simplePos="0" relativeHeight="251669504" behindDoc="0" locked="0" layoutInCell="1" allowOverlap="1" wp14:anchorId="28DF0900" wp14:editId="6124AF11">
+              <wp:anchor distT="0" distB="0" distL="114300" distR="114300" simplePos="0" relativeHeight="251668480" behindDoc="0" locked="0" layoutInCell="1" allowOverlap="1" wp14:anchorId="17B3FD13" wp14:editId="294DA13A">
                 <wp:simplePos x="0" y="0"/>
                 <wp:positionH relativeFrom="column">
-                  <wp:posOffset>4196950</wp:posOffset>
+                  <wp:posOffset>4445251</wp:posOffset>
                 </wp:positionH>
                 <wp:positionV relativeFrom="paragraph">
-                  <wp:posOffset>488228</wp:posOffset>
+                  <wp:posOffset>88</wp:posOffset>
                 </wp:positionV>
-                <wp:extent cx="1316990" cy="1522730"/>
-                <wp:effectExtent l="0" t="0" r="0" b="1270"/>
+                <wp:extent cx="1154192" cy="1648365"/>
+                <wp:effectExtent l="0" t="0" r="8255" b="9525"/>
                 <wp:wrapSquare wrapText="bothSides"/>
-                <wp:docPr id="504279191" name="Group 9"/>
+                <wp:docPr id="565221901" name="Group 9"/>
                 <wp:cNvGraphicFramePr/>
                 <a:graphic xmlns:a="http://schemas.openxmlformats.org/drawingml/2006/main">
                   <a:graphicData uri="http://schemas.microsoft.com/office/word/2010/wordprocessingGroup">
@@ -1985,52 +2551,54 @@
                       <wpg:grpSpPr>
                         <a:xfrm>
                           <a:off x="0" y="0"/>
-                          <a:ext cx="1316990" cy="1522730"/>
+                          <a:ext cx="1154192" cy="1648365"/>
                           <a:chOff x="0" y="0"/>
-                          <a:chExt cx="1316990" cy="1522730"/>
+                          <a:chExt cx="1308100" cy="1868170"/>
                         </a:xfrm>
                       </wpg:grpSpPr>
                       <pic:pic xmlns:pic="http://schemas.openxmlformats.org/drawingml/2006/picture">
                         <pic:nvPicPr>
-                          <pic:cNvPr id="1367044921" name="Picture 8"/>
+                          <pic:cNvPr id="961550920" name="Graphic 1"/>
                           <pic:cNvPicPr>
                             <a:picLocks noChangeAspect="1"/>
                           </pic:cNvPicPr>
                         </pic:nvPicPr>
-                        <pic:blipFill>
-                          <a:blip r:embed="rId20" cstate="print">
+                        <pic:blipFill rotWithShape="1">
+                          <a:blip r:embed="rId21">
                             <a:extLst>
-                              <a:ext uri="{28A0092B-C50C-407E-A947-70E740481C1C}">
-                                <a14:useLocalDpi xmlns:a14="http://schemas.microsoft.com/office/drawing/2010/main" val="0"/>
+                              <a:ext uri="{96DAC541-7B7A-43D3-8B79-37D633B846F1}">
+                                <asvg:svgBlip xmlns:asvg="http://schemas.microsoft.com/office/drawing/2016/SVG/main" r:embed="rId22"/>
                               </a:ext>
                             </a:extLst>
                           </a:blip>
-                          <a:srcRect/>
-                          <a:stretch>
-                            <a:fillRect/>
-                          </a:stretch>
+                          <a:srcRect l="38944" t="22126" r="37848" b="29336"/>
+                          <a:stretch/>
                         </pic:blipFill>
                         <pic:spPr bwMode="auto">
                           <a:xfrm>
                             <a:off x="0" y="0"/>
-                            <a:ext cx="1316990" cy="1193165"/>
+                            <a:ext cx="1308100" cy="1538605"/>
                           </a:xfrm>
                           <a:prstGeom prst="rect">
                             <a:avLst/>
                           </a:prstGeom>
-                          <a:noFill/>
                           <a:ln>
                             <a:noFill/>
                           </a:ln>
+                          <a:extLst>
+                            <a:ext uri="{53640926-AAD7-44D8-BBD7-CCE9431645EC}">
+                              <a14:shadowObscured xmlns:a14="http://schemas.microsoft.com/office/drawing/2010/main"/>
+                            </a:ext>
+                          </a:extLst>
                         </pic:spPr>
                       </pic:pic>
                       <wps:wsp>
-                        <wps:cNvPr id="1728596016" name="Text Box 1"/>
+                        <wps:cNvPr id="941249235" name="Text Box 1"/>
                         <wps:cNvSpPr txBox="1"/>
                         <wps:spPr>
                           <a:xfrm>
-                            <a:off x="0" y="1247775"/>
-                            <a:ext cx="1316990" cy="274955"/>
+                            <a:off x="0" y="1593215"/>
+                            <a:ext cx="1308100" cy="274955"/>
                           </a:xfrm>
                           <a:prstGeom prst="rect">
                             <a:avLst/>
@@ -2105,16 +2673,13 @@
                                 <w:fldChar w:fldCharType="end"/>
                               </w:r>
                               <w:r>
-                                <w:rPr>
-                                  <w:rFonts w:hint="eastAsia"/>
-                                </w:rPr>
                                 <w:t xml:space="preserve"> </w:t>
                               </w:r>
                               <w:r>
                                 <w:rPr>
                                   <w:rFonts w:hint="eastAsia"/>
                                 </w:rPr>
-                                <w:t>右手坐标系示意图</w:t>
+                                <w:t>方块坐标示意图</w:t>
                               </w:r>
                             </w:p>
                           </w:txbxContent>
@@ -2123,23 +2688,29 @@
                           <a:prstTxWarp prst="textNoShape">
                             <a:avLst/>
                           </a:prstTxWarp>
-                          <a:spAutoFit/>
+                          <a:noAutofit/>
                         </wps:bodyPr>
                       </wps:wsp>
                     </wpg:wgp>
                   </a:graphicData>
                 </a:graphic>
+                <wp14:sizeRelH relativeFrom="margin">
+                  <wp14:pctWidth>0</wp14:pctWidth>
+                </wp14:sizeRelH>
+                <wp14:sizeRelV relativeFrom="margin">
+                  <wp14:pctHeight>0</wp14:pctHeight>
+                </wp14:sizeRelV>
               </wp:anchor>
             </w:drawing>
           </mc:Choice>
           <mc:Fallback>
             <w:pict>
-              <v:group w14:anchorId="28DF0900" id="Group 9" o:spid="_x0000_s1032" style="position:absolute;left:0;text-align:left;margin-left:330.45pt;margin-top:38.45pt;width:103.7pt;height:119.9pt;z-index:251669504" coordsize="13169,15227" o:gfxdata="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">
-                <v:shape id="Picture 8" o:spid="_x0000_s1033" type="#_x0000_t75" style="position:absolute;width:13169;height:11931;visibility:visible;mso-wrap-style:square" o:gfxdata="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">
-                  <v:imagedata r:id="rId21" o:title=""/>
+              <v:group w14:anchorId="17B3FD13" id="Group 9" o:spid="_x0000_s1032" style="position:absolute;margin-left:350pt;margin-top:0;width:90.9pt;height:129.8pt;z-index:251668480;mso-width-relative:margin;mso-height-relative:margin" coordsize="13081,18681" o:gfxdata="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">
+                <v:shape id="Graphic 1" o:spid="_x0000_s1033" type="#_x0000_t75" style="position:absolute;width:13081;height:15386;visibility:visible;mso-wrap-style:square" o:gfxdata="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">
+                  <v:imagedata r:id="rId23" o:title="" croptop="14500f" cropbottom="19226f" cropleft="25522f" cropright="24804f"/>
                 </v:shape>
-                <v:shape id="_x0000_s1034" type="#_x0000_t202" style="position:absolute;top:12477;width:13169;height:2750;visibility:visible;mso-wrap-style:square;v-text-anchor:top" o:gfxdata="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" stroked="f">
-                  <v:textbox style="mso-fit-shape-to-text:t" inset="0,0,0,0">
+                <v:shape id="_x0000_s1034" type="#_x0000_t202" style="position:absolute;top:15932;width:13081;height:2749;visibility:visible;mso-wrap-style:square;v-text-anchor:top" o:gfxdata="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" stroked="f">
+                  <v:textbox inset="0,0,0,0">
                     <w:txbxContent>
                       <w:p>
                         <w:pPr>
@@ -2202,16 +2773,13 @@
                           <w:fldChar w:fldCharType="end"/>
                         </w:r>
                         <w:r>
-                          <w:rPr>
-                            <w:rFonts w:hint="eastAsia"/>
-                          </w:rPr>
                           <w:t xml:space="preserve"> </w:t>
                         </w:r>
                         <w:r>
                           <w:rPr>
                             <w:rFonts w:hint="eastAsia"/>
                           </w:rPr>
-                          <w:t>右手坐标系示意图</w:t>
+                          <w:t>方块坐标示意图</w:t>
                         </w:r>
                       </w:p>
                     </w:txbxContent>
@@ -2226,304 +2794,9 @@
       <w:r>
         <w:rPr>
           <w:rFonts w:hint="eastAsia"/>
-        </w:rPr>
-        <w:t>世界坐标基于一个由相互垂直且交于一点（即原点）的三条坐标轴形成的网格，即一个空间直角坐标系。</w:t>
-      </w:r>
-      <w:r>
-        <w:rPr>
-          <w:rFonts w:hint="eastAsia"/>
-        </w:rPr>
-        <w:t>坐标系的单位长度为一个方块长。</w:t>
-      </w:r>
-    </w:p>
-    <w:p>
-      <w:pPr>
-        <w:pStyle w:val="ListParagraph"/>
-        <w:numPr>
-          <w:ilvl w:val="0"/>
-          <w:numId w:val="7"/>
-        </w:numPr>
-        <w:ind w:left="720"/>
-      </w:pPr>
-      <m:oMath>
-        <m:r>
-          <w:rPr>
-            <w:rFonts w:ascii="Cambria Math" w:hAnsi="Cambria Math"/>
-          </w:rPr>
-          <m:t xml:space="preserve">x </m:t>
-        </m:r>
-      </m:oMath>
-      <w:r>
-        <w:rPr>
-          <w:rFonts w:hint="eastAsia"/>
-        </w:rPr>
-        <w:t>轴的正方向为东，反方向为西，其坐标反映了距离原点在东（</w:t>
-      </w:r>
-      <m:oMath>
-        <m:r>
-          <w:rPr>
-            <w:rFonts w:ascii="Cambria Math" w:hAnsi="Cambria Math"/>
-          </w:rPr>
-          <m:t>+</m:t>
-        </m:r>
-      </m:oMath>
-      <w:r>
-        <w:rPr>
-          <w:rFonts w:hint="eastAsia"/>
-        </w:rPr>
-        <w:t>）西（</w:t>
-      </w:r>
-      <m:oMath>
-        <m:r>
-          <w:rPr>
-            <w:rFonts w:ascii="Cambria Math" w:hAnsi="Cambria Math"/>
-          </w:rPr>
-          <m:t>-</m:t>
-        </m:r>
-      </m:oMath>
-      <w:r>
-        <w:rPr>
-          <w:rFonts w:hint="eastAsia"/>
-        </w:rPr>
-        <w:t>）方向上的距离。</w:t>
-      </w:r>
-    </w:p>
-    <w:p>
-      <w:pPr>
-        <w:pStyle w:val="ListParagraph"/>
-        <w:numPr>
-          <w:ilvl w:val="0"/>
-          <w:numId w:val="7"/>
-        </w:numPr>
-        <w:ind w:left="720"/>
-      </w:pPr>
-      <m:oMath>
-        <m:r>
-          <w:rPr>
-            <w:rFonts w:ascii="Cambria Math" w:hAnsi="Cambria Math"/>
-          </w:rPr>
-          <m:t>z</m:t>
-        </m:r>
-        <m:r>
-          <w:rPr>
-            <w:rFonts w:ascii="Cambria Math" w:hAnsi="Cambria Math"/>
-          </w:rPr>
-          <m:t xml:space="preserve"> </m:t>
-        </m:r>
-      </m:oMath>
-      <w:r>
-        <w:rPr>
-          <w:rFonts w:hint="eastAsia"/>
-        </w:rPr>
-        <w:t>轴的正方向为</w:t>
-      </w:r>
-      <w:r>
-        <w:rPr>
-          <w:rFonts w:hint="eastAsia"/>
-        </w:rPr>
-        <w:t>南</w:t>
-      </w:r>
-      <w:r>
-        <w:rPr>
-          <w:rFonts w:hint="eastAsia"/>
-        </w:rPr>
-        <w:t>，反方向为</w:t>
-      </w:r>
-      <w:r>
-        <w:rPr>
-          <w:rFonts w:hint="eastAsia"/>
-        </w:rPr>
-        <w:t>北</w:t>
-      </w:r>
-      <w:r>
-        <w:rPr>
-          <w:rFonts w:hint="eastAsia"/>
-        </w:rPr>
-        <w:t>，其坐标反映了距离原点在</w:t>
-      </w:r>
-      <w:r>
-        <w:rPr>
-          <w:rFonts w:hint="eastAsia"/>
-        </w:rPr>
-        <w:t>南</w:t>
-      </w:r>
-      <w:r>
-        <w:rPr>
-          <w:rFonts w:hint="eastAsia"/>
-        </w:rPr>
-        <w:t>（</w:t>
-      </w:r>
-      <m:oMath>
-        <m:r>
-          <w:rPr>
-            <w:rFonts w:ascii="Cambria Math" w:hAnsi="Cambria Math"/>
-          </w:rPr>
-          <m:t>+</m:t>
-        </m:r>
-      </m:oMath>
-      <w:r>
-        <w:rPr>
-          <w:rFonts w:hint="eastAsia"/>
-        </w:rPr>
-        <w:t>）</w:t>
-      </w:r>
-      <w:r>
-        <w:rPr>
-          <w:rFonts w:hint="eastAsia"/>
-        </w:rPr>
-        <w:t>北</w:t>
-      </w:r>
-      <w:r>
-        <w:rPr>
-          <w:rFonts w:hint="eastAsia"/>
-        </w:rPr>
-        <w:t>（</w:t>
-      </w:r>
-      <m:oMath>
-        <m:r>
-          <w:rPr>
-            <w:rFonts w:ascii="Cambria Math" w:hAnsi="Cambria Math"/>
-          </w:rPr>
-          <m:t>-</m:t>
-        </m:r>
-      </m:oMath>
-      <w:r>
-        <w:rPr>
-          <w:rFonts w:hint="eastAsia"/>
-        </w:rPr>
-        <w:t>）方向上的距离。</w:t>
-      </w:r>
-    </w:p>
-    <w:p>
-      <w:pPr>
-        <w:pStyle w:val="ListParagraph"/>
-        <w:numPr>
-          <w:ilvl w:val="0"/>
-          <w:numId w:val="7"/>
-        </w:numPr>
-        <w:ind w:left="720"/>
-        <w:rPr>
-          <w:rFonts w:hint="eastAsia"/>
-        </w:rPr>
-      </w:pPr>
-      <m:oMath>
-        <m:r>
-          <w:rPr>
-            <w:rFonts w:ascii="Cambria Math" w:hAnsi="Cambria Math"/>
-          </w:rPr>
-          <m:t xml:space="preserve">y </m:t>
-        </m:r>
-      </m:oMath>
-      <w:r>
-        <w:rPr>
-          <w:rFonts w:hint="eastAsia"/>
-        </w:rPr>
-        <w:t>轴的正方向为上，反方向为下，其坐标反映了距离原点的距离。</w:t>
-      </w:r>
-    </w:p>
-    <w:p>
-      <w:pPr>
-        <w:ind w:firstLine="360"/>
-      </w:pPr>
-      <w:r>
-        <w:rPr>
-          <w:rFonts w:hint="eastAsia"/>
-        </w:rPr>
-        <w:t>三条坐标轴形成了右手坐标系（拇指为</w:t>
-      </w:r>
-      <m:oMath>
-        <m:r>
-          <w:rPr>
-            <w:rFonts w:ascii="Cambria Math" w:hAnsi="Cambria Math"/>
-          </w:rPr>
-          <m:t xml:space="preserve"> </m:t>
-        </m:r>
-        <m:r>
-          <w:rPr>
-            <w:rFonts w:ascii="Cambria Math" w:hAnsi="Cambria Math" w:hint="eastAsia"/>
-          </w:rPr>
-          <m:t>x</m:t>
-        </m:r>
-        <m:r>
-          <w:rPr>
-            <w:rFonts w:ascii="Cambria Math" w:hAnsi="Cambria Math"/>
-          </w:rPr>
-          <m:t xml:space="preserve"> </m:t>
-        </m:r>
-      </m:oMath>
-      <w:r>
-        <w:rPr>
-          <w:rFonts w:hint="eastAsia"/>
-        </w:rPr>
-        <w:t>轴，食指为</w:t>
-      </w:r>
-      <m:oMath>
-        <m:r>
-          <w:rPr>
-            <w:rFonts w:ascii="Cambria Math" w:hAnsi="Cambria Math"/>
-          </w:rPr>
-          <m:t xml:space="preserve"> </m:t>
-        </m:r>
-        <m:r>
-          <w:rPr>
-            <w:rFonts w:ascii="Cambria Math" w:hAnsi="Cambria Math" w:hint="eastAsia"/>
-          </w:rPr>
-          <m:t>y</m:t>
-        </m:r>
-        <m:r>
-          <w:rPr>
-            <w:rFonts w:ascii="Cambria Math" w:hAnsi="Cambria Math"/>
-          </w:rPr>
-          <m:t xml:space="preserve"> </m:t>
-        </m:r>
-      </m:oMath>
-      <w:r>
-        <w:rPr>
-          <w:rFonts w:hint="eastAsia"/>
-        </w:rPr>
-        <w:t>轴，中指为</w:t>
-      </w:r>
-      <m:oMath>
-        <m:r>
-          <w:rPr>
-            <w:rFonts w:ascii="Cambria Math" w:hAnsi="Cambria Math"/>
-          </w:rPr>
-          <m:t xml:space="preserve"> </m:t>
-        </m:r>
-        <m:r>
-          <w:rPr>
-            <w:rFonts w:ascii="Cambria Math" w:hAnsi="Cambria Math" w:hint="eastAsia"/>
-          </w:rPr>
-          <m:t>z</m:t>
-        </m:r>
-        <m:r>
-          <w:rPr>
-            <w:rFonts w:ascii="Cambria Math" w:hAnsi="Cambria Math"/>
-          </w:rPr>
-          <m:t xml:space="preserve"> </m:t>
-        </m:r>
-      </m:oMath>
-      <w:r>
-        <w:rPr>
-          <w:rFonts w:hint="eastAsia"/>
-        </w:rPr>
-        <w:t>轴）。</w:t>
-      </w:r>
-    </w:p>
-    <w:p>
-      <w:pPr>
-        <w:rPr>
           <w:b/>
           <w:bCs/>
         </w:rPr>
-      </w:pPr>
-      <w:r>
-        <w:rPr>
-          <w:rFonts w:hint="eastAsia"/>
-          <w:b/>
-          <w:bCs/>
-        </w:rPr>
-        <w:lastRenderedPageBreak/>
         <w:t>方块坐标</w:t>
       </w:r>
     </w:p>
@@ -2535,7 +2808,21 @@
         <w:rPr>
           <w:rFonts w:hint="eastAsia"/>
         </w:rPr>
-        <w:t>一个方块的坐标实际上是这个方块的西北下角那一点的坐标，即方块内的坐标向下取整得到的整数坐标。在游戏中，一个小数坐标通常需要通过向下取整转换成整数坐标，这个整数坐标称为原坐标的方块坐标。</w:t>
+        <w:t>一个方块的坐标实际上是这个方块的西北下角那一点的坐标，即方块内的坐标向下取</w:t>
+      </w:r>
+      <w:proofErr w:type="gramStart"/>
+      <w:r>
+        <w:rPr>
+          <w:rFonts w:hint="eastAsia"/>
+        </w:rPr>
+        <w:t>整得到</w:t>
+      </w:r>
+      <w:proofErr w:type="gramEnd"/>
+      <w:r>
+        <w:rPr>
+          <w:rFonts w:hint="eastAsia"/>
+        </w:rPr>
+        <w:t>的整数坐标。在游戏中，一个小数坐标通常需要通过向下取整转换成整数坐标，这个整数坐标称为原坐标的方块坐标。</w:t>
       </w:r>
     </w:p>
     <w:p>
@@ -2551,15 +2838,49 @@
     <w:p>
       <w:pPr>
         <w:ind w:firstLine="360"/>
-        <w:rPr>
-          <w:rFonts w:hint="eastAsia"/>
-        </w:rPr>
+      </w:pPr>
+    </w:p>
+    <w:p>
+      <w:pPr>
+        <w:ind w:firstLine="360"/>
+      </w:pPr>
+    </w:p>
+    <w:p>
+      <w:pPr>
+        <w:ind w:firstLine="360"/>
+      </w:pPr>
+    </w:p>
+    <w:p>
+      <w:pPr>
+        <w:ind w:firstLine="360"/>
+      </w:pPr>
+    </w:p>
+    <w:p>
+      <w:pPr>
+        <w:ind w:firstLine="360"/>
+      </w:pPr>
+    </w:p>
+    <w:p>
+      <w:pPr>
+        <w:ind w:firstLine="360"/>
+      </w:pPr>
+    </w:p>
+    <w:p>
+      <w:pPr>
+        <w:ind w:firstLine="360"/>
+      </w:pPr>
+    </w:p>
+    <w:p>
+      <w:pPr>
+        <w:ind w:firstLine="360"/>
       </w:pPr>
     </w:p>
     <w:p>
       <w:pPr>
         <w:pStyle w:val="TitleL2"/>
       </w:pPr>
+      <w:bookmarkStart w:id="4" w:name="_Toc197452232"/>
+      <w:bookmarkEnd w:id="4"/>
     </w:p>
     <w:p>
       <w:pPr>
@@ -2753,8 +3074,9 @@
         <w:rPr>
           <w:noProof/>
         </w:rPr>
+        <w:lastRenderedPageBreak/>
         <w:drawing>
-          <wp:anchor distT="0" distB="0" distL="114300" distR="114300" simplePos="0" relativeHeight="251659264" behindDoc="0" locked="0" layoutInCell="1" allowOverlap="1" wp14:anchorId="18DE7F17" wp14:editId="27D7C081">
+          <wp:anchor distT="0" distB="0" distL="114300" distR="114300" simplePos="0" relativeHeight="251658240" behindDoc="0" locked="0" layoutInCell="1" allowOverlap="1" wp14:anchorId="18DE7F17" wp14:editId="4BF72ACA">
             <wp:simplePos x="0" y="0"/>
             <wp:positionH relativeFrom="column">
               <wp:posOffset>192405</wp:posOffset>
@@ -2779,7 +3101,7 @@
                     </pic:cNvPicPr>
                   </pic:nvPicPr>
                   <pic:blipFill>
-                    <a:blip r:embed="rId22" cstate="print">
+                    <a:blip r:embed="rId24" cstate="print">
                       <a:extLst>
                         <a:ext uri="{28A0092B-C50C-407E-A947-70E740481C1C}">
                           <a14:useLocalDpi xmlns:a14="http://schemas.microsoft.com/office/drawing/2010/main" val="0"/>
@@ -2822,7 +3144,7 @@
         <mc:AlternateContent>
           <mc:Choice Requires="wps">
             <w:drawing>
-              <wp:anchor distT="0" distB="0" distL="114300" distR="114300" simplePos="0" relativeHeight="251661312" behindDoc="0" locked="0" layoutInCell="1" allowOverlap="1" wp14:anchorId="04418307" wp14:editId="1B00D3E1">
+              <wp:anchor distT="0" distB="0" distL="114300" distR="114300" simplePos="0" relativeHeight="251660288" behindDoc="0" locked="0" layoutInCell="1" allowOverlap="1" wp14:anchorId="04418307" wp14:editId="643153F5">
                 <wp:simplePos x="0" y="0"/>
                 <wp:positionH relativeFrom="column">
                   <wp:posOffset>192405</wp:posOffset>
@@ -2944,7 +3266,7 @@
           </mc:Choice>
           <mc:Fallback>
             <w:pict>
-              <v:shape w14:anchorId="04418307" id="Text Box 1" o:spid="_x0000_s1035" type="#_x0000_t202" style="position:absolute;left:0;text-align:left;margin-left:15.15pt;margin-top:306.55pt;width:105.7pt;height:.05pt;z-index:251661312;visibility:visible;mso-wrap-style:square;mso-wrap-distance-left:9pt;mso-wrap-distance-top:0;mso-wrap-distance-right:9pt;mso-wrap-distance-bottom:0;mso-position-horizontal:absolute;mso-position-horizontal-relative:text;mso-position-vertical:absolute;mso-position-vertical-relative:text;v-text-anchor:top" o:gfxdata="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" stroked="f">
+              <v:shape w14:anchorId="04418307" id="Text Box 1" o:spid="_x0000_s1035" type="#_x0000_t202" style="position:absolute;left:0;text-align:left;margin-left:15.15pt;margin-top:306.55pt;width:105.7pt;height:.05pt;z-index:251660288;visibility:visible;mso-wrap-style:square;mso-wrap-distance-left:9pt;mso-wrap-distance-top:0;mso-wrap-distance-right:9pt;mso-wrap-distance-bottom:0;mso-position-horizontal:absolute;mso-position-horizontal-relative:text;mso-position-vertical:absolute;mso-position-vertical-relative:text;v-text-anchor:top" o:gfxdata="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" stroked="f">
                 <v:textbox style="mso-fit-shape-to-text:t" inset="0,0,0,0">
                   <w:txbxContent>
                     <w:p>
@@ -3183,10 +3505,8 @@
     <w:p>
       <w:pPr>
         <w:sectPr>
-          <w:headerReference w:type="default" r:id="rId23"/>
           <w:pgSz w:w="10318" w:h="14570" w:code="13"/>
           <w:pgMar w:top="720" w:right="720" w:bottom="720" w:left="720" w:header="432" w:footer="720" w:gutter="0"/>
-          <w:pgNumType w:start="1"/>
           <w:cols w:space="720"/>
           <w:docGrid w:linePitch="360"/>
         </w:sectPr>
@@ -3200,7 +3520,7 @@
         </w:pBdr>
         <w:spacing w:line="480" w:lineRule="auto"/>
       </w:pPr>
-      <w:bookmarkStart w:id="1" w:name="_Toc197433308"/>
+      <w:bookmarkStart w:id="5" w:name="_Toc197452233"/>
       <w:r>
         <w:lastRenderedPageBreak/>
         <w:t>Conclusio</w:t>
@@ -3208,7 +3528,7 @@
       <w:r>
         <w:t>n</w:t>
       </w:r>
-      <w:bookmarkEnd w:id="1"/>
+      <w:bookmarkEnd w:id="5"/>
     </w:p>
     <w:p/>
     <w:p>
@@ -3493,9 +3813,6 @@
     <w:p>
       <w:pPr>
         <w:pStyle w:val="FootnoteText"/>
-        <w:rPr>
-          <w:rFonts w:hint="eastAsia"/>
-        </w:rPr>
       </w:pPr>
       <w:r>
         <w:rPr>
@@ -3532,7 +3849,6 @@
       <w:pPr>
         <w:pStyle w:val="FootnoteText"/>
         <w:rPr>
-          <w:rFonts w:hint="eastAsia"/>
           <w:i/>
           <w:iCs/>
         </w:rPr>
@@ -4085,11 +4401,51 @@
     </w:r>
     <w:r>
       <w:rPr>
-        <w:rFonts w:ascii="Times New Roman" w:hAnsi="Times New Roman" w:cs="Times New Roman"/>
+        <w:rFonts w:ascii="Times New Roman" w:hAnsi="Times New Roman" w:cs="Times New Roman" w:hint="eastAsia"/>
         <w:b/>
         <w:bCs/>
       </w:rPr>
-      <w:t>Modern Operating System</w:t>
+      <w:t>Minecraft</w:t>
+    </w:r>
+    <w:r>
+      <w:rPr>
+        <w:rFonts w:ascii="Times New Roman" w:hAnsi="Times New Roman" w:cs="Times New Roman" w:hint="eastAsia"/>
+        <w:b/>
+        <w:bCs/>
+      </w:rPr>
+      <w:t>与</w:t>
+    </w:r>
+    <w:r>
+      <w:rPr>
+        <w:rFonts w:ascii="Times New Roman" w:hAnsi="Times New Roman" w:cs="Times New Roman" w:hint="eastAsia"/>
+        <w:b/>
+        <w:bCs/>
+      </w:rPr>
+      <w:t>LittleTiles</w:t>
+    </w:r>
+    <w:r>
+      <w:rPr>
+        <w:rFonts w:ascii="Times New Roman" w:hAnsi="Times New Roman" w:cs="Times New Roman" w:hint="eastAsia"/>
+        <w:b/>
+        <w:bCs/>
+      </w:rPr>
+      <w:t>导出</w:t>
+    </w:r>
+    <w:r>
+      <w:rPr>
+        <w:rFonts w:ascii="Times New Roman" w:hAnsi="Times New Roman" w:cs="Times New Roman" w:hint="eastAsia"/>
+        <w:b/>
+        <w:bCs/>
+      </w:rPr>
+      <w:t>OBJ</w:t>
+    </w:r>
+    <w:r>
+      <w:rPr>
+        <w:rFonts w:ascii="Times New Roman" w:hAnsi="Times New Roman" w:cs="Times New Roman" w:hint="eastAsia"/>
+        <w:b/>
+        <w:bCs/>
+      </w:rPr>
+      <w:t>基础技术研究文档</w:t>
     </w:r>
     <w:r>
       <w:rPr>
@@ -4139,21 +4495,12 @@
     </w:r>
     <w:r>
       <w:rPr>
-        <w:rFonts w:ascii="Times New Roman" w:hAnsi="Times New Roman" w:cs="Times New Roman" w:hint="eastAsia"/>
+        <w:rFonts w:ascii="Times New Roman" w:hAnsi="Times New Roman" w:cs="Times New Roman"/>
         <w:i/>
         <w:iCs/>
         <w:noProof/>
       </w:rPr>
-      <w:t>Minecraft</w:t>
-    </w:r>
-    <w:r>
-      <w:rPr>
-        <w:rFonts w:ascii="Times New Roman" w:hAnsi="Times New Roman" w:cs="Times New Roman" w:hint="eastAsia"/>
-        <w:i/>
-        <w:iCs/>
-        <w:noProof/>
-      </w:rPr>
-      <w:t>的基础知识</w:t>
+      <w:t>Conclusion</w:t>
     </w:r>
     <w:r>
       <w:rPr>
@@ -5762,6 +6109,7 @@
   <w:style w:type="character" w:default="1" w:styleId="DefaultParagraphFont">
     <w:name w:val="Default Paragraph Font"/>
     <w:uiPriority w:val="1"/>
+    <w:semiHidden/>
     <w:unhideWhenUsed/>
   </w:style>
   <w:style w:type="table" w:default="1" w:styleId="TableNormal">

--- a/技术文档/草稿 V3/Minecraft与LittleTiles导出OBJ基础技术研究文档.docx
+++ b/技术文档/草稿 V3/Minecraft与LittleTiles导出OBJ基础技术研究文档.docx
@@ -846,7 +846,7 @@
                 <w:noProof/>
                 <w:webHidden/>
               </w:rPr>
-              <w:t>6</w:t>
+              <w:t>5</w:t>
             </w:r>
             <w:r>
               <w:rPr>
@@ -1089,6 +1089,52 @@
         <w:ind w:firstLine="450"/>
       </w:pPr>
     </w:p>
+    <w:p>
+      <w:pPr>
+        <w:ind w:firstLine="450"/>
+      </w:pPr>
+      <w:r>
+        <w:t>*</w:t>
+      </w:r>
+      <w:r>
+        <w:rPr>
+          <w:rFonts w:hint="eastAsia"/>
+        </w:rPr>
+        <w:t>本资料</w:t>
+      </w:r>
+      <w:r>
+        <w:rPr>
+          <w:rFonts w:hint="eastAsia"/>
+        </w:rPr>
+        <w:t>Minecraft</w:t>
+      </w:r>
+      <w:r>
+        <w:rPr>
+          <w:rFonts w:hint="eastAsia"/>
+        </w:rPr>
+        <w:t>部分参考</w:t>
+      </w:r>
+      <w:r>
+        <w:t>Minecraft Wiki</w:t>
+      </w:r>
+      <w:r>
+        <w:rPr>
+          <w:rStyle w:val="FootnoteReference"/>
+        </w:rPr>
+        <w:footnoteReference w:id="3"/>
+      </w:r>
+      <w:r>
+        <w:rPr>
+          <w:rFonts w:hint="eastAsia"/>
+        </w:rPr>
+        <w:t>。</w:t>
+      </w:r>
+    </w:p>
+    <w:p>
+      <w:pPr>
+        <w:ind w:firstLine="450"/>
+      </w:pPr>
+    </w:p>
     <w:p/>
     <w:p>
       <w:pPr>
@@ -1246,7 +1292,7 @@
           <w:b/>
           <w:bCs/>
         </w:rPr>
-        <w:footnoteReference w:id="3"/>
+        <w:footnoteReference w:id="4"/>
       </w:r>
       <w:r>
         <w:rPr>
@@ -1284,7 +1330,7 @@
           <w:b/>
           <w:bCs/>
         </w:rPr>
-        <w:footnoteReference w:id="4"/>
+        <w:footnoteReference w:id="5"/>
       </w:r>
       <w:r>
         <w:rPr>
@@ -1332,7 +1378,7 @@
         <mc:AlternateContent>
           <mc:Choice Requires="wpg">
             <w:drawing>
-              <wp:anchor distT="0" distB="0" distL="114300" distR="114300" simplePos="0" relativeHeight="251657216" behindDoc="0" locked="0" layoutInCell="1" allowOverlap="1" wp14:anchorId="52DBC971" wp14:editId="15BAB037">
+              <wp:anchor distT="0" distB="0" distL="114300" distR="114300" simplePos="0" relativeHeight="251655168" behindDoc="0" locked="0" layoutInCell="1" allowOverlap="1" wp14:anchorId="52DBC971" wp14:editId="5E7EE397">
                 <wp:simplePos x="0" y="0"/>
                 <wp:positionH relativeFrom="column">
                   <wp:posOffset>3957320</wp:posOffset>
@@ -1501,7 +1547,7 @@
           </mc:Choice>
           <mc:Fallback>
             <w:pict>
-              <v:group w14:anchorId="52DBC971" id="Group 6" o:spid="_x0000_s1026" style="position:absolute;left:0;text-align:left;margin-left:311.6pt;margin-top:9.75pt;width:129.8pt;height:145.6pt;z-index:251657216;mso-width-relative:margin;mso-height-relative:margin" coordorigin="346,3867" coordsize="12522,14049" o:gfxdata="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">
+              <v:group w14:anchorId="52DBC971" id="Group 6" o:spid="_x0000_s1026" style="position:absolute;left:0;text-align:left;margin-left:311.6pt;margin-top:9.75pt;width:129.8pt;height:145.6pt;z-index:251655168;mso-width-relative:margin;mso-height-relative:margin" coordorigin="346,3867" coordsize="12522,14049" o:gfxdata="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">
                 <v:shapetype id="_x0000_t75" coordsize="21600,21600" o:spt="75" o:preferrelative="t" path="m@4@5l@4@11@9@11@9@5xe" filled="f" stroked="f">
                   <v:stroke joinstyle="miter"/>
                   <v:formulas>
@@ -1528,7 +1574,7 @@
                   <v:stroke joinstyle="miter"/>
                   <v:path gradientshapeok="t" o:connecttype="rect"/>
                 </v:shapetype>
-                <v:shape id="_x0000_s1028" type="#_x0000_t202" style="position:absolute;left:346;top:15167;width:12522;height:2749;visibility:visible;mso-wrap-style:square;v-text-anchor:top" o:gfxdata="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" stroked="f">
+                <v:shape id="Text Box 1" o:spid="_x0000_s1028" type="#_x0000_t202" style="position:absolute;left:346;top:15167;width:12522;height:2749;visibility:visible;mso-wrap-style:square;v-text-anchor:top" o:gfxdata="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" stroked="f">
                   <v:textbox inset="0,0,0,0">
                     <w:txbxContent>
                       <w:p>
@@ -2017,7 +2063,7 @@
         <mc:AlternateContent>
           <mc:Choice Requires="wpg">
             <w:drawing>
-              <wp:anchor distT="0" distB="0" distL="114300" distR="114300" simplePos="0" relativeHeight="251664384" behindDoc="0" locked="0" layoutInCell="1" allowOverlap="1" wp14:anchorId="6D9101D7" wp14:editId="7BF6D8CF">
+              <wp:anchor distT="0" distB="0" distL="114300" distR="114300" simplePos="0" relativeHeight="251663360" behindDoc="0" locked="0" layoutInCell="1" allowOverlap="1" wp14:anchorId="6D9101D7" wp14:editId="79AE30B1">
                 <wp:simplePos x="0" y="0"/>
                 <wp:positionH relativeFrom="margin">
                   <wp:posOffset>32649</wp:posOffset>
@@ -2191,11 +2237,11 @@
           </mc:Choice>
           <mc:Fallback>
             <w:pict>
-              <v:group w14:anchorId="6D9101D7" id="Group 7" o:spid="_x0000_s1029" style="position:absolute;left:0;text-align:left;margin-left:2.55pt;margin-top:11.25pt;width:151pt;height:163.1pt;z-index:251664384;mso-position-horizontal-relative:margin;mso-width-relative:margin;mso-height-relative:margin" coordsize="21729,23463" o:gfxdata="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">
-                <v:shape id="Graphic 1" o:spid="_x0000_s1030" type="#_x0000_t75" style="position:absolute;width:21729;height:20173;visibility:visible;mso-wrap-style:square" o:gfxdata="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">
+              <v:group w14:anchorId="6D9101D7" id="Group 7" o:spid="_x0000_s1029" style="position:absolute;left:0;text-align:left;margin-left:2.55pt;margin-top:11.25pt;width:151pt;height:163.1pt;z-index:251663360;mso-position-horizontal-relative:margin;mso-width-relative:margin;mso-height-relative:margin" coordsize="21729,23463" o:gfxdata="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">
+                <v:shape id="Graphic 1" o:spid="_x0000_s1030" type="#_x0000_t75" style="position:absolute;width:21729;height:20173;visibility:visible;mso-wrap-style:square" o:gfxdata="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">
                   <v:imagedata r:id="rId20" o:title="" cropleft="13300f" cropright="12536f"/>
                 </v:shape>
-                <v:shape id="_x0000_s1031" type="#_x0000_t202" style="position:absolute;top:20713;width:21729;height:2750;visibility:visible;mso-wrap-style:square;v-text-anchor:top" o:gfxdata="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" stroked="f">
+                <v:shape id="Text Box 1" o:spid="_x0000_s1031" type="#_x0000_t202" style="position:absolute;top:20713;width:21729;height:2750;visibility:visible;mso-wrap-style:square;v-text-anchor:top" o:gfxdata="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" stroked="f">
                   <v:textbox inset="0,0,0,0">
                     <w:txbxContent>
                       <w:p>
@@ -2286,8 +2332,16 @@
       <w:r>
         <w:rPr>
           <w:rFonts w:hint="eastAsia"/>
-        </w:rPr>
-        <w:t>坐标系的单位长度为一个方块长。</w:t>
+          <w:b/>
+          <w:bCs/>
+        </w:rPr>
+        <w:t>坐标系的单位长度为一个方块长</w:t>
+      </w:r>
+      <w:r>
+        <w:rPr>
+          <w:rFonts w:hint="eastAsia"/>
+        </w:rPr>
+        <w:t>。</w:t>
       </w:r>
     </w:p>
     <w:p>
@@ -2531,7 +2585,7 @@
         <mc:AlternateContent>
           <mc:Choice Requires="wpg">
             <w:drawing>
-              <wp:anchor distT="0" distB="0" distL="114300" distR="114300" simplePos="0" relativeHeight="251668480" behindDoc="0" locked="0" layoutInCell="1" allowOverlap="1" wp14:anchorId="17B3FD13" wp14:editId="294DA13A">
+              <wp:anchor distT="0" distB="0" distL="114300" distR="114300" simplePos="0" relativeHeight="251667456" behindDoc="0" locked="0" layoutInCell="1" allowOverlap="1" wp14:anchorId="17B3FD13" wp14:editId="2A8EF11C">
                 <wp:simplePos x="0" y="0"/>
                 <wp:positionH relativeFrom="column">
                   <wp:posOffset>4445251</wp:posOffset>
@@ -2705,11 +2759,11 @@
           </mc:Choice>
           <mc:Fallback>
             <w:pict>
-              <v:group w14:anchorId="17B3FD13" id="Group 9" o:spid="_x0000_s1032" style="position:absolute;margin-left:350pt;margin-top:0;width:90.9pt;height:129.8pt;z-index:251668480;mso-width-relative:margin;mso-height-relative:margin" coordsize="13081,18681" o:gfxdata="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">
-                <v:shape id="Graphic 1" o:spid="_x0000_s1033" type="#_x0000_t75" style="position:absolute;width:13081;height:15386;visibility:visible;mso-wrap-style:square" o:gfxdata="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">
+              <v:group w14:anchorId="17B3FD13" id="Group 9" o:spid="_x0000_s1032" style="position:absolute;margin-left:350pt;margin-top:0;width:90.9pt;height:129.8pt;z-index:251667456;mso-width-relative:margin;mso-height-relative:margin" coordsize="13081,18681" o:gfxdata="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">
+                <v:shape id="Graphic 1" o:spid="_x0000_s1033" type="#_x0000_t75" style="position:absolute;width:13081;height:15386;visibility:visible;mso-wrap-style:square" o:gfxdata="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">
                   <v:imagedata r:id="rId23" o:title="" croptop="14500f" cropbottom="19226f" cropleft="25522f" cropright="24804f"/>
                 </v:shape>
-                <v:shape id="_x0000_s1034" type="#_x0000_t202" style="position:absolute;top:15932;width:13081;height:2749;visibility:visible;mso-wrap-style:square;v-text-anchor:top" o:gfxdata="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" stroked="f">
+                <v:shape id="Text Box 1" o:spid="_x0000_s1034" type="#_x0000_t202" style="position:absolute;top:15932;width:13081;height:2749;visibility:visible;mso-wrap-style:square;v-text-anchor:top" o:gfxdata="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" stroked="f">
                   <v:textbox inset="0,0,0,0">
                     <w:txbxContent>
                       <w:p>
@@ -2825,121 +2879,451 @@
         <w:t>的整数坐标。在游戏中，一个小数坐标通常需要通过向下取整转换成整数坐标，这个整数坐标称为原坐标的方块坐标。</w:t>
       </w:r>
     </w:p>
+    <w:p/>
     <w:p>
       <w:pPr>
-        <w:ind w:firstLine="360"/>
-      </w:pPr>
+        <w:pStyle w:val="TitleL2"/>
+        <w:numPr>
+          <w:ilvl w:val="2"/>
+          <w:numId w:val="1"/>
+        </w:numPr>
+      </w:pPr>
+      <w:bookmarkStart w:id="4" w:name="_Toc197452232"/>
+      <w:bookmarkEnd w:id="4"/>
+      <w:r>
+        <w:rPr>
+          <w:rFonts w:hint="eastAsia"/>
+        </w:rPr>
+        <w:t>区块</w:t>
+      </w:r>
     </w:p>
     <w:p>
       <w:pPr>
         <w:ind w:firstLine="360"/>
       </w:pPr>
+      <w:r>
+        <w:rPr>
+          <w:rFonts w:hint="eastAsia"/>
+          <w:noProof/>
+        </w:rPr>
+        <mc:AlternateContent>
+          <mc:Choice Requires="wpg">
+            <w:drawing>
+              <wp:anchor distT="0" distB="0" distL="114300" distR="114300" simplePos="0" relativeHeight="251659264" behindDoc="0" locked="0" layoutInCell="1" allowOverlap="1" wp14:anchorId="2C8B2F8A" wp14:editId="7178B26E">
+                <wp:simplePos x="0" y="0"/>
+                <wp:positionH relativeFrom="margin">
+                  <wp:align>right</wp:align>
+                </wp:positionH>
+                <wp:positionV relativeFrom="paragraph">
+                  <wp:posOffset>295910</wp:posOffset>
+                </wp:positionV>
+                <wp:extent cx="1342390" cy="4140200"/>
+                <wp:effectExtent l="0" t="0" r="0" b="0"/>
+                <wp:wrapSquare wrapText="bothSides"/>
+                <wp:docPr id="533720357" name="Group 9"/>
+                <wp:cNvGraphicFramePr/>
+                <a:graphic xmlns:a="http://schemas.openxmlformats.org/drawingml/2006/main">
+                  <a:graphicData uri="http://schemas.microsoft.com/office/word/2010/wordprocessingGroup">
+                    <wpg:wgp>
+                      <wpg:cNvGrpSpPr/>
+                      <wpg:grpSpPr>
+                        <a:xfrm>
+                          <a:off x="0" y="0"/>
+                          <a:ext cx="1342390" cy="4140200"/>
+                          <a:chOff x="0" y="0"/>
+                          <a:chExt cx="1342390" cy="4140200"/>
+                        </a:xfrm>
+                      </wpg:grpSpPr>
+                      <pic:pic xmlns:pic="http://schemas.openxmlformats.org/drawingml/2006/picture">
+                        <pic:nvPicPr>
+                          <pic:cNvPr id="757271674" name="Picture 6"/>
+                          <pic:cNvPicPr>
+                            <a:picLocks noChangeAspect="1"/>
+                          </pic:cNvPicPr>
+                        </pic:nvPicPr>
+                        <pic:blipFill>
+                          <a:blip r:embed="rId24" cstate="print">
+                            <a:extLst>
+                              <a:ext uri="{28A0092B-C50C-407E-A947-70E740481C1C}">
+                                <a14:useLocalDpi xmlns:a14="http://schemas.microsoft.com/office/drawing/2010/main" val="0"/>
+                              </a:ext>
+                            </a:extLst>
+                          </a:blip>
+                          <a:stretch>
+                            <a:fillRect/>
+                          </a:stretch>
+                        </pic:blipFill>
+                        <pic:spPr bwMode="auto">
+                          <a:xfrm>
+                            <a:off x="0" y="0"/>
+                            <a:ext cx="1342390" cy="3798570"/>
+                          </a:xfrm>
+                          <a:prstGeom prst="rect">
+                            <a:avLst/>
+                          </a:prstGeom>
+                          <a:noFill/>
+                          <a:ln>
+                            <a:noFill/>
+                          </a:ln>
+                        </pic:spPr>
+                      </pic:pic>
+                      <wps:wsp>
+                        <wps:cNvPr id="35511108" name="Text Box 1"/>
+                        <wps:cNvSpPr txBox="1"/>
+                        <wps:spPr>
+                          <a:xfrm>
+                            <a:off x="0" y="3865245"/>
+                            <a:ext cx="1342390" cy="274955"/>
+                          </a:xfrm>
+                          <a:prstGeom prst="rect">
+                            <a:avLst/>
+                          </a:prstGeom>
+                          <a:solidFill>
+                            <a:prstClr val="white"/>
+                          </a:solidFill>
+                          <a:ln>
+                            <a:noFill/>
+                          </a:ln>
+                        </wps:spPr>
+                        <wps:txbx>
+                          <w:txbxContent>
+                            <w:p>
+                              <w:pPr>
+                                <w:pStyle w:val="Caption"/>
+                                <w:rPr>
+                                  <w:noProof/>
+                                  <w:sz w:val="20"/>
+                                </w:rPr>
+                              </w:pPr>
+                              <w:r>
+                                <w:rPr>
+                                  <w:rFonts w:hint="eastAsia"/>
+                                </w:rPr>
+                                <w:t>图</w:t>
+                              </w:r>
+                              <w:r>
+                                <w:rPr>
+                                  <w:rFonts w:hint="eastAsia"/>
+                                </w:rPr>
+                                <w:t xml:space="preserve"> </w:t>
+                              </w:r>
+                              <w:r>
+                                <w:fldChar w:fldCharType="begin"/>
+                              </w:r>
+                              <w:r>
+                                <w:instrText xml:space="preserve"> </w:instrText>
+                              </w:r>
+                              <w:r>
+                                <w:rPr>
+                                  <w:rFonts w:hint="eastAsia"/>
+                                </w:rPr>
+                                <w:instrText xml:space="preserve">SEQ </w:instrText>
+                              </w:r>
+                              <w:r>
+                                <w:rPr>
+                                  <w:rFonts w:hint="eastAsia"/>
+                                </w:rPr>
+                                <w:instrText>图</w:instrText>
+                              </w:r>
+                              <w:r>
+                                <w:rPr>
+                                  <w:rFonts w:hint="eastAsia"/>
+                                </w:rPr>
+                                <w:instrText xml:space="preserve"> \* ARABIC</w:instrText>
+                              </w:r>
+                              <w:r>
+                                <w:instrText xml:space="preserve"> </w:instrText>
+                              </w:r>
+                              <w:r>
+                                <w:fldChar w:fldCharType="separate"/>
+                              </w:r>
+                              <w:r>
+                                <w:rPr>
+                                  <w:noProof/>
+                                </w:rPr>
+                                <w:t>4</w:t>
+                              </w:r>
+                              <w:r>
+                                <w:fldChar w:fldCharType="end"/>
+                              </w:r>
+                              <w:r>
+                                <w:rPr>
+                                  <w:rFonts w:hint="eastAsia"/>
+                                </w:rPr>
+                                <w:t xml:space="preserve"> </w:t>
+                              </w:r>
+                              <w:r>
+                                <w:rPr>
+                                  <w:rFonts w:hint="eastAsia"/>
+                                </w:rPr>
+                                <w:t>区块与子区块示意图</w:t>
+                              </w:r>
+                            </w:p>
+                          </w:txbxContent>
+                        </wps:txbx>
+                        <wps:bodyPr rot="0" spcFirstLastPara="0" vertOverflow="overflow" horzOverflow="overflow" vert="horz" wrap="square" lIns="0" tIns="0" rIns="0" bIns="0" numCol="1" spcCol="0" rtlCol="0" fromWordArt="0" anchor="t" anchorCtr="0" forceAA="0" compatLnSpc="1">
+                          <a:prstTxWarp prst="textNoShape">
+                            <a:avLst/>
+                          </a:prstTxWarp>
+                          <a:spAutoFit/>
+                        </wps:bodyPr>
+                      </wps:wsp>
+                    </wpg:wgp>
+                  </a:graphicData>
+                </a:graphic>
+              </wp:anchor>
+            </w:drawing>
+          </mc:Choice>
+          <mc:Fallback>
+            <w:pict>
+              <v:group w14:anchorId="2C8B2F8A" id="_x0000_s1035" style="position:absolute;left:0;text-align:left;margin-left:54.5pt;margin-top:23.3pt;width:105.7pt;height:326pt;z-index:251659264;mso-position-horizontal:right;mso-position-horizontal-relative:margin" coordsize="13423,41402" o:gfxdata="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">
+                <v:shape id="Picture 6" o:spid="_x0000_s1036" type="#_x0000_t75" style="position:absolute;width:13423;height:37985;visibility:visible;mso-wrap-style:square" o:gfxdata="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">
+                  <v:imagedata r:id="rId25" o:title=""/>
+                </v:shape>
+                <v:shape id="Text Box 1" o:spid="_x0000_s1037" type="#_x0000_t202" style="position:absolute;top:38652;width:13423;height:2750;visibility:visible;mso-wrap-style:square;v-text-anchor:top" o:gfxdata="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" stroked="f">
+                  <v:textbox style="mso-fit-shape-to-text:t" inset="0,0,0,0">
+                    <w:txbxContent>
+                      <w:p>
+                        <w:pPr>
+                          <w:pStyle w:val="Caption"/>
+                          <w:rPr>
+                            <w:noProof/>
+                            <w:sz w:val="20"/>
+                          </w:rPr>
+                        </w:pPr>
+                        <w:r>
+                          <w:rPr>
+                            <w:rFonts w:hint="eastAsia"/>
+                          </w:rPr>
+                          <w:t>图</w:t>
+                        </w:r>
+                        <w:r>
+                          <w:rPr>
+                            <w:rFonts w:hint="eastAsia"/>
+                          </w:rPr>
+                          <w:t xml:space="preserve"> </w:t>
+                        </w:r>
+                        <w:r>
+                          <w:fldChar w:fldCharType="begin"/>
+                        </w:r>
+                        <w:r>
+                          <w:instrText xml:space="preserve"> </w:instrText>
+                        </w:r>
+                        <w:r>
+                          <w:rPr>
+                            <w:rFonts w:hint="eastAsia"/>
+                          </w:rPr>
+                          <w:instrText xml:space="preserve">SEQ </w:instrText>
+                        </w:r>
+                        <w:r>
+                          <w:rPr>
+                            <w:rFonts w:hint="eastAsia"/>
+                          </w:rPr>
+                          <w:instrText>图</w:instrText>
+                        </w:r>
+                        <w:r>
+                          <w:rPr>
+                            <w:rFonts w:hint="eastAsia"/>
+                          </w:rPr>
+                          <w:instrText xml:space="preserve"> \* ARABIC</w:instrText>
+                        </w:r>
+                        <w:r>
+                          <w:instrText xml:space="preserve"> </w:instrText>
+                        </w:r>
+                        <w:r>
+                          <w:fldChar w:fldCharType="separate"/>
+                        </w:r>
+                        <w:r>
+                          <w:rPr>
+                            <w:noProof/>
+                          </w:rPr>
+                          <w:t>4</w:t>
+                        </w:r>
+                        <w:r>
+                          <w:fldChar w:fldCharType="end"/>
+                        </w:r>
+                        <w:r>
+                          <w:rPr>
+                            <w:rFonts w:hint="eastAsia"/>
+                          </w:rPr>
+                          <w:t xml:space="preserve"> </w:t>
+                        </w:r>
+                        <w:r>
+                          <w:rPr>
+                            <w:rFonts w:hint="eastAsia"/>
+                          </w:rPr>
+                          <w:t>区块与子区块示意图</w:t>
+                        </w:r>
+                      </w:p>
+                    </w:txbxContent>
+                  </v:textbox>
+                </v:shape>
+                <w10:wrap type="square" anchorx="margin"/>
+              </v:group>
+            </w:pict>
+          </mc:Fallback>
+        </mc:AlternateContent>
+      </w:r>
+      <w:r>
+        <w:rPr>
+          <w:rFonts w:hint="eastAsia"/>
+        </w:rPr>
+        <w:t>区块宽</w:t>
+      </w:r>
+      <w:r>
+        <w:rPr>
+          <w:rFonts w:hint="eastAsia"/>
+        </w:rPr>
+        <w:t>16</w:t>
+      </w:r>
+      <w:r>
+        <w:rPr>
+          <w:rFonts w:hint="eastAsia"/>
+        </w:rPr>
+        <w:t>，长</w:t>
+      </w:r>
+      <w:r>
+        <w:rPr>
+          <w:rFonts w:hint="eastAsia"/>
+        </w:rPr>
+        <w:t>16</w:t>
+      </w:r>
+      <w:r>
+        <w:rPr>
+          <w:rFonts w:hint="eastAsia"/>
+        </w:rPr>
+        <w:t>，且水平方向上与</w:t>
+      </w:r>
+      <w:r>
+        <w:rPr>
+          <w:rFonts w:hint="eastAsia"/>
+        </w:rPr>
+        <w:t>16</w:t>
+      </w:r>
+      <w:r>
+        <w:rPr>
+          <w:rFonts w:hint="eastAsia"/>
+        </w:rPr>
+        <w:t>整数</w:t>
+      </w:r>
+      <w:proofErr w:type="gramStart"/>
+      <w:r>
+        <w:rPr>
+          <w:rFonts w:hint="eastAsia"/>
+        </w:rPr>
+        <w:t>倍</w:t>
+      </w:r>
+      <w:proofErr w:type="gramEnd"/>
+      <w:r>
+        <w:rPr>
+          <w:rFonts w:hint="eastAsia"/>
+        </w:rPr>
+        <w:t>的位置对齐。由于我们所探讨的版本在洞穴更新之前，</w:t>
+      </w:r>
+      <w:proofErr w:type="gramStart"/>
+      <w:r>
+        <w:rPr>
+          <w:rFonts w:hint="eastAsia"/>
+        </w:rPr>
+        <w:t>故高度</w:t>
+      </w:r>
+      <w:proofErr w:type="gramEnd"/>
+      <w:r>
+        <w:rPr>
+          <w:rFonts w:hint="eastAsia"/>
+        </w:rPr>
+        <w:t>为</w:t>
+      </w:r>
+      <w:r>
+        <w:t>256</w:t>
+      </w:r>
+      <w:r>
+        <w:rPr>
+          <w:rFonts w:hint="eastAsia"/>
+        </w:rPr>
+        <w:t>。</w:t>
+      </w:r>
     </w:p>
     <w:p>
       <w:pPr>
         <w:ind w:firstLine="360"/>
-      </w:pPr>
+        <w:rPr>
+          <w:rFonts w:hint="eastAsia"/>
+        </w:rPr>
+      </w:pPr>
+      <w:r>
+        <w:rPr>
+          <w:rFonts w:hint="eastAsia"/>
+        </w:rPr>
+        <w:t>区块还可以</w:t>
+      </w:r>
+      <w:proofErr w:type="gramStart"/>
+      <w:r>
+        <w:rPr>
+          <w:rFonts w:hint="eastAsia"/>
+        </w:rPr>
+        <w:t>再更加</w:t>
+      </w:r>
+      <w:proofErr w:type="gramEnd"/>
+      <w:r>
+        <w:rPr>
+          <w:rFonts w:hint="eastAsia"/>
+        </w:rPr>
+        <w:t>细分为子区块，子区块高</w:t>
+      </w:r>
+      <w:r>
+        <w:rPr>
+          <w:rFonts w:hint="eastAsia"/>
+        </w:rPr>
+        <w:t>16</w:t>
+      </w:r>
+      <w:r>
+        <w:rPr>
+          <w:rFonts w:hint="eastAsia"/>
+        </w:rPr>
+        <w:t>格。</w:t>
+      </w:r>
     </w:p>
     <w:p>
       <w:pPr>
         <w:ind w:firstLine="360"/>
-      </w:pPr>
-    </w:p>
-    <w:p>
-      <w:pPr>
-        <w:ind w:firstLine="360"/>
-      </w:pPr>
-    </w:p>
-    <w:p>
-      <w:pPr>
-        <w:ind w:firstLine="360"/>
-      </w:pPr>
-    </w:p>
-    <w:p>
-      <w:pPr>
-        <w:ind w:firstLine="360"/>
-      </w:pPr>
-    </w:p>
-    <w:p>
-      <w:pPr>
-        <w:ind w:firstLine="360"/>
-      </w:pPr>
-    </w:p>
-    <w:p>
-      <w:pPr>
-        <w:ind w:firstLine="360"/>
-      </w:pPr>
-    </w:p>
-    <w:p>
-      <w:pPr>
-        <w:ind w:firstLine="360"/>
-      </w:pPr>
-    </w:p>
-    <w:p>
-      <w:pPr>
-        <w:pStyle w:val="TitleL2"/>
-      </w:pPr>
-      <w:bookmarkStart w:id="4" w:name="_Toc197452232"/>
-      <w:bookmarkEnd w:id="4"/>
-    </w:p>
-    <w:p>
-      <w:pPr>
-        <w:ind w:firstLine="360"/>
-      </w:pPr>
-    </w:p>
-    <w:p>
-      <w:pPr>
-        <w:ind w:firstLine="360"/>
-      </w:pPr>
-    </w:p>
-    <w:p>
-      <w:pPr>
-        <w:ind w:firstLine="360"/>
-      </w:pPr>
-    </w:p>
-    <w:p>
-      <w:pPr>
-        <w:ind w:firstLine="360"/>
-      </w:pPr>
-    </w:p>
-    <w:p>
-      <w:pPr>
-        <w:ind w:firstLine="360"/>
-      </w:pPr>
-    </w:p>
-    <w:p>
-      <w:pPr>
-        <w:ind w:firstLine="360"/>
-      </w:pPr>
-      <w:r>
-        <w:rPr>
-          <w:rFonts w:hint="eastAsia"/>
-        </w:rPr>
-        <w:t>其中方块坐标、</w:t>
-      </w:r>
-      <w:r>
-        <w:rPr>
-          <w:rFonts w:hint="eastAsia"/>
-        </w:rPr>
-        <w:t>子</w:t>
-      </w:r>
-      <w:r>
-        <w:rPr>
-          <w:rFonts w:hint="eastAsia"/>
-        </w:rPr>
-        <w:t>区块坐标都使用三个</w:t>
-      </w:r>
-      <w:r>
-        <w:rPr>
-          <w:rFonts w:hint="eastAsia"/>
+        <w:rPr>
+          <w:i/>
+        </w:rPr>
+      </w:pPr>
+      <w:r>
+        <w:rPr>
+          <w:rFonts w:hint="eastAsia"/>
+        </w:rPr>
+        <w:t>对于区块坐标，由于没有高度区分，所以由两个</w:t>
+      </w:r>
+      <w:r>
+        <w:rPr>
+          <w:rFonts w:hint="eastAsia"/>
+          <w:b/>
+          <w:bCs/>
         </w:rPr>
         <w:t>32</w:t>
       </w:r>
       <w:r>
         <w:rPr>
           <w:rFonts w:hint="eastAsia"/>
-        </w:rPr>
-        <w:t>位有符号整数来分别表示</w:t>
+          <w:b/>
+          <w:bCs/>
+        </w:rPr>
+        <w:t>位有符号整数</w:t>
+      </w:r>
+      <w:r>
+        <w:rPr>
+          <w:rStyle w:val="FootnoteReference"/>
+        </w:rPr>
+        <w:footnoteReference w:id="6"/>
+      </w:r>
+      <w:r>
+        <w:rPr>
+          <w:rFonts w:hint="eastAsia"/>
+        </w:rPr>
+        <w:t>表示</w:t>
       </w:r>
       <m:oMath>
         <m:r>
@@ -2950,8 +3334,68 @@
         </m:r>
         <m:d>
           <m:dPr>
-            <m:begChr m:val="{"/>
-            <m:endChr m:val="}"/>
+            <m:ctrlPr>
+              <w:rPr>
+                <w:rFonts w:ascii="Cambria Math" w:hAnsi="Cambria Math"/>
+                <w:i/>
+              </w:rPr>
+            </m:ctrlPr>
+          </m:dPr>
+          <m:e>
+            <m:r>
+              <w:rPr>
+                <w:rFonts w:ascii="Cambria Math" w:hAnsi="Cambria Math"/>
+              </w:rPr>
+              <m:t>x,z</m:t>
+            </m:r>
+          </m:e>
+        </m:d>
+        <m:r>
+          <w:rPr>
+            <w:rFonts w:ascii="Cambria Math" w:hAnsi="Cambria Math"/>
+          </w:rPr>
+          <m:t xml:space="preserve"> </m:t>
+        </m:r>
+      </m:oMath>
+      <w:r>
+        <w:rPr>
+          <w:rFonts w:hint="eastAsia"/>
+        </w:rPr>
+        <w:t>两个轴向的坐标。</w:t>
+      </w:r>
+      <w:r>
+        <w:rPr>
+          <w:rFonts w:hint="eastAsia"/>
+        </w:rPr>
+        <w:t>子</w:t>
+      </w:r>
+      <w:r>
+        <w:rPr>
+          <w:rFonts w:hint="eastAsia"/>
+        </w:rPr>
+        <w:t>区块坐标使用三个</w:t>
+      </w:r>
+      <w:r>
+        <w:rPr>
+          <w:rFonts w:hint="eastAsia"/>
+        </w:rPr>
+        <w:t>32</w:t>
+      </w:r>
+      <w:r>
+        <w:rPr>
+          <w:rFonts w:hint="eastAsia"/>
+        </w:rPr>
+        <w:t>位有符号整数来分别表示</w:t>
+      </w:r>
+      <m:oMath>
+        <m:r>
+          <w:rPr>
+            <w:rFonts w:ascii="Cambria Math" w:hAnsi="Cambria Math"/>
+          </w:rPr>
+          <m:t xml:space="preserve"> </m:t>
+        </m:r>
+        <m:d>
+          <m:dPr>
             <m:ctrlPr>
               <w:rPr>
                 <w:rFonts w:ascii="Cambria Math" w:hAnsi="Cambria Math"/>
@@ -2985,27 +3429,101 @@
     <w:p>
       <w:pPr>
         <w:ind w:firstLine="360"/>
-        <w:rPr>
-          <w:i/>
-        </w:rPr>
-      </w:pPr>
-      <w:r>
-        <w:rPr>
-          <w:rFonts w:hint="eastAsia"/>
-        </w:rPr>
-        <w:t>对于区块坐标，由于没有高度区分，所以</w:t>
-      </w:r>
-      <w:r>
-        <w:rPr>
-          <w:rFonts w:hint="eastAsia"/>
-        </w:rPr>
-        <w:t>由</w:t>
-      </w:r>
-      <w:r>
-        <w:rPr>
-          <w:rFonts w:hint="eastAsia"/>
-        </w:rPr>
-        <w:t>两个</w:t>
+      </w:pPr>
+    </w:p>
+    <w:p>
+      <w:pPr>
+        <w:ind w:firstLine="360"/>
+      </w:pPr>
+    </w:p>
+    <w:p>
+      <w:pPr>
+        <w:pStyle w:val="TitleL2"/>
+      </w:pPr>
+      <w:r>
+        <w:rPr>
+          <w:rFonts w:hint="eastAsia"/>
+        </w:rPr>
+        <w:t>区域文件格式</w:t>
+      </w:r>
+    </w:p>
+    <w:p>
+      <w:pPr>
+        <w:ind w:firstLine="360"/>
+      </w:pPr>
+      <w:r>
+        <w:rPr>
+          <w:rFonts w:hint="eastAsia"/>
+        </w:rPr>
+        <w:t>在</w:t>
+      </w:r>
+      <w:r>
+        <w:t>1.2</w:t>
+      </w:r>
+      <w:r>
+        <w:rPr>
+          <w:rFonts w:hint="eastAsia"/>
+        </w:rPr>
+        <w:t>版本之后，</w:t>
+      </w:r>
+      <w:r>
+        <w:t>Minecraft</w:t>
+      </w:r>
+      <w:r>
+        <w:rPr>
+          <w:rFonts w:hint="eastAsia"/>
+        </w:rPr>
+        <w:t>以</w:t>
+      </w:r>
+      <w:r>
+        <w:t>Anvil</w:t>
+      </w:r>
+      <w:r>
+        <w:rPr>
+          <w:rFonts w:hint="eastAsia"/>
+        </w:rPr>
+        <w:t>格式存储区块数据，即</w:t>
+      </w:r>
+      <w:r>
+        <w:rPr>
+          <w:rFonts w:hint="eastAsia"/>
+        </w:rPr>
+        <w:t>mca</w:t>
+      </w:r>
+      <w:r>
+        <w:rPr>
+          <w:rFonts w:hint="eastAsia"/>
+        </w:rPr>
+        <w:t>文件（区域文件）。</w:t>
+      </w:r>
+    </w:p>
+    <w:p>
+      <w:pPr>
+        <w:ind w:firstLine="360"/>
+      </w:pPr>
+      <w:r>
+        <w:rPr>
+          <w:rFonts w:hint="eastAsia"/>
+        </w:rPr>
+        <w:t>一个区域文件存储的范围被称为区域</w:t>
+      </w:r>
+      <w:r>
+        <w:rPr>
+          <w:rStyle w:val="FootnoteReference"/>
+        </w:rPr>
+        <w:footnoteReference w:id="7"/>
+      </w:r>
+      <w:r>
+        <w:rPr>
+          <w:rFonts w:hint="eastAsia"/>
+        </w:rPr>
+        <w:t>（也称为地图块）</w:t>
+      </w:r>
+      <w:r>
+        <w:rPr>
+          <w:rFonts w:hint="eastAsia"/>
+        </w:rPr>
+        <w:t>。一个区域的大小是</w:t>
       </w:r>
       <w:r>
         <w:rPr>
@@ -3017,13 +3535,51 @@
         <w:rPr>
           <w:rFonts w:hint="eastAsia"/>
         </w:rPr>
-        <w:t>位有符号整数</w:t>
-      </w:r>
-      <w:r>
-        <w:rPr>
-          <w:rFonts w:hint="eastAsia"/>
-        </w:rPr>
-        <w:t>表示</w:t>
+        <w:t>×</w:t>
+      </w:r>
+      <w:r>
+        <w:rPr>
+          <w:rFonts w:hint="eastAsia"/>
+        </w:rPr>
+        <w:t>32</w:t>
+      </w:r>
+      <w:r>
+        <w:rPr>
+          <w:rFonts w:hint="eastAsia"/>
+        </w:rPr>
+        <w:t>区块，并且区块坐标与</w:t>
+      </w:r>
+      <w:r>
+        <w:rPr>
+          <w:rFonts w:hint="eastAsia"/>
+        </w:rPr>
+        <w:t>32</w:t>
+      </w:r>
+      <w:r>
+        <w:rPr>
+          <w:rFonts w:hint="eastAsia"/>
+        </w:rPr>
+        <w:t>对齐。</w:t>
+      </w:r>
+    </w:p>
+    <w:p>
+      <w:pPr>
+        <w:ind w:firstLine="360"/>
+      </w:pPr>
+      <w:r>
+        <w:rPr>
+          <w:rFonts w:hint="eastAsia"/>
+        </w:rPr>
+        <w:t>所以区域坐标也由两个</w:t>
+      </w:r>
+      <w:r>
+        <w:t>32</w:t>
+      </w:r>
+      <w:r>
+        <w:rPr>
+          <w:rFonts w:hint="eastAsia"/>
+        </w:rPr>
+        <w:t>位有符号整数来分别表示</w:t>
       </w:r>
       <m:oMath>
         <m:r>
@@ -3034,8 +3590,6 @@
         </m:r>
         <m:d>
           <m:dPr>
-            <m:begChr m:val="{"/>
-            <m:endChr m:val="}"/>
             <m:ctrlPr>
               <w:rPr>
                 <w:rFonts w:ascii="Cambria Math" w:hAnsi="Cambria Math"/>
@@ -3068,423 +3622,963 @@
     </w:p>
     <w:p>
       <w:pPr>
+        <w:pStyle w:val="TitleL2"/>
+        <w:numPr>
+          <w:ilvl w:val="2"/>
+          <w:numId w:val="1"/>
+        </w:numPr>
+      </w:pPr>
+      <w:r>
+        <w:t>Anvil</w:t>
+      </w:r>
+      <w:r>
+        <w:rPr>
+          <w:rFonts w:hint="eastAsia"/>
+        </w:rPr>
+        <w:t>格式</w:t>
+      </w:r>
+    </w:p>
+    <w:p>
+      <w:pPr>
         <w:ind w:firstLine="360"/>
       </w:pPr>
       <w:r>
         <w:rPr>
+          <w:rFonts w:hint="eastAsia"/>
+        </w:rPr>
+        <w:t>Anvil</w:t>
+      </w:r>
+      <w:r>
+        <w:rPr>
+          <w:rFonts w:hint="eastAsia"/>
+        </w:rPr>
+        <w:t>格式用于指导如何存储一个地图块数据，其</w:t>
+      </w:r>
+      <w:r>
+        <w:rPr>
+          <w:rFonts w:hint="eastAsia"/>
+        </w:rPr>
+        <w:t>mca</w:t>
+      </w:r>
+      <w:r>
+        <w:rPr>
+          <w:rFonts w:hint="eastAsia"/>
+        </w:rPr>
+        <w:t>文件名用于指出该</w:t>
+      </w:r>
+      <w:r>
+        <w:rPr>
+          <w:rFonts w:hint="eastAsia"/>
+        </w:rPr>
+        <w:t>mca</w:t>
+      </w:r>
+      <w:r>
+        <w:rPr>
+          <w:rFonts w:hint="eastAsia"/>
+        </w:rPr>
+        <w:t>文件的区域坐标，如果区域的坐标为</w:t>
+      </w:r>
+      <m:oMath>
+        <m:r>
+          <w:rPr>
+            <w:rFonts w:ascii="Cambria Math" w:hAnsi="Cambria Math"/>
+          </w:rPr>
+          <m:t xml:space="preserve"> </m:t>
+        </m:r>
+        <m:d>
+          <m:dPr>
+            <m:ctrlPr>
+              <w:rPr>
+                <w:rFonts w:ascii="Cambria Math" w:hAnsi="Cambria Math"/>
+                <w:i/>
+              </w:rPr>
+            </m:ctrlPr>
+          </m:dPr>
+          <m:e>
+            <m:r>
+              <w:rPr>
+                <w:rFonts w:ascii="Cambria Math" w:hAnsi="Cambria Math"/>
+              </w:rPr>
+              <m:t>x,z</m:t>
+            </m:r>
+          </m:e>
+        </m:d>
+        <m:r>
+          <w:rPr>
+            <w:rFonts w:ascii="Cambria Math" w:hAnsi="Cambria Math"/>
+          </w:rPr>
+          <m:t xml:space="preserve"> </m:t>
+        </m:r>
+      </m:oMath>
+      <w:r>
+        <w:rPr>
+          <w:rFonts w:hint="eastAsia"/>
+        </w:rPr>
+        <w:t>则其文件命名格式为</w:t>
+      </w:r>
+      <w:r>
+        <w:t xml:space="preserve"> r.</w:t>
+      </w:r>
+      <m:oMath>
+        <m:r>
+          <m:rPr>
+            <m:sty m:val="bi"/>
+          </m:rPr>
+          <w:rPr>
+            <w:rFonts w:ascii="Cambria Math" w:hAnsi="Cambria Math"/>
+          </w:rPr>
+          <m:t>x</m:t>
+        </m:r>
+      </m:oMath>
+      <w:r>
+        <w:t>.</w:t>
+      </w:r>
+      <m:oMath>
+        <m:r>
+          <m:rPr>
+            <m:sty m:val="bi"/>
+          </m:rPr>
+          <w:rPr>
+            <w:rFonts w:ascii="Cambria Math" w:hAnsi="Cambria Math"/>
+          </w:rPr>
+          <m:t>z</m:t>
+        </m:r>
+      </m:oMath>
+      <w:r>
+        <w:t>.mca</w:t>
+      </w:r>
+      <w:r>
+        <w:rPr>
+          <w:rFonts w:hint="eastAsia"/>
+        </w:rPr>
+        <w:t>。</w:t>
+      </w:r>
+    </w:p>
+    <w:p>
+      <w:pPr>
+        <w:ind w:firstLine="360"/>
+      </w:pPr>
+      <w:r>
+        <w:rPr>
+          <w:rFonts w:hint="eastAsia"/>
           <w:noProof/>
         </w:rPr>
-        <w:lastRenderedPageBreak/>
-        <w:drawing>
-          <wp:anchor distT="0" distB="0" distL="114300" distR="114300" simplePos="0" relativeHeight="251658240" behindDoc="0" locked="0" layoutInCell="1" allowOverlap="1" wp14:anchorId="18DE7F17" wp14:editId="4BF72ACA">
-            <wp:simplePos x="0" y="0"/>
-            <wp:positionH relativeFrom="column">
-              <wp:posOffset>192405</wp:posOffset>
-            </wp:positionH>
-            <wp:positionV relativeFrom="paragraph">
-              <wp:posOffset>34290</wp:posOffset>
-            </wp:positionV>
-            <wp:extent cx="1342390" cy="3798570"/>
-            <wp:effectExtent l="0" t="0" r="0" b="0"/>
-            <wp:wrapSquare wrapText="bothSides"/>
-            <wp:docPr id="1960030950" name="Picture 6"/>
-            <wp:cNvGraphicFramePr>
-              <a:graphicFrameLocks xmlns:a="http://schemas.openxmlformats.org/drawingml/2006/main" noChangeAspect="1"/>
-            </wp:cNvGraphicFramePr>
-            <a:graphic xmlns:a="http://schemas.openxmlformats.org/drawingml/2006/main">
-              <a:graphicData uri="http://schemas.openxmlformats.org/drawingml/2006/picture">
-                <pic:pic xmlns:pic="http://schemas.openxmlformats.org/drawingml/2006/picture">
-                  <pic:nvPicPr>
-                    <pic:cNvPr id="1960030950" name="Picture 6"/>
-                    <pic:cNvPicPr>
-                      <a:picLocks noChangeAspect="1" noChangeArrowheads="1"/>
-                    </pic:cNvPicPr>
-                  </pic:nvPicPr>
-                  <pic:blipFill>
-                    <a:blip r:embed="rId24" cstate="print">
-                      <a:extLst>
-                        <a:ext uri="{28A0092B-C50C-407E-A947-70E740481C1C}">
-                          <a14:useLocalDpi xmlns:a14="http://schemas.microsoft.com/office/drawing/2010/main" val="0"/>
-                        </a:ext>
-                      </a:extLst>
-                    </a:blip>
-                    <a:stretch>
-                      <a:fillRect/>
-                    </a:stretch>
-                  </pic:blipFill>
-                  <pic:spPr bwMode="auto">
-                    <a:xfrm>
-                      <a:off x="0" y="0"/>
-                      <a:ext cx="1342390" cy="3798570"/>
-                    </a:xfrm>
-                    <a:prstGeom prst="rect">
-                      <a:avLst/>
-                    </a:prstGeom>
-                    <a:noFill/>
-                    <a:ln>
-                      <a:noFill/>
-                    </a:ln>
-                  </pic:spPr>
-                </pic:pic>
-              </a:graphicData>
-            </a:graphic>
-            <wp14:sizeRelH relativeFrom="margin">
-              <wp14:pctWidth>0</wp14:pctWidth>
-            </wp14:sizeRelH>
-            <wp14:sizeRelV relativeFrom="margin">
-              <wp14:pctHeight>0</wp14:pctHeight>
-            </wp14:sizeRelV>
-          </wp:anchor>
-        </w:drawing>
-      </w:r>
-      <w:r>
-        <w:rPr>
-          <w:noProof/>
-        </w:rPr>
         <mc:AlternateContent>
-          <mc:Choice Requires="wps">
+          <mc:Choice Requires="wpg">
             <w:drawing>
-              <wp:anchor distT="0" distB="0" distL="114300" distR="114300" simplePos="0" relativeHeight="251660288" behindDoc="0" locked="0" layoutInCell="1" allowOverlap="1" wp14:anchorId="04418307" wp14:editId="643153F5">
+              <wp:anchor distT="0" distB="0" distL="114300" distR="114300" simplePos="0" relativeHeight="251671552" behindDoc="0" locked="0" layoutInCell="1" allowOverlap="1" wp14:anchorId="04C36CEB" wp14:editId="64DF80F9">
                 <wp:simplePos x="0" y="0"/>
                 <wp:positionH relativeFrom="column">
-                  <wp:posOffset>192405</wp:posOffset>
+                  <wp:posOffset>248920</wp:posOffset>
                 </wp:positionH>
                 <wp:positionV relativeFrom="paragraph">
-                  <wp:posOffset>3893185</wp:posOffset>
+                  <wp:posOffset>281305</wp:posOffset>
                 </wp:positionV>
-                <wp:extent cx="1342390" cy="635"/>
-                <wp:effectExtent l="0" t="0" r="0" b="0"/>
-                <wp:wrapSquare wrapText="bothSides"/>
-                <wp:docPr id="2081751555" name="Text Box 1"/>
+                <wp:extent cx="4970145" cy="868045"/>
+                <wp:effectExtent l="0" t="0" r="1905" b="8255"/>
+                <wp:wrapTopAndBottom/>
+                <wp:docPr id="1602786138" name="Group 13"/>
                 <wp:cNvGraphicFramePr/>
                 <a:graphic xmlns:a="http://schemas.openxmlformats.org/drawingml/2006/main">
-                  <a:graphicData uri="http://schemas.microsoft.com/office/word/2010/wordprocessingShape">
-                    <wps:wsp>
-                      <wps:cNvSpPr txBox="1"/>
-                      <wps:spPr>
+                  <a:graphicData uri="http://schemas.microsoft.com/office/word/2010/wordprocessingGroup">
+                    <wpg:wgp>
+                      <wpg:cNvGrpSpPr/>
+                      <wpg:grpSpPr>
                         <a:xfrm>
                           <a:off x="0" y="0"/>
-                          <a:ext cx="1342390" cy="635"/>
+                          <a:ext cx="4970145" cy="868045"/>
+                          <a:chOff x="0" y="0"/>
+                          <a:chExt cx="4970233" cy="868045"/>
                         </a:xfrm>
-                        <a:prstGeom prst="rect">
-                          <a:avLst/>
-                        </a:prstGeom>
-                        <a:solidFill>
-                          <a:prstClr val="white"/>
-                        </a:solidFill>
-                        <a:ln>
+                      </wpg:grpSpPr>
+                      <wps:wsp>
+                        <wps:cNvPr id="738700983" name="Text Box 12"/>
+                        <wps:cNvSpPr txBox="1"/>
+                        <wps:spPr>
+                          <a:xfrm>
+                            <a:off x="0" y="0"/>
+                            <a:ext cx="4874895" cy="593090"/>
+                          </a:xfrm>
+                          <a:prstGeom prst="rect">
+                            <a:avLst/>
+                          </a:prstGeom>
                           <a:noFill/>
-                        </a:ln>
-                      </wps:spPr>
-                      <wps:txbx>
-                        <w:txbxContent>
-                          <w:p>
-                            <w:pPr>
-                              <w:pStyle w:val="Caption"/>
-                              <w:rPr>
-                                <w:noProof/>
-                                <w:sz w:val="20"/>
-                              </w:rPr>
-                            </w:pPr>
-                            <w:r>
-                              <w:rPr>
-                                <w:rFonts w:hint="eastAsia"/>
-                              </w:rPr>
-                              <w:t>图</w:t>
-                            </w:r>
-                            <w:r>
-                              <w:rPr>
-                                <w:rFonts w:hint="eastAsia"/>
-                              </w:rPr>
-                              <w:t xml:space="preserve"> </w:t>
-                            </w:r>
-                            <w:r>
-                              <w:fldChar w:fldCharType="begin"/>
-                            </w:r>
-                            <w:r>
-                              <w:instrText xml:space="preserve"> </w:instrText>
-                            </w:r>
-                            <w:r>
-                              <w:rPr>
-                                <w:rFonts w:hint="eastAsia"/>
-                              </w:rPr>
-                              <w:instrText xml:space="preserve">SEQ </w:instrText>
-                            </w:r>
-                            <w:r>
-                              <w:rPr>
-                                <w:rFonts w:hint="eastAsia"/>
-                              </w:rPr>
-                              <w:instrText>图</w:instrText>
-                            </w:r>
-                            <w:r>
-                              <w:rPr>
-                                <w:rFonts w:hint="eastAsia"/>
-                              </w:rPr>
-                              <w:instrText xml:space="preserve"> \* ARABIC</w:instrText>
-                            </w:r>
-                            <w:r>
-                              <w:instrText xml:space="preserve"> </w:instrText>
-                            </w:r>
-                            <w:r>
-                              <w:fldChar w:fldCharType="separate"/>
-                            </w:r>
-                            <w:r>
-                              <w:rPr>
-                                <w:noProof/>
-                              </w:rPr>
-                              <w:t>4</w:t>
-                            </w:r>
-                            <w:r>
-                              <w:fldChar w:fldCharType="end"/>
-                            </w:r>
-                            <w:r>
-                              <w:rPr>
-                                <w:rFonts w:hint="eastAsia"/>
-                              </w:rPr>
-                              <w:t xml:space="preserve"> </w:t>
-                            </w:r>
-                            <w:r>
-                              <w:rPr>
-                                <w:rFonts w:hint="eastAsia"/>
-                              </w:rPr>
-                              <w:t>区块与子区块示意图</w:t>
-                            </w:r>
-                          </w:p>
-                        </w:txbxContent>
-                      </wps:txbx>
-                      <wps:bodyPr rot="0" spcFirstLastPara="0" vertOverflow="overflow" horzOverflow="overflow" vert="horz" wrap="square" lIns="0" tIns="0" rIns="0" bIns="0" numCol="1" spcCol="0" rtlCol="0" fromWordArt="0" anchor="t" anchorCtr="0" forceAA="0" compatLnSpc="1">
-                        <a:prstTxWarp prst="textNoShape">
-                          <a:avLst/>
-                        </a:prstTxWarp>
-                        <a:spAutoFit/>
-                      </wps:bodyPr>
-                    </wps:wsp>
+                          <a:ln w="6350">
+                            <a:noFill/>
+                          </a:ln>
+                        </wps:spPr>
+                        <wps:txbx>
+                          <w:txbxContent>
+                            <w:tbl>
+                              <w:tblPr>
+                                <w:tblStyle w:val="TableGrid"/>
+                                <w:tblW w:w="7385" w:type="dxa"/>
+                                <w:tblInd w:w="-5" w:type="dxa"/>
+                                <w:tblLook w:val="04A0" w:firstRow="1" w:lastRow="0" w:firstColumn="1" w:lastColumn="0" w:noHBand="0" w:noVBand="1"/>
+                              </w:tblPr>
+                              <w:tblGrid>
+                                <w:gridCol w:w="7385"/>
+                              </w:tblGrid>
+                              <w:tr>
+                                <w:tc>
+                                  <w:tcPr>
+                                    <w:tcW w:w="7385" w:type="dxa"/>
+                                  </w:tcPr>
+                                  <w:p>
+                                    <w:pPr>
+                                      <w:pStyle w:val="Code"/>
+                                    </w:pPr>
+                                    <w:r>
+                                      <w:t>galib::Minecraft:: ChunkCoordToRegionCoord</w:t>
+                                    </w:r>
+                                  </w:p>
+                                </w:tc>
+                              </w:tr>
+                              <w:tr>
+                                <w:tc>
+                                  <w:tcPr>
+                                    <w:tcW w:w="7385" w:type="dxa"/>
+                                  </w:tcPr>
+                                  <w:p>
+                                    <w:pPr>
+                                      <w:pStyle w:val="Code"/>
+                                    </w:pPr>
+                                    <w:r>
+                                      <w:t>static_cast&lt;</w:t>
+                                    </w:r>
+                                    <w:r>
+                                      <w:t>std::</w:t>
+                                    </w:r>
+                                    <w:r>
+                                      <w:t>int</w:t>
+                                    </w:r>
+                                    <w:r>
+                                      <w:t>32_t</w:t>
+                                    </w:r>
+                                    <w:r>
+                                      <w:t>&gt;(</w:t>
+                                    </w:r>
+                                    <w:r>
+                                      <w:t>std::</w:t>
+                                    </w:r>
+                                    <w:r>
+                                      <w:t>floor(kOreChunkCoord.x / 32.0))</w:t>
+                                    </w:r>
+                                    <w:r>
+                                      <w:br/>
+                                      <w:t>static_cast&lt;</w:t>
+                                    </w:r>
+                                    <w:r>
+                                      <w:t>std::</w:t>
+                                    </w:r>
+                                    <w:r>
+                                      <w:t>int</w:t>
+                                    </w:r>
+                                    <w:r>
+                                      <w:t>32_t</w:t>
+                                    </w:r>
+                                    <w:r>
+                                      <w:t>&gt;(</w:t>
+                                    </w:r>
+                                    <w:r>
+                                      <w:t>std::</w:t>
+                                    </w:r>
+                                    <w:r>
+                                      <w:t>floor(kOreChunkCoord.z / 32.0))</w:t>
+                                    </w:r>
+                                  </w:p>
+                                </w:tc>
+                              </w:tr>
+                            </w:tbl>
+                            <w:p/>
+                          </w:txbxContent>
+                        </wps:txbx>
+                        <wps:bodyPr rot="0" spcFirstLastPara="0" vertOverflow="overflow" horzOverflow="overflow" vert="horz" wrap="square" lIns="91440" tIns="45720" rIns="91440" bIns="45720" numCol="1" spcCol="0" rtlCol="0" fromWordArt="0" anchor="t" anchorCtr="0" forceAA="0" compatLnSpc="1">
+                          <a:prstTxWarp prst="textNoShape">
+                            <a:avLst/>
+                          </a:prstTxWarp>
+                          <a:noAutofit/>
+                        </wps:bodyPr>
+                      </wps:wsp>
+                      <wps:wsp>
+                        <wps:cNvPr id="1021875666" name="Text Box 1"/>
+                        <wps:cNvSpPr txBox="1"/>
+                        <wps:spPr>
+                          <a:xfrm>
+                            <a:off x="95338" y="593090"/>
+                            <a:ext cx="4874895" cy="274955"/>
+                          </a:xfrm>
+                          <a:prstGeom prst="rect">
+                            <a:avLst/>
+                          </a:prstGeom>
+                          <a:solidFill>
+                            <a:prstClr val="white"/>
+                          </a:solidFill>
+                          <a:ln>
+                            <a:noFill/>
+                          </a:ln>
+                        </wps:spPr>
+                        <wps:txbx>
+                          <w:txbxContent>
+                            <w:p>
+                              <w:pPr>
+                                <w:pStyle w:val="Caption"/>
+                                <w:rPr>
+                                  <w:noProof/>
+                                  <w:sz w:val="20"/>
+                                </w:rPr>
+                              </w:pPr>
+                              <w:r>
+                                <w:rPr>
+                                  <w:rFonts w:hint="eastAsia"/>
+                                </w:rPr>
+                                <w:t>图表</w:t>
+                              </w:r>
+                              <w:r>
+                                <w:rPr>
+                                  <w:rFonts w:hint="eastAsia"/>
+                                </w:rPr>
+                                <w:t xml:space="preserve"> </w:t>
+                              </w:r>
+                              <w:r>
+                                <w:fldChar w:fldCharType="begin"/>
+                              </w:r>
+                              <w:r>
+                                <w:instrText xml:space="preserve"> </w:instrText>
+                              </w:r>
+                              <w:r>
+                                <w:rPr>
+                                  <w:rFonts w:hint="eastAsia"/>
+                                </w:rPr>
+                                <w:instrText xml:space="preserve">SEQ </w:instrText>
+                              </w:r>
+                              <w:r>
+                                <w:rPr>
+                                  <w:rFonts w:hint="eastAsia"/>
+                                </w:rPr>
+                                <w:instrText>图表</w:instrText>
+                              </w:r>
+                              <w:r>
+                                <w:rPr>
+                                  <w:rFonts w:hint="eastAsia"/>
+                                </w:rPr>
+                                <w:instrText xml:space="preserve"> \* ARABIC</w:instrText>
+                              </w:r>
+                              <w:r>
+                                <w:instrText xml:space="preserve"> </w:instrText>
+                              </w:r>
+                              <w:r>
+                                <w:fldChar w:fldCharType="separate"/>
+                              </w:r>
+                              <w:r>
+                                <w:rPr>
+                                  <w:noProof/>
+                                </w:rPr>
+                                <w:t>1</w:t>
+                              </w:r>
+                              <w:r>
+                                <w:fldChar w:fldCharType="end"/>
+                              </w:r>
+                              <w:r>
+                                <w:rPr>
+                                  <w:rFonts w:hint="eastAsia"/>
+                                </w:rPr>
+                                <w:t>区块坐标</w:t>
+                              </w:r>
+                              <w:proofErr w:type="gramStart"/>
+                              <w:r>
+                                <w:rPr>
+                                  <w:rFonts w:hint="eastAsia"/>
+                                </w:rPr>
+                                <w:t>转区域</w:t>
+                              </w:r>
+                              <w:proofErr w:type="gramEnd"/>
+                              <w:r>
+                                <w:rPr>
+                                  <w:rFonts w:hint="eastAsia"/>
+                                </w:rPr>
+                                <w:t>坐标</w:t>
+                              </w:r>
+                            </w:p>
+                          </w:txbxContent>
+                        </wps:txbx>
+                        <wps:bodyPr rot="0" spcFirstLastPara="0" vertOverflow="overflow" horzOverflow="overflow" vert="horz" wrap="square" lIns="0" tIns="0" rIns="0" bIns="0" numCol="1" spcCol="0" rtlCol="0" fromWordArt="0" anchor="t" anchorCtr="0" forceAA="0" compatLnSpc="1">
+                          <a:prstTxWarp prst="textNoShape">
+                            <a:avLst/>
+                          </a:prstTxWarp>
+                          <a:spAutoFit/>
+                        </wps:bodyPr>
+                      </wps:wsp>
+                    </wpg:wgp>
                   </a:graphicData>
                 </a:graphic>
+                <wp14:sizeRelV relativeFrom="margin">
+                  <wp14:pctHeight>0</wp14:pctHeight>
+                </wp14:sizeRelV>
               </wp:anchor>
             </w:drawing>
           </mc:Choice>
           <mc:Fallback>
             <w:pict>
-              <v:shape w14:anchorId="04418307" id="Text Box 1" o:spid="_x0000_s1035" type="#_x0000_t202" style="position:absolute;left:0;text-align:left;margin-left:15.15pt;margin-top:306.55pt;width:105.7pt;height:.05pt;z-index:251660288;visibility:visible;mso-wrap-style:square;mso-wrap-distance-left:9pt;mso-wrap-distance-top:0;mso-wrap-distance-right:9pt;mso-wrap-distance-bottom:0;mso-position-horizontal:absolute;mso-position-horizontal-relative:text;mso-position-vertical:absolute;mso-position-vertical-relative:text;v-text-anchor:top" o:gfxdata="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" stroked="f">
-                <v:textbox style="mso-fit-shape-to-text:t" inset="0,0,0,0">
-                  <w:txbxContent>
-                    <w:p>
-                      <w:pPr>
-                        <w:pStyle w:val="Caption"/>
-                        <w:rPr>
-                          <w:noProof/>
-                          <w:sz w:val="20"/>
-                        </w:rPr>
-                      </w:pPr>
-                      <w:r>
-                        <w:rPr>
-                          <w:rFonts w:hint="eastAsia"/>
-                        </w:rPr>
-                        <w:t>图</w:t>
-                      </w:r>
-                      <w:r>
-                        <w:rPr>
-                          <w:rFonts w:hint="eastAsia"/>
-                        </w:rPr>
-                        <w:t xml:space="preserve"> </w:t>
-                      </w:r>
-                      <w:r>
-                        <w:fldChar w:fldCharType="begin"/>
-                      </w:r>
-                      <w:r>
-                        <w:instrText xml:space="preserve"> </w:instrText>
-                      </w:r>
-                      <w:r>
-                        <w:rPr>
-                          <w:rFonts w:hint="eastAsia"/>
-                        </w:rPr>
-                        <w:instrText xml:space="preserve">SEQ </w:instrText>
-                      </w:r>
-                      <w:r>
-                        <w:rPr>
-                          <w:rFonts w:hint="eastAsia"/>
-                        </w:rPr>
-                        <w:instrText>图</w:instrText>
-                      </w:r>
-                      <w:r>
-                        <w:rPr>
-                          <w:rFonts w:hint="eastAsia"/>
-                        </w:rPr>
-                        <w:instrText xml:space="preserve"> \* ARABIC</w:instrText>
-                      </w:r>
-                      <w:r>
-                        <w:instrText xml:space="preserve"> </w:instrText>
-                      </w:r>
-                      <w:r>
-                        <w:fldChar w:fldCharType="separate"/>
-                      </w:r>
-                      <w:r>
-                        <w:rPr>
-                          <w:noProof/>
-                        </w:rPr>
-                        <w:t>4</w:t>
-                      </w:r>
-                      <w:r>
-                        <w:fldChar w:fldCharType="end"/>
-                      </w:r>
-                      <w:r>
-                        <w:rPr>
-                          <w:rFonts w:hint="eastAsia"/>
-                        </w:rPr>
-                        <w:t xml:space="preserve"> </w:t>
-                      </w:r>
-                      <w:r>
-                        <w:rPr>
-                          <w:rFonts w:hint="eastAsia"/>
-                        </w:rPr>
-                        <w:t>区块与子区块示意图</w:t>
-                      </w:r>
-                    </w:p>
-                  </w:txbxContent>
-                </v:textbox>
-                <w10:wrap type="square"/>
-              </v:shape>
+              <v:group w14:anchorId="04C36CEB" id="Group 13" o:spid="_x0000_s1038" style="position:absolute;left:0;text-align:left;margin-left:19.6pt;margin-top:22.15pt;width:391.35pt;height:68.35pt;z-index:251671552;mso-height-relative:margin" coordsize="49702,8680" o:gfxdata="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">
+                <v:shape id="Text Box 12" o:spid="_x0000_s1039" type="#_x0000_t202" style="position:absolute;width:48748;height:5930;visibility:visible;mso-wrap-style:square;v-text-anchor:top" o:gfxdata="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" filled="f" stroked="f" strokeweight=".5pt">
+                  <v:textbox>
+                    <w:txbxContent>
+                      <w:tbl>
+                        <w:tblPr>
+                          <w:tblStyle w:val="TableGrid"/>
+                          <w:tblW w:w="7385" w:type="dxa"/>
+                          <w:tblInd w:w="-5" w:type="dxa"/>
+                          <w:tblLook w:val="04A0" w:firstRow="1" w:lastRow="0" w:firstColumn="1" w:lastColumn="0" w:noHBand="0" w:noVBand="1"/>
+                        </w:tblPr>
+                        <w:tblGrid>
+                          <w:gridCol w:w="7385"/>
+                        </w:tblGrid>
+                        <w:tr>
+                          <w:tc>
+                            <w:tcPr>
+                              <w:tcW w:w="7385" w:type="dxa"/>
+                            </w:tcPr>
+                            <w:p>
+                              <w:pPr>
+                                <w:pStyle w:val="Code"/>
+                              </w:pPr>
+                              <w:r>
+                                <w:t>galib::Minecraft:: ChunkCoordToRegionCoord</w:t>
+                              </w:r>
+                            </w:p>
+                          </w:tc>
+                        </w:tr>
+                        <w:tr>
+                          <w:tc>
+                            <w:tcPr>
+                              <w:tcW w:w="7385" w:type="dxa"/>
+                            </w:tcPr>
+                            <w:p>
+                              <w:pPr>
+                                <w:pStyle w:val="Code"/>
+                              </w:pPr>
+                              <w:r>
+                                <w:t>static_cast&lt;</w:t>
+                              </w:r>
+                              <w:r>
+                                <w:t>std::</w:t>
+                              </w:r>
+                              <w:r>
+                                <w:t>int</w:t>
+                              </w:r>
+                              <w:r>
+                                <w:t>32_t</w:t>
+                              </w:r>
+                              <w:r>
+                                <w:t>&gt;(</w:t>
+                              </w:r>
+                              <w:r>
+                                <w:t>std::</w:t>
+                              </w:r>
+                              <w:r>
+                                <w:t>floor(kOreChunkCoord.x / 32.0))</w:t>
+                              </w:r>
+                              <w:r>
+                                <w:br/>
+                                <w:t>static_cast&lt;</w:t>
+                              </w:r>
+                              <w:r>
+                                <w:t>std::</w:t>
+                              </w:r>
+                              <w:r>
+                                <w:t>int</w:t>
+                              </w:r>
+                              <w:r>
+                                <w:t>32_t</w:t>
+                              </w:r>
+                              <w:r>
+                                <w:t>&gt;(</w:t>
+                              </w:r>
+                              <w:r>
+                                <w:t>std::</w:t>
+                              </w:r>
+                              <w:r>
+                                <w:t>floor(kOreChunkCoord.z / 32.0))</w:t>
+                              </w:r>
+                            </w:p>
+                          </w:tc>
+                        </w:tr>
+                      </w:tbl>
+                      <w:p/>
+                    </w:txbxContent>
+                  </v:textbox>
+                </v:shape>
+                <v:shape id="Text Box 1" o:spid="_x0000_s1040" type="#_x0000_t202" style="position:absolute;left:953;top:5930;width:48749;height:2750;visibility:visible;mso-wrap-style:square;v-text-anchor:top" o:gfxdata="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" stroked="f">
+                  <v:textbox style="mso-fit-shape-to-text:t" inset="0,0,0,0">
+                    <w:txbxContent>
+                      <w:p>
+                        <w:pPr>
+                          <w:pStyle w:val="Caption"/>
+                          <w:rPr>
+                            <w:noProof/>
+                            <w:sz w:val="20"/>
+                          </w:rPr>
+                        </w:pPr>
+                        <w:r>
+                          <w:rPr>
+                            <w:rFonts w:hint="eastAsia"/>
+                          </w:rPr>
+                          <w:t>图表</w:t>
+                        </w:r>
+                        <w:r>
+                          <w:rPr>
+                            <w:rFonts w:hint="eastAsia"/>
+                          </w:rPr>
+                          <w:t xml:space="preserve"> </w:t>
+                        </w:r>
+                        <w:r>
+                          <w:fldChar w:fldCharType="begin"/>
+                        </w:r>
+                        <w:r>
+                          <w:instrText xml:space="preserve"> </w:instrText>
+                        </w:r>
+                        <w:r>
+                          <w:rPr>
+                            <w:rFonts w:hint="eastAsia"/>
+                          </w:rPr>
+                          <w:instrText xml:space="preserve">SEQ </w:instrText>
+                        </w:r>
+                        <w:r>
+                          <w:rPr>
+                            <w:rFonts w:hint="eastAsia"/>
+                          </w:rPr>
+                          <w:instrText>图表</w:instrText>
+                        </w:r>
+                        <w:r>
+                          <w:rPr>
+                            <w:rFonts w:hint="eastAsia"/>
+                          </w:rPr>
+                          <w:instrText xml:space="preserve"> \* ARABIC</w:instrText>
+                        </w:r>
+                        <w:r>
+                          <w:instrText xml:space="preserve"> </w:instrText>
+                        </w:r>
+                        <w:r>
+                          <w:fldChar w:fldCharType="separate"/>
+                        </w:r>
+                        <w:r>
+                          <w:rPr>
+                            <w:noProof/>
+                          </w:rPr>
+                          <w:t>1</w:t>
+                        </w:r>
+                        <w:r>
+                          <w:fldChar w:fldCharType="end"/>
+                        </w:r>
+                        <w:r>
+                          <w:rPr>
+                            <w:rFonts w:hint="eastAsia"/>
+                          </w:rPr>
+                          <w:t>区块坐标</w:t>
+                        </w:r>
+                        <w:proofErr w:type="gramStart"/>
+                        <w:r>
+                          <w:rPr>
+                            <w:rFonts w:hint="eastAsia"/>
+                          </w:rPr>
+                          <w:t>转区域</w:t>
+                        </w:r>
+                        <w:proofErr w:type="gramEnd"/>
+                        <w:r>
+                          <w:rPr>
+                            <w:rFonts w:hint="eastAsia"/>
+                          </w:rPr>
+                          <w:t>坐标</w:t>
+                        </w:r>
+                      </w:p>
+                    </w:txbxContent>
+                  </v:textbox>
+                </v:shape>
+                <w10:wrap type="topAndBottom"/>
+              </v:group>
             </w:pict>
           </mc:Fallback>
         </mc:AlternateContent>
       </w:r>
+      <w:r>
+        <w:rPr>
+          <w:rFonts w:hint="eastAsia"/>
+        </w:rPr>
+        <w:t>区块坐标换算为区域坐标需要除以</w:t>
+      </w:r>
+      <w:r>
+        <w:rPr>
+          <w:rFonts w:hint="eastAsia"/>
+        </w:rPr>
+        <w:t>32</w:t>
+      </w:r>
+      <w:r>
+        <w:rPr>
+          <w:rFonts w:hint="eastAsia"/>
+        </w:rPr>
+        <w:t>并向下取整（或右移</w:t>
+      </w:r>
+      <w:r>
+        <w:rPr>
+          <w:rFonts w:hint="eastAsia"/>
+        </w:rPr>
+        <w:t>5</w:t>
+      </w:r>
+      <w:r>
+        <w:rPr>
+          <w:rFonts w:hint="eastAsia"/>
+        </w:rPr>
+        <w:t>位）</w:t>
+      </w:r>
+      <w:r>
+        <w:t>:</w:t>
+      </w:r>
     </w:p>
     <w:p>
       <w:pPr>
         <w:ind w:firstLine="360"/>
       </w:pPr>
+      <w:r>
+        <w:rPr>
+          <w:rFonts w:hint="eastAsia"/>
+        </w:rPr>
+        <w:lastRenderedPageBreak/>
+        <w:t>既然区块被存储在区域文件中，虽然区块有其世界区块坐标，但为了方便在区域文件中存储，他还拥有</w:t>
+      </w:r>
+      <w:r>
+        <w:rPr>
+          <w:rFonts w:hint="eastAsia"/>
+          <w:b/>
+          <w:bCs/>
+        </w:rPr>
+        <w:t>区域内的局部坐标</w:t>
+      </w:r>
+      <w:r>
+        <w:rPr>
+          <w:rFonts w:hint="eastAsia"/>
+        </w:rPr>
+        <w:t>。</w:t>
+      </w:r>
     </w:p>
     <w:p>
       <w:pPr>
         <w:ind w:firstLine="360"/>
-        <w:rPr>
-          <w:i/>
-        </w:rPr>
-      </w:pPr>
-      <w:r>
-        <w:rPr>
-          <w:rFonts w:hint="eastAsia"/>
-        </w:rPr>
-        <w:t>每个区块的尺寸为</w:t>
+      </w:pPr>
+      <w:r>
+        <w:rPr>
+          <w:rFonts w:hint="eastAsia"/>
+        </w:rPr>
+        <w:t>局部坐标由于设计对负数部分的处理，所以转换过程需要多几步计算，</w:t>
+      </w:r>
+    </w:p>
+    <w:p>
+      <w:pPr>
+        <w:ind w:firstLine="360"/>
+      </w:pPr>
+    </w:p>
+    <w:p>
+      <w:pPr>
+        <w:ind w:firstLine="360"/>
+        <w:rPr>
+          <w:rFonts w:hint="eastAsia"/>
+        </w:rPr>
+      </w:pPr>
+      <w:r>
+        <w:rPr>
+          <w:rFonts w:hint="eastAsia"/>
+        </w:rPr>
+        <w:t>在</w:t>
+      </w:r>
+      <w:r>
+        <w:rPr>
+          <w:rFonts w:hint="eastAsia"/>
+        </w:rPr>
+        <w:t>Anvil</w:t>
+      </w:r>
+      <w:r>
+        <w:rPr>
+          <w:rFonts w:hint="eastAsia"/>
+        </w:rPr>
+        <w:t>格式中，前</w:t>
       </w:r>
       <m:oMath>
         <m:r>
           <w:rPr>
             <w:rFonts w:ascii="Cambria Math" w:hAnsi="Cambria Math"/>
           </w:rPr>
-          <m:t xml:space="preserve"> 16×16×256</m:t>
+          <m:t xml:space="preserve"> 8KiB </m:t>
         </m:r>
       </m:oMath>
       <w:r>
         <w:rPr>
           <w:rFonts w:hint="eastAsia"/>
         </w:rPr>
-        <w:t>，意味着世界被划分为多个</w:t>
+        <w:t>被称为</w:t>
       </w:r>
       <m:oMath>
         <m:r>
           <w:rPr>
             <w:rFonts w:ascii="Cambria Math" w:hAnsi="Cambria Math"/>
           </w:rPr>
-          <m:t xml:space="preserve"> 16×16 </m:t>
+          <m:t xml:space="preserve"> 8KiB </m:t>
         </m:r>
       </m:oMath>
       <w:r>
         <w:rPr>
           <w:rFonts w:hint="eastAsia"/>
         </w:rPr>
-        <w:t>的区域，每个区域由</w:t>
+        <w:t>区，它用于存储区块的索引数据和区块最后修改时间，剩余部分是用于存储区块已压缩数据的多个扇区。每个扇区的大小为</w:t>
       </w:r>
       <m:oMath>
         <m:r>
           <w:rPr>
             <w:rFonts w:ascii="Cambria Math" w:hAnsi="Cambria Math"/>
           </w:rPr>
-          <m:t xml:space="preserve"> 256 </m:t>
+          <m:t xml:space="preserve"> </m:t>
+        </m:r>
+        <m:r>
+          <w:rPr>
+            <w:rFonts w:ascii="Cambria Math" w:hAnsi="Cambria Math" w:hint="eastAsia"/>
+          </w:rPr>
+          <m:t>4096</m:t>
+        </m:r>
+        <m:r>
+          <w:rPr>
+            <w:rFonts w:ascii="Cambria Math" w:hAnsi="Cambria Math"/>
+          </w:rPr>
+          <m:t xml:space="preserve"> </m:t>
         </m:r>
       </m:oMath>
       <w:r>
         <w:rPr>
           <w:rFonts w:hint="eastAsia"/>
         </w:rPr>
-        <w:t>层方块构成。每个区块的位置在世界中都有独立标识。</w:t>
+        <w:t>字节，一个区块可以占用多个扇区。</w:t>
       </w:r>
     </w:p>
     <w:p>
       <w:pPr>
         <w:ind w:firstLine="360"/>
-      </w:pPr>
-      <w:r>
-        <w:rPr>
-          <w:rFonts w:hint="eastAsia"/>
-        </w:rPr>
-        <w:t>在一个区块中，我们按高度</w:t>
-      </w:r>
-      <w:r>
-        <w:rPr>
-          <w:rFonts w:hint="eastAsia"/>
-        </w:rPr>
-        <w:t>（</w:t>
-      </w:r>
-      <w:r>
-        <w:rPr>
-          <w:rFonts w:hint="eastAsia"/>
-        </w:rPr>
-        <w:t>y</w:t>
-      </w:r>
-      <w:r>
-        <w:rPr>
-          <w:rFonts w:hint="eastAsia"/>
-        </w:rPr>
-        <w:t>轴）</w:t>
-      </w:r>
-      <w:r>
-        <w:rPr>
-          <w:rFonts w:hint="eastAsia"/>
-        </w:rPr>
-        <w:t>每</w:t>
-      </w:r>
-      <w:r>
-        <w:t>16</w:t>
-      </w:r>
-      <w:r>
-        <w:rPr>
-          <w:rFonts w:hint="eastAsia"/>
-        </w:rPr>
-        <w:t>个方块继续划分</w:t>
-      </w:r>
-      <w:r>
-        <w:rPr>
-          <w:rFonts w:hint="eastAsia"/>
-        </w:rPr>
-        <w:t>得到子区块。子</w:t>
-      </w:r>
-      <w:r>
-        <w:rPr>
-          <w:rFonts w:hint="eastAsia"/>
-        </w:rPr>
-        <w:t>区块坐标在区块坐标的基础上加入了</w:t>
+        <w:rPr>
+          <w:rFonts w:hint="eastAsia"/>
+        </w:rPr>
+      </w:pPr>
+      <w:r>
+        <w:rPr>
+          <w:rFonts w:hint="eastAsia"/>
+        </w:rPr>
+        <w:t>因此</w:t>
+      </w:r>
+      <w:r>
+        <w:t>mca</w:t>
+      </w:r>
+      <w:r>
+        <w:rPr>
+          <w:rFonts w:hint="eastAsia"/>
+        </w:rPr>
+        <w:t>文件大小一定为</w:t>
       </w:r>
       <m:oMath>
         <m:r>
           <w:rPr>
             <w:rFonts w:ascii="Cambria Math" w:hAnsi="Cambria Math"/>
           </w:rPr>
-          <m:t xml:space="preserve"> y </m:t>
+          <m:t xml:space="preserve"> 4096 </m:t>
         </m:r>
       </m:oMath>
       <w:r>
         <w:rPr>
           <w:rFonts w:hint="eastAsia"/>
         </w:rPr>
-        <w:t>轴。</w:t>
+        <w:t>字节的倍数，</w:t>
+      </w:r>
+      <w:r>
+        <w:rPr>
+          <w:rFonts w:hint="eastAsia"/>
+        </w:rPr>
+        <w:t>Minecraft</w:t>
+      </w:r>
+      <w:r>
+        <w:rPr>
+          <w:rFonts w:hint="eastAsia"/>
+        </w:rPr>
+        <w:t>不接受非</w:t>
+      </w:r>
+      <m:oMath>
+        <m:r>
+          <w:rPr>
+            <w:rFonts w:ascii="Cambria Math" w:hAnsi="Cambria Math"/>
+          </w:rPr>
+          <m:t xml:space="preserve"> 4096 </m:t>
+        </m:r>
+      </m:oMath>
+      <w:r>
+        <w:rPr>
+          <w:rFonts w:hint="eastAsia"/>
+        </w:rPr>
+        <w:t>字节的倍数的</w:t>
+      </w:r>
+      <w:r>
+        <w:rPr>
+          <w:rFonts w:hint="eastAsia"/>
+        </w:rPr>
+        <w:t>mca</w:t>
+      </w:r>
+      <w:r>
+        <w:rPr>
+          <w:rFonts w:hint="eastAsia"/>
+        </w:rPr>
+        <w:t>文件。</w:t>
       </w:r>
     </w:p>
     <w:p>
       <w:pPr>
+        <w:pStyle w:val="TitleL2"/>
+        <w:numPr>
+          <w:ilvl w:val="2"/>
+          <w:numId w:val="1"/>
+        </w:numPr>
+      </w:pPr>
+      <m:oMath>
+        <m:r>
+          <w:rPr>
+            <w:rFonts w:ascii="Cambria Math" w:hAnsi="Cambria Math"/>
+          </w:rPr>
+          <m:t>8KiB</m:t>
+        </m:r>
+      </m:oMath>
+      <w:r>
+        <w:rPr>
+          <w:rFonts w:hint="eastAsia"/>
+        </w:rPr>
+        <w:t>区</w:t>
+      </w:r>
+    </w:p>
+    <w:p>
+      <w:pPr>
         <w:ind w:firstLine="360"/>
       </w:pPr>
+      <m:oMath>
+        <m:r>
+          <w:rPr>
+            <w:rFonts w:ascii="Cambria Math" w:hAnsi="Cambria Math"/>
+          </w:rPr>
+          <m:t xml:space="preserve">8KiB </m:t>
+        </m:r>
+      </m:oMath>
+      <w:r>
+        <w:rPr>
+          <w:rFonts w:hint="eastAsia"/>
+        </w:rPr>
+        <w:t>区分为两个</w:t>
+      </w:r>
+      <m:oMath>
+        <m:r>
+          <w:rPr>
+            <w:rFonts w:ascii="Cambria Math" w:hAnsi="Cambria Math"/>
+          </w:rPr>
+          <m:t xml:space="preserve"> 4KiB </m:t>
+        </m:r>
+      </m:oMath>
+      <w:r>
+        <w:rPr>
+          <w:rFonts w:hint="eastAsia"/>
+        </w:rPr>
+        <w:t>区，其中前者提供区块的索引相关数据，后者提供区块最后修改的时间</w:t>
+      </w:r>
+      <w:r>
+        <w:rPr>
+          <w:rFonts w:hint="eastAsia"/>
+        </w:rPr>
+        <w:t>戳</w:t>
+      </w:r>
+      <w:r>
+        <w:rPr>
+          <w:rFonts w:hint="eastAsia"/>
+        </w:rPr>
+        <w:t>。</w:t>
+      </w:r>
+    </w:p>
+    <w:p>
+      <w:pPr>
+        <w:ind w:firstLine="360"/>
+        <w:rPr>
+          <w:rFonts w:hint="eastAsia"/>
+        </w:rPr>
+      </w:pPr>
+      <w:r>
+        <w:rPr>
+          <w:rFonts w:hint="eastAsia"/>
+        </w:rPr>
+        <w:t>两个</w:t>
+      </w:r>
+      <m:oMath>
+        <m:r>
+          <w:rPr>
+            <w:rFonts w:ascii="Cambria Math" w:hAnsi="Cambria Math"/>
+          </w:rPr>
+          <m:t xml:space="preserve"> 4KiB </m:t>
+        </m:r>
+      </m:oMath>
+      <w:r>
+        <w:rPr>
+          <w:rFonts w:hint="eastAsia"/>
+        </w:rPr>
+        <w:t>区都是以</w:t>
+      </w:r>
+      <m:oMath>
+        <m:r>
+          <w:rPr>
+            <w:rFonts w:ascii="Cambria Math" w:hAnsi="Cambria Math"/>
+          </w:rPr>
+          <m:t xml:space="preserve"> 4 </m:t>
+        </m:r>
+      </m:oMath>
+      <w:r>
+        <w:rPr>
+          <w:rFonts w:hint="eastAsia"/>
+        </w:rPr>
+        <w:t>字节为单位进行划分的，其分别存储</w:t>
+      </w:r>
+      <m:oMath>
+        <m:r>
+          <w:rPr>
+            <w:rFonts w:ascii="Cambria Math" w:hAnsi="Cambria Math"/>
+          </w:rPr>
+          <m:t xml:space="preserve"> </m:t>
+        </m:r>
+        <m:d>
+          <m:dPr>
+            <m:ctrlPr>
+              <w:rPr>
+                <w:rFonts w:ascii="Cambria Math" w:hAnsi="Cambria Math"/>
+                <w:i/>
+              </w:rPr>
+            </m:ctrlPr>
+          </m:dPr>
+          <m:e>
+            <m:r>
+              <w:rPr>
+                <w:rFonts w:ascii="Cambria Math" w:hAnsi="Cambria Math"/>
+              </w:rPr>
+              <m:t>x,z</m:t>
+            </m:r>
+          </m:e>
+        </m:d>
+        <m:r>
+          <w:rPr>
+            <w:rFonts w:ascii="Cambria Math" w:hAnsi="Cambria Math"/>
+          </w:rPr>
+          <m:t xml:space="preserve"> </m:t>
+        </m:r>
+      </m:oMath>
+      <w:r>
+        <w:rPr>
+          <w:rFonts w:hint="eastAsia"/>
+        </w:rPr>
+        <w:t>区块的偏移量</w:t>
+      </w:r>
     </w:p>
     <w:p>
       <w:pPr>
@@ -3804,9 +4898,6 @@
           <w:t>https://inception.work</w:t>
         </w:r>
       </w:hyperlink>
-      <w:r>
-        <w:t xml:space="preserve"> </w:t>
-      </w:r>
     </w:p>
   </w:footnote>
   <w:footnote w:id="3">
@@ -3823,63 +4914,202 @@
       <w:r>
         <w:t xml:space="preserve"> </w:t>
       </w:r>
-      <w:r>
-        <w:rPr>
-          <w:rFonts w:hint="eastAsia"/>
-        </w:rPr>
-        <w:t>区块</w:t>
-      </w:r>
-      <w:r>
-        <w:rPr>
-          <w:rFonts w:hint="eastAsia"/>
-        </w:rPr>
-        <w:t xml:space="preserve"> </w:t>
-      </w:r>
-      <w:r>
-        <w:rPr>
-          <w:i/>
-          <w:iCs/>
-        </w:rPr>
-        <w:t>Chunk</w:t>
-      </w:r>
+      <w:hyperlink r:id="rId3" w:history="1">
+        <w:r>
+          <w:rPr>
+            <w:rStyle w:val="Hyperlink"/>
+          </w:rPr>
+          <w:t>https://zh.minecraft.wiki/</w:t>
+        </w:r>
+      </w:hyperlink>
     </w:p>
   </w:footnote>
   <w:footnote w:id="4">
     <w:p>
       <w:pPr>
         <w:pStyle w:val="FootnoteText"/>
+      </w:pPr>
+      <w:r>
+        <w:rPr>
+          <w:rStyle w:val="FootnoteReference"/>
+        </w:rPr>
+        <w:footnoteRef/>
+      </w:r>
+      <w:r>
+        <w:t xml:space="preserve"> </w:t>
+      </w:r>
+      <w:r>
+        <w:rPr>
+          <w:rFonts w:hint="eastAsia"/>
+        </w:rPr>
+        <w:t>区块</w:t>
+      </w:r>
+      <w:r>
+        <w:rPr>
+          <w:rFonts w:hint="eastAsia"/>
+        </w:rPr>
+        <w:t xml:space="preserve"> </w:t>
+      </w:r>
+      <w:r>
         <w:rPr>
           <w:i/>
           <w:iCs/>
         </w:rPr>
-      </w:pPr>
-      <w:r>
-        <w:rPr>
-          <w:rStyle w:val="FootnoteReference"/>
-        </w:rPr>
-        <w:footnoteRef/>
-      </w:r>
-      <w:r>
-        <w:t xml:space="preserve"> </w:t>
-      </w:r>
-      <w:r>
-        <w:rPr>
-          <w:rFonts w:hint="eastAsia"/>
-        </w:rPr>
-        <w:t>子区块</w:t>
-      </w:r>
-      <w:r>
-        <w:rPr>
-          <w:rFonts w:hint="eastAsia"/>
-        </w:rPr>
-        <w:t xml:space="preserve"> </w:t>
-      </w:r>
-      <w:r>
+        <w:t>Chunk</w:t>
+      </w:r>
+    </w:p>
+  </w:footnote>
+  <w:footnote w:id="5">
+    <w:p>
+      <w:pPr>
+        <w:pStyle w:val="FootnoteText"/>
         <w:rPr>
           <w:i/>
           <w:iCs/>
         </w:rPr>
+      </w:pPr>
+      <w:r>
+        <w:rPr>
+          <w:rStyle w:val="FootnoteReference"/>
+        </w:rPr>
+        <w:footnoteRef/>
+      </w:r>
+      <w:r>
+        <w:t xml:space="preserve"> </w:t>
+      </w:r>
+      <w:r>
+        <w:rPr>
+          <w:rFonts w:hint="eastAsia"/>
+        </w:rPr>
+        <w:t>子区块</w:t>
+      </w:r>
+      <w:r>
+        <w:rPr>
+          <w:rFonts w:hint="eastAsia"/>
+        </w:rPr>
+        <w:t xml:space="preserve"> </w:t>
+      </w:r>
+      <w:r>
+        <w:rPr>
+          <w:i/>
+          <w:iCs/>
+        </w:rPr>
         <w:t>Sub chunk/Chunk Section</w:t>
+      </w:r>
+    </w:p>
+  </w:footnote>
+  <w:footnote w:id="6">
+    <w:p>
+      <w:pPr>
+        <w:pStyle w:val="FootnoteText"/>
+      </w:pPr>
+      <w:r>
+        <w:rPr>
+          <w:rStyle w:val="FootnoteReference"/>
+        </w:rPr>
+        <w:footnoteRef/>
+      </w:r>
+      <w:r>
+        <w:t xml:space="preserve"> </w:t>
+      </w:r>
+      <w:r>
+        <w:rPr>
+          <w:rFonts w:hint="eastAsia"/>
+        </w:rPr>
+        <w:t>在</w:t>
+      </w:r>
+      <w:r>
+        <w:rPr>
+          <w:rFonts w:ascii="Times New Roman" w:hAnsi="Times New Roman" w:cs="Times New Roman"/>
+          <w:i/>
+          <w:iCs/>
+        </w:rPr>
+        <w:t>C++</w:t>
+      </w:r>
+      <w:r>
+        <w:rPr>
+          <w:rFonts w:hint="eastAsia"/>
+        </w:rPr>
+        <w:t>中</w:t>
+      </w:r>
+      <w:r>
+        <w:rPr>
+          <w:rFonts w:hint="eastAsia"/>
+        </w:rPr>
+        <w:t>32</w:t>
+      </w:r>
+      <w:r>
+        <w:rPr>
+          <w:rFonts w:hint="eastAsia"/>
+        </w:rPr>
+        <w:t>位有符号整数定义在</w:t>
+      </w:r>
+      <w:proofErr w:type="spellStart"/>
+      <w:r>
+        <w:rPr>
+          <w:rFonts w:ascii="Consolas" w:hAnsi="Consolas"/>
+        </w:rPr>
+        <w:t>cinttype</w:t>
+      </w:r>
+      <w:proofErr w:type="spellEnd"/>
+      <w:r>
+        <w:rPr>
+          <w:rFonts w:hint="eastAsia"/>
+        </w:rPr>
+        <w:t>头文件中，类型为</w:t>
+      </w:r>
+      <w:r>
+        <w:rPr>
+          <w:rFonts w:ascii="Consolas" w:hAnsi="Consolas"/>
+        </w:rPr>
+        <w:t>std::</w:t>
+      </w:r>
+      <w:r>
+        <w:rPr>
+          <w:rFonts w:ascii="Consolas" w:hAnsi="Consolas"/>
+        </w:rPr>
+        <w:t>int32_t</w:t>
+      </w:r>
+      <w:r>
+        <w:rPr>
+          <w:rFonts w:hint="eastAsia"/>
+        </w:rPr>
+        <w:t>。</w:t>
+      </w:r>
+    </w:p>
+  </w:footnote>
+  <w:footnote w:id="7">
+    <w:p>
+      <w:pPr>
+        <w:pStyle w:val="FootnoteText"/>
+      </w:pPr>
+      <w:r>
+        <w:rPr>
+          <w:rStyle w:val="FootnoteReference"/>
+        </w:rPr>
+        <w:footnoteRef/>
+      </w:r>
+      <w:r>
+        <w:t xml:space="preserve"> </w:t>
+      </w:r>
+      <w:r>
+        <w:rPr>
+          <w:rFonts w:hint="eastAsia"/>
+        </w:rPr>
+        <w:t>区域</w:t>
+      </w:r>
+      <w:r>
+        <w:rPr>
+          <w:rFonts w:hint="eastAsia"/>
+        </w:rPr>
+        <w:t xml:space="preserve"> </w:t>
+      </w:r>
+      <w:r>
+        <w:rPr>
+          <w:i/>
+          <w:iCs/>
+        </w:rPr>
+        <w:t>Region</w:t>
       </w:r>
     </w:p>
   </w:footnote>
@@ -4495,12 +5725,21 @@
     </w:r>
     <w:r>
       <w:rPr>
-        <w:rFonts w:ascii="Times New Roman" w:hAnsi="Times New Roman" w:cs="Times New Roman"/>
+        <w:rFonts w:ascii="Times New Roman" w:hAnsi="Times New Roman" w:cs="Times New Roman" w:hint="eastAsia"/>
         <w:i/>
         <w:iCs/>
         <w:noProof/>
       </w:rPr>
-      <w:t>Conclusion</w:t>
+      <w:t>Minecraft</w:t>
+    </w:r>
+    <w:r>
+      <w:rPr>
+        <w:rFonts w:ascii="Times New Roman" w:hAnsi="Times New Roman" w:cs="Times New Roman" w:hint="eastAsia"/>
+        <w:i/>
+        <w:iCs/>
+        <w:noProof/>
+      </w:rPr>
+      <w:t>的基础知识</w:t>
     </w:r>
     <w:r>
       <w:rPr>
@@ -6109,7 +7348,6 @@
   <w:style w:type="character" w:default="1" w:styleId="DefaultParagraphFont">
     <w:name w:val="Default Paragraph Font"/>
     <w:uiPriority w:val="1"/>
-    <w:semiHidden/>
     <w:unhideWhenUsed/>
   </w:style>
   <w:style w:type="table" w:default="1" w:styleId="TableNormal">
@@ -6729,6 +7967,54 @@
       <w:shd w:val="clear" w:color="auto" w:fill="E1DFDD"/>
     </w:rPr>
   </w:style>
+  <w:style w:type="paragraph" w:customStyle="1" w:styleId="Code">
+    <w:name w:val="Code"/>
+    <w:basedOn w:val="Normal"/>
+    <w:link w:val="CodeChar"/>
+    <w:qFormat/>
+    <w:rsid w:val="0000598E"/>
+    <w:pPr>
+      <w:spacing w:after="0"/>
+    </w:pPr>
+    <w:rPr>
+      <w:rFonts w:ascii="Consolas" w:hAnsi="Consolas"/>
+      <w:bCs/>
+      <w:iCs/>
+      <w:noProof/>
+    </w:rPr>
+  </w:style>
+  <w:style w:type="character" w:customStyle="1" w:styleId="CodeChar">
+    <w:name w:val="Code Char"/>
+    <w:basedOn w:val="DefaultParagraphFont"/>
+    <w:link w:val="Code"/>
+    <w:rsid w:val="0000598E"/>
+    <w:rPr>
+      <w:rFonts w:ascii="Consolas" w:eastAsia="SimSun" w:hAnsi="Consolas"/>
+      <w:bCs/>
+      <w:iCs/>
+      <w:noProof/>
+      <w:sz w:val="20"/>
+    </w:rPr>
+  </w:style>
+  <w:style w:type="table" w:styleId="TableGrid">
+    <w:name w:val="Table Grid"/>
+    <w:basedOn w:val="TableNormal"/>
+    <w:uiPriority w:val="39"/>
+    <w:rsid w:val="0000598E"/>
+    <w:pPr>
+      <w:spacing w:after="0" w:line="240" w:lineRule="auto"/>
+    </w:pPr>
+    <w:tblPr>
+      <w:tblBorders>
+        <w:top w:val="single" w:sz="4" w:space="0" w:color="auto"/>
+        <w:left w:val="single" w:sz="4" w:space="0" w:color="auto"/>
+        <w:bottom w:val="single" w:sz="4" w:space="0" w:color="auto"/>
+        <w:right w:val="single" w:sz="4" w:space="0" w:color="auto"/>
+        <w:insideH w:val="single" w:sz="4" w:space="0" w:color="auto"/>
+        <w:insideV w:val="single" w:sz="4" w:space="0" w:color="auto"/>
+      </w:tblBorders>
+    </w:tblPr>
+  </w:style>
 </w:styles>
 </file>
 

--- a/技术文档/草稿 V3/Minecraft与LittleTiles导出OBJ基础技术研究文档.docx
+++ b/技术文档/草稿 V3/Minecraft与LittleTiles导出OBJ基础技术研究文档.docx
@@ -367,7 +367,7 @@
           <w:r>
             <w:fldChar w:fldCharType="separate"/>
           </w:r>
-          <w:hyperlink w:anchor="_Toc197452228" w:history="1">
+          <w:hyperlink w:anchor="_Toc197510145" w:history="1">
             <w:r>
               <w:rPr>
                 <w:rStyle w:val="Hyperlink"/>
@@ -395,7 +395,7 @@
                 <w:noProof/>
                 <w:webHidden/>
               </w:rPr>
-              <w:instrText xml:space="preserve"> PAGEREF _Toc197452228 \h </w:instrText>
+              <w:instrText xml:space="preserve"> PAGEREF _Toc197510145 \h </w:instrText>
             </w:r>
             <w:r>
               <w:rPr>
@@ -439,7 +439,7 @@
               <w:sz w:val="24"/>
             </w:rPr>
           </w:pPr>
-          <w:hyperlink w:anchor="_Toc197452229" w:history="1">
+          <w:hyperlink w:anchor="_Toc197510146" w:history="1">
             <w:r>
               <w:rPr>
                 <w:rStyle w:val="Hyperlink"/>
@@ -489,7 +489,7 @@
                 <w:noProof/>
                 <w:webHidden/>
               </w:rPr>
-              <w:instrText xml:space="preserve"> PAGEREF _Toc197452229 \h </w:instrText>
+              <w:instrText xml:space="preserve"> PAGEREF _Toc197510146 \h </w:instrText>
             </w:r>
             <w:r>
               <w:rPr>
@@ -509,7 +509,7 @@
                 <w:noProof/>
                 <w:webHidden/>
               </w:rPr>
-              <w:t>2</w:t>
+              <w:t>3</w:t>
             </w:r>
             <w:r>
               <w:rPr>
@@ -533,7 +533,7 @@
               <w:sz w:val="24"/>
             </w:rPr>
           </w:pPr>
-          <w:hyperlink w:anchor="_Toc197452230" w:history="1">
+          <w:hyperlink w:anchor="_Toc197510147" w:history="1">
             <w:r>
               <w:rPr>
                 <w:rStyle w:val="Hyperlink"/>
@@ -583,7 +583,7 @@
                 <w:noProof/>
                 <w:webHidden/>
               </w:rPr>
-              <w:instrText xml:space="preserve"> PAGEREF _Toc197452230 \h </w:instrText>
+              <w:instrText xml:space="preserve"> PAGEREF _Toc197510147 \h </w:instrText>
             </w:r>
             <w:r>
               <w:rPr>
@@ -627,7 +627,7 @@
               <w:sz w:val="24"/>
             </w:rPr>
           </w:pPr>
-          <w:hyperlink w:anchor="_Toc197452231" w:history="1">
+          <w:hyperlink w:anchor="_Toc197510148" w:history="1">
             <w:r>
               <w:rPr>
                 <w:rStyle w:val="Hyperlink"/>
@@ -670,7 +670,7 @@
                 <w:noProof/>
                 <w:webHidden/>
               </w:rPr>
-              <w:instrText xml:space="preserve"> PAGEREF _Toc197452231 \h </w:instrText>
+              <w:instrText xml:space="preserve"> PAGEREF _Toc197510148 \h </w:instrText>
             </w:r>
             <w:r>
               <w:rPr>
@@ -705,6 +705,7 @@
           <w:pPr>
             <w:pStyle w:val="TOC2"/>
             <w:tabs>
+              <w:tab w:val="left" w:pos="1200"/>
               <w:tab w:val="right" w:leader="dot" w:pos="8868"/>
             </w:tabs>
             <w:rPr>
@@ -713,7 +714,94 @@
               <w:sz w:val="24"/>
             </w:rPr>
           </w:pPr>
-          <w:hyperlink w:anchor="_Toc197452232" w:history="1">
+          <w:hyperlink w:anchor="_Toc197510149" w:history="1">
+            <w:r>
+              <w:rPr>
+                <w:rStyle w:val="Hyperlink"/>
+                <w:noProof/>
+              </w:rPr>
+              <w:t>1.1.2.</w:t>
+            </w:r>
+            <w:r>
+              <w:rPr>
+                <w:rFonts w:asciiTheme="minorHAnsi" w:eastAsiaTheme="minorEastAsia" w:hAnsiTheme="minorHAnsi"/>
+                <w:noProof/>
+                <w:sz w:val="24"/>
+              </w:rPr>
+              <w:tab/>
+            </w:r>
+            <w:r>
+              <w:rPr>
+                <w:rStyle w:val="Hyperlink"/>
+                <w:rFonts w:hint="eastAsia"/>
+                <w:noProof/>
+              </w:rPr>
+              <w:t>区块</w:t>
+            </w:r>
+            <w:r>
+              <w:rPr>
+                <w:noProof/>
+                <w:webHidden/>
+              </w:rPr>
+              <w:tab/>
+            </w:r>
+            <w:r>
+              <w:rPr>
+                <w:noProof/>
+                <w:webHidden/>
+              </w:rPr>
+              <w:fldChar w:fldCharType="begin"/>
+            </w:r>
+            <w:r>
+              <w:rPr>
+                <w:noProof/>
+                <w:webHidden/>
+              </w:rPr>
+              <w:instrText xml:space="preserve"> PAGEREF _Toc197510149 \h </w:instrText>
+            </w:r>
+            <w:r>
+              <w:rPr>
+                <w:noProof/>
+                <w:webHidden/>
+              </w:rPr>
+            </w:r>
+            <w:r>
+              <w:rPr>
+                <w:noProof/>
+                <w:webHidden/>
+              </w:rPr>
+              <w:fldChar w:fldCharType="separate"/>
+            </w:r>
+            <w:r>
+              <w:rPr>
+                <w:noProof/>
+                <w:webHidden/>
+              </w:rPr>
+              <w:t>4</w:t>
+            </w:r>
+            <w:r>
+              <w:rPr>
+                <w:noProof/>
+                <w:webHidden/>
+              </w:rPr>
+              <w:fldChar w:fldCharType="end"/>
+            </w:r>
+          </w:hyperlink>
+        </w:p>
+        <w:p>
+          <w:pPr>
+            <w:pStyle w:val="TOC2"/>
+            <w:tabs>
+              <w:tab w:val="left" w:pos="960"/>
+              <w:tab w:val="right" w:leader="dot" w:pos="8868"/>
+            </w:tabs>
+            <w:rPr>
+              <w:rFonts w:asciiTheme="minorHAnsi" w:eastAsiaTheme="minorEastAsia" w:hAnsiTheme="minorHAnsi"/>
+              <w:noProof/>
+              <w:sz w:val="24"/>
+            </w:rPr>
+          </w:pPr>
+          <w:hyperlink w:anchor="_Toc197510150" w:history="1">
             <w:r>
               <w:rPr>
                 <w:rStyle w:val="Hyperlink"/>
@@ -723,13 +811,29 @@
             </w:r>
             <w:r>
               <w:rPr>
+                <w:rFonts w:asciiTheme="minorHAnsi" w:eastAsiaTheme="minorEastAsia" w:hAnsiTheme="minorHAnsi"/>
                 <w:noProof/>
-                <w:webHidden/>
+                <w:sz w:val="24"/>
               </w:rPr>
               <w:tab/>
             </w:r>
             <w:r>
               <w:rPr>
+                <w:rStyle w:val="Hyperlink"/>
+                <w:rFonts w:hint="eastAsia"/>
+                <w:noProof/>
+              </w:rPr>
+              <w:t>区域文件格式</w:t>
+            </w:r>
+            <w:r>
+              <w:rPr>
+                <w:noProof/>
+                <w:webHidden/>
+              </w:rPr>
+              <w:tab/>
+            </w:r>
+            <w:r>
+              <w:rPr>
                 <w:noProof/>
                 <w:webHidden/>
               </w:rPr>
@@ -740,7 +844,7 @@
                 <w:noProof/>
                 <w:webHidden/>
               </w:rPr>
-              <w:instrText xml:space="preserve"> PAGEREF _Toc197452232 \h </w:instrText>
+              <w:instrText xml:space="preserve"> PAGEREF _Toc197510150 \h </w:instrText>
             </w:r>
             <w:r>
               <w:rPr>
@@ -761,6 +865,197 @@
                 <w:webHidden/>
               </w:rPr>
               <w:t>4</w:t>
+            </w:r>
+            <w:r>
+              <w:rPr>
+                <w:noProof/>
+                <w:webHidden/>
+              </w:rPr>
+              <w:fldChar w:fldCharType="end"/>
+            </w:r>
+          </w:hyperlink>
+        </w:p>
+        <w:p>
+          <w:pPr>
+            <w:pStyle w:val="TOC2"/>
+            <w:tabs>
+              <w:tab w:val="left" w:pos="1200"/>
+              <w:tab w:val="right" w:leader="dot" w:pos="8868"/>
+            </w:tabs>
+            <w:rPr>
+              <w:rFonts w:asciiTheme="minorHAnsi" w:eastAsiaTheme="minorEastAsia" w:hAnsiTheme="minorHAnsi"/>
+              <w:noProof/>
+              <w:sz w:val="24"/>
+            </w:rPr>
+          </w:pPr>
+          <w:hyperlink w:anchor="_Toc197510151" w:history="1">
+            <w:r>
+              <w:rPr>
+                <w:rStyle w:val="Hyperlink"/>
+                <w:noProof/>
+              </w:rPr>
+              <w:t>1.2.1.</w:t>
+            </w:r>
+            <w:r>
+              <w:rPr>
+                <w:rFonts w:asciiTheme="minorHAnsi" w:eastAsiaTheme="minorEastAsia" w:hAnsiTheme="minorHAnsi"/>
+                <w:noProof/>
+                <w:sz w:val="24"/>
+              </w:rPr>
+              <w:tab/>
+            </w:r>
+            <w:r>
+              <w:rPr>
+                <w:rStyle w:val="Hyperlink"/>
+                <w:noProof/>
+              </w:rPr>
+              <w:t>Anvil</w:t>
+            </w:r>
+            <w:r>
+              <w:rPr>
+                <w:rStyle w:val="Hyperlink"/>
+                <w:rFonts w:hint="eastAsia"/>
+                <w:noProof/>
+              </w:rPr>
+              <w:t>格式</w:t>
+            </w:r>
+            <w:r>
+              <w:rPr>
+                <w:noProof/>
+                <w:webHidden/>
+              </w:rPr>
+              <w:tab/>
+            </w:r>
+            <w:r>
+              <w:rPr>
+                <w:noProof/>
+                <w:webHidden/>
+              </w:rPr>
+              <w:fldChar w:fldCharType="begin"/>
+            </w:r>
+            <w:r>
+              <w:rPr>
+                <w:noProof/>
+                <w:webHidden/>
+              </w:rPr>
+              <w:instrText xml:space="preserve"> PAGEREF _Toc197510151 \h </w:instrText>
+            </w:r>
+            <w:r>
+              <w:rPr>
+                <w:noProof/>
+                <w:webHidden/>
+              </w:rPr>
+            </w:r>
+            <w:r>
+              <w:rPr>
+                <w:noProof/>
+                <w:webHidden/>
+              </w:rPr>
+              <w:fldChar w:fldCharType="separate"/>
+            </w:r>
+            <w:r>
+              <w:rPr>
+                <w:noProof/>
+                <w:webHidden/>
+              </w:rPr>
+              <w:t>4</w:t>
+            </w:r>
+            <w:r>
+              <w:rPr>
+                <w:noProof/>
+                <w:webHidden/>
+              </w:rPr>
+              <w:fldChar w:fldCharType="end"/>
+            </w:r>
+          </w:hyperlink>
+        </w:p>
+        <w:p>
+          <w:pPr>
+            <w:pStyle w:val="TOC2"/>
+            <w:tabs>
+              <w:tab w:val="left" w:pos="1200"/>
+              <w:tab w:val="right" w:leader="dot" w:pos="8868"/>
+            </w:tabs>
+            <w:rPr>
+              <w:rFonts w:asciiTheme="minorHAnsi" w:eastAsiaTheme="minorEastAsia" w:hAnsiTheme="minorHAnsi"/>
+              <w:noProof/>
+              <w:sz w:val="24"/>
+            </w:rPr>
+          </w:pPr>
+          <w:hyperlink w:anchor="_Toc197510152" w:history="1">
+            <w:r>
+              <w:rPr>
+                <w:rStyle w:val="Hyperlink"/>
+                <w:noProof/>
+              </w:rPr>
+              <w:t>1.2.2.</w:t>
+            </w:r>
+            <w:r>
+              <w:rPr>
+                <w:rFonts w:asciiTheme="minorHAnsi" w:eastAsiaTheme="minorEastAsia" w:hAnsiTheme="minorHAnsi"/>
+                <w:noProof/>
+                <w:sz w:val="24"/>
+              </w:rPr>
+              <w:tab/>
+            </w:r>
+            <m:oMath>
+              <m:r>
+                <w:rPr>
+                  <w:rStyle w:val="Hyperlink"/>
+                  <w:rFonts w:ascii="Cambria Math" w:hAnsi="Cambria Math"/>
+                  <w:noProof/>
+                </w:rPr>
+                <m:t>8KiB</m:t>
+              </m:r>
+            </m:oMath>
+            <w:r>
+              <w:rPr>
+                <w:rStyle w:val="Hyperlink"/>
+                <w:rFonts w:hint="eastAsia"/>
+                <w:noProof/>
+              </w:rPr>
+              <w:t>区</w:t>
+            </w:r>
+            <w:r>
+              <w:rPr>
+                <w:noProof/>
+                <w:webHidden/>
+              </w:rPr>
+              <w:tab/>
+            </w:r>
+            <w:r>
+              <w:rPr>
+                <w:noProof/>
+                <w:webHidden/>
+              </w:rPr>
+              <w:fldChar w:fldCharType="begin"/>
+            </w:r>
+            <w:r>
+              <w:rPr>
+                <w:noProof/>
+                <w:webHidden/>
+              </w:rPr>
+              <w:instrText xml:space="preserve"> PAGEREF _Toc197510152 \h </w:instrText>
+            </w:r>
+            <w:r>
+              <w:rPr>
+                <w:noProof/>
+                <w:webHidden/>
+              </w:rPr>
+            </w:r>
+            <w:r>
+              <w:rPr>
+                <w:noProof/>
+                <w:webHidden/>
+              </w:rPr>
+              <w:fldChar w:fldCharType="separate"/>
+            </w:r>
+            <w:r>
+              <w:rPr>
+                <w:noProof/>
+                <w:webHidden/>
+              </w:rPr>
+              <w:t>5</w:t>
             </w:r>
             <w:r>
               <w:rPr>
@@ -784,7 +1079,7 @@
               <w:sz w:val="24"/>
             </w:rPr>
           </w:pPr>
-          <w:hyperlink w:anchor="_Toc197452233" w:history="1">
+          <w:hyperlink w:anchor="_Toc197510153" w:history="1">
             <w:r>
               <w:rPr>
                 <w:rStyle w:val="Hyperlink"/>
@@ -826,7 +1121,7 @@
                 <w:noProof/>
                 <w:webHidden/>
               </w:rPr>
-              <w:instrText xml:space="preserve"> PAGEREF _Toc197452233 \h </w:instrText>
+              <w:instrText xml:space="preserve"> PAGEREF _Toc197510153 \h </w:instrText>
             </w:r>
             <w:r>
               <w:rPr>
@@ -846,7 +1141,7 @@
                 <w:noProof/>
                 <w:webHidden/>
               </w:rPr>
-              <w:t>5</w:t>
+              <w:t>6</w:t>
             </w:r>
             <w:r>
               <w:rPr>
@@ -884,7 +1179,7 @@
       <w:pPr>
         <w:pStyle w:val="Heading1"/>
       </w:pPr>
-      <w:bookmarkStart w:id="0" w:name="_Toc197452228"/>
+      <w:bookmarkStart w:id="0" w:name="_Toc197510145"/>
       <w:r>
         <w:rPr>
           <w:rFonts w:hint="eastAsia"/>
@@ -987,19 +1282,11 @@
         </w:rPr>
         <w:footnoteReference w:id="2"/>
       </w:r>
-      <w:proofErr w:type="gramStart"/>
-      <w:r>
-        <w:rPr>
-          <w:rFonts w:hint="eastAsia"/>
-        </w:rPr>
-        <w:t>官网一并</w:t>
-      </w:r>
-      <w:proofErr w:type="gramEnd"/>
-      <w:r>
-        <w:rPr>
-          <w:rFonts w:hint="eastAsia"/>
-        </w:rPr>
-        <w:t>发布。</w:t>
+      <w:r>
+        <w:rPr>
+          <w:rFonts w:hint="eastAsia"/>
+        </w:rPr>
+        <w:t>官网一并发布。</w:t>
       </w:r>
     </w:p>
     <w:p>
@@ -1150,9 +1437,6 @@
           <w:docGrid w:linePitch="360"/>
         </w:sectPr>
       </w:pPr>
-    </w:p>
-    <w:p>
-      <w:bookmarkStart w:id="1" w:name="_Toc197452229"/>
     </w:p>
     <w:p/>
     <w:p/>
@@ -1166,6 +1450,7 @@
     <w:p/>
     <w:p/>
     <w:p/>
+    <w:p/>
     <w:p>
       <w:pPr>
         <w:jc w:val="center"/>
@@ -1197,6 +1482,7 @@
         </w:pBdr>
         <w:spacing w:line="360" w:lineRule="auto"/>
       </w:pPr>
+      <w:bookmarkStart w:id="1" w:name="_Toc197510146"/>
       <w:r>
         <w:lastRenderedPageBreak/>
         <w:t>Minecraft</w:t>
@@ -1213,7 +1499,7 @@
       <w:pPr>
         <w:pStyle w:val="TitleL2"/>
       </w:pPr>
-      <w:bookmarkStart w:id="2" w:name="_Toc197452230"/>
+      <w:bookmarkStart w:id="2" w:name="_Toc197510147"/>
       <w:r>
         <w:t>Minecraft</w:t>
       </w:r>
@@ -1378,7 +1664,7 @@
         <mc:AlternateContent>
           <mc:Choice Requires="wpg">
             <w:drawing>
-              <wp:anchor distT="0" distB="0" distL="114300" distR="114300" simplePos="0" relativeHeight="251655168" behindDoc="0" locked="0" layoutInCell="1" allowOverlap="1" wp14:anchorId="52DBC971" wp14:editId="5E7EE397">
+              <wp:anchor distT="0" distB="0" distL="114300" distR="114300" simplePos="0" relativeHeight="251653120" behindDoc="0" locked="0" layoutInCell="1" allowOverlap="1" wp14:anchorId="52DBC971" wp14:editId="5BAA9D7F">
                 <wp:simplePos x="0" y="0"/>
                 <wp:positionH relativeFrom="column">
                   <wp:posOffset>3957320</wp:posOffset>
@@ -1547,7 +1833,7 @@
           </mc:Choice>
           <mc:Fallback>
             <w:pict>
-              <v:group w14:anchorId="52DBC971" id="Group 6" o:spid="_x0000_s1026" style="position:absolute;left:0;text-align:left;margin-left:311.6pt;margin-top:9.75pt;width:129.8pt;height:145.6pt;z-index:251655168;mso-width-relative:margin;mso-height-relative:margin" coordorigin="346,3867" coordsize="12522,14049" o:gfxdata="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">
+              <v:group w14:anchorId="52DBC971" id="Group 6" o:spid="_x0000_s1026" style="position:absolute;left:0;text-align:left;margin-left:311.6pt;margin-top:9.75pt;width:129.8pt;height:145.6pt;z-index:251653120;mso-width-relative:margin;mso-height-relative:margin" coordorigin="346,3867" coordsize="12522,14049" o:gfxdata="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">
                 <v:shapetype id="_x0000_t75" coordsize="21600,21600" o:spt="75" o:preferrelative="t" path="m@4@5l@4@11@9@11@9@5xe" filled="f" stroked="f">
                   <v:stroke joinstyle="miter"/>
                   <v:formulas>
@@ -1664,7 +1950,7 @@
           <w:numId w:val="1"/>
         </w:numPr>
       </w:pPr>
-      <w:bookmarkStart w:id="3" w:name="_Toc197452231"/>
+      <w:bookmarkStart w:id="3" w:name="_Toc197510148"/>
       <w:r>
         <w:rPr>
           <w:rFonts w:hint="eastAsia"/>
@@ -2010,21 +2296,7 @@
         <w:rPr>
           <w:rFonts w:hint="eastAsia"/>
         </w:rPr>
-        <w:t>这三个坐标</w:t>
-      </w:r>
-      <w:proofErr w:type="gramStart"/>
-      <w:r>
-        <w:rPr>
-          <w:rFonts w:hint="eastAsia"/>
-        </w:rPr>
-        <w:t>值共同</w:t>
-      </w:r>
-      <w:proofErr w:type="gramEnd"/>
-      <w:r>
-        <w:rPr>
-          <w:rFonts w:hint="eastAsia"/>
-        </w:rPr>
-        <w:t>确定了该点相对于世界原点的绝对空间位置。</w:t>
+        <w:t>这三个坐标值共同确定了该点相对于世界原点的绝对空间位置。</w:t>
       </w:r>
     </w:p>
     <w:p>
@@ -2063,7 +2335,7 @@
         <mc:AlternateContent>
           <mc:Choice Requires="wpg">
             <w:drawing>
-              <wp:anchor distT="0" distB="0" distL="114300" distR="114300" simplePos="0" relativeHeight="251663360" behindDoc="0" locked="0" layoutInCell="1" allowOverlap="1" wp14:anchorId="6D9101D7" wp14:editId="79AE30B1">
+              <wp:anchor distT="0" distB="0" distL="114300" distR="114300" simplePos="0" relativeHeight="251661312" behindDoc="0" locked="0" layoutInCell="1" allowOverlap="1" wp14:anchorId="6D9101D7" wp14:editId="43954449">
                 <wp:simplePos x="0" y="0"/>
                 <wp:positionH relativeFrom="margin">
                   <wp:posOffset>32649</wp:posOffset>
@@ -2237,7 +2509,7 @@
           </mc:Choice>
           <mc:Fallback>
             <w:pict>
-              <v:group w14:anchorId="6D9101D7" id="Group 7" o:spid="_x0000_s1029" style="position:absolute;left:0;text-align:left;margin-left:2.55pt;margin-top:11.25pt;width:151pt;height:163.1pt;z-index:251663360;mso-position-horizontal-relative:margin;mso-width-relative:margin;mso-height-relative:margin" coordsize="21729,23463" o:gfxdata="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">
+              <v:group w14:anchorId="6D9101D7" id="Group 7" o:spid="_x0000_s1029" style="position:absolute;left:0;text-align:left;margin-left:2.55pt;margin-top:11.25pt;width:151pt;height:163.1pt;z-index:251661312;mso-position-horizontal-relative:margin;mso-width-relative:margin;mso-height-relative:margin" coordsize="21729,23463" o:gfxdata="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">
                 <v:shape id="Graphic 1" o:spid="_x0000_s1030" type="#_x0000_t75" style="position:absolute;width:21729;height:20173;visibility:visible;mso-wrap-style:square" o:gfxdata="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">
                   <v:imagedata r:id="rId20" o:title="" cropleft="13300f" cropright="12536f"/>
                 </v:shape>
@@ -2585,7 +2857,7 @@
         <mc:AlternateContent>
           <mc:Choice Requires="wpg">
             <w:drawing>
-              <wp:anchor distT="0" distB="0" distL="114300" distR="114300" simplePos="0" relativeHeight="251667456" behindDoc="0" locked="0" layoutInCell="1" allowOverlap="1" wp14:anchorId="17B3FD13" wp14:editId="2A8EF11C">
+              <wp:anchor distT="0" distB="0" distL="114300" distR="114300" simplePos="0" relativeHeight="251665408" behindDoc="0" locked="0" layoutInCell="1" allowOverlap="1" wp14:anchorId="17B3FD13" wp14:editId="506977EA">
                 <wp:simplePos x="0" y="0"/>
                 <wp:positionH relativeFrom="column">
                   <wp:posOffset>4445251</wp:posOffset>
@@ -2759,7 +3031,7 @@
           </mc:Choice>
           <mc:Fallback>
             <w:pict>
-              <v:group w14:anchorId="17B3FD13" id="Group 9" o:spid="_x0000_s1032" style="position:absolute;margin-left:350pt;margin-top:0;width:90.9pt;height:129.8pt;z-index:251667456;mso-width-relative:margin;mso-height-relative:margin" coordsize="13081,18681" o:gfxdata="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">
+              <v:group w14:anchorId="17B3FD13" id="Group 9" o:spid="_x0000_s1032" style="position:absolute;margin-left:350pt;margin-top:0;width:90.9pt;height:129.8pt;z-index:251665408;mso-width-relative:margin;mso-height-relative:margin" coordsize="13081,18681" o:gfxdata="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">
                 <v:shape id="Graphic 1" o:spid="_x0000_s1033" type="#_x0000_t75" style="position:absolute;width:13081;height:15386;visibility:visible;mso-wrap-style:square" o:gfxdata="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">
                   <v:imagedata r:id="rId23" o:title="" croptop="14500f" cropbottom="19226f" cropleft="25522f" cropright="24804f"/>
                 </v:shape>
@@ -2862,21 +3134,7 @@
         <w:rPr>
           <w:rFonts w:hint="eastAsia"/>
         </w:rPr>
-        <w:t>一个方块的坐标实际上是这个方块的西北下角那一点的坐标，即方块内的坐标向下取</w:t>
-      </w:r>
-      <w:proofErr w:type="gramStart"/>
-      <w:r>
-        <w:rPr>
-          <w:rFonts w:hint="eastAsia"/>
-        </w:rPr>
-        <w:t>整得到</w:t>
-      </w:r>
-      <w:proofErr w:type="gramEnd"/>
-      <w:r>
-        <w:rPr>
-          <w:rFonts w:hint="eastAsia"/>
-        </w:rPr>
-        <w:t>的整数坐标。在游戏中，一个小数坐标通常需要通过向下取整转换成整数坐标，这个整数坐标称为原坐标的方块坐标。</w:t>
+        <w:t>一个方块的坐标实际上是这个方块的西北下角那一点的坐标，即方块内的坐标向下取整得到的整数坐标。在游戏中，一个小数坐标通常需要通过向下取整转换成整数坐标，这个整数坐标称为原坐标的方块坐标。</w:t>
       </w:r>
     </w:p>
     <w:p/>
@@ -2888,14 +3146,14 @@
           <w:numId w:val="1"/>
         </w:numPr>
       </w:pPr>
-      <w:bookmarkStart w:id="4" w:name="_Toc197452232"/>
+      <w:bookmarkStart w:id="4" w:name="_Toc197510149"/>
+      <w:r>
+        <w:rPr>
+          <w:rFonts w:hint="eastAsia"/>
+        </w:rPr>
+        <w:t>区块</w:t>
+      </w:r>
       <w:bookmarkEnd w:id="4"/>
-      <w:r>
-        <w:rPr>
-          <w:rFonts w:hint="eastAsia"/>
-        </w:rPr>
-        <w:t>区块</w:t>
-      </w:r>
     </w:p>
     <w:p>
       <w:pPr>
@@ -2909,7 +3167,7 @@
         <mc:AlternateContent>
           <mc:Choice Requires="wpg">
             <w:drawing>
-              <wp:anchor distT="0" distB="0" distL="114300" distR="114300" simplePos="0" relativeHeight="251659264" behindDoc="0" locked="0" layoutInCell="1" allowOverlap="1" wp14:anchorId="2C8B2F8A" wp14:editId="7178B26E">
+              <wp:anchor distT="0" distB="0" distL="114300" distR="114300" simplePos="0" relativeHeight="251657216" behindDoc="0" locked="0" layoutInCell="1" allowOverlap="1" wp14:anchorId="2C8B2F8A" wp14:editId="3B68EE93">
                 <wp:simplePos x="0" y="0"/>
                 <wp:positionH relativeFrom="margin">
                   <wp:align>right</wp:align>
@@ -3076,7 +3334,7 @@
           </mc:Choice>
           <mc:Fallback>
             <w:pict>
-              <v:group w14:anchorId="2C8B2F8A" id="_x0000_s1035" style="position:absolute;left:0;text-align:left;margin-left:54.5pt;margin-top:23.3pt;width:105.7pt;height:326pt;z-index:251659264;mso-position-horizontal:right;mso-position-horizontal-relative:margin" coordsize="13423,41402" o:gfxdata="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">
+              <v:group w14:anchorId="2C8B2F8A" id="_x0000_s1035" style="position:absolute;left:0;text-align:left;margin-left:54.5pt;margin-top:23.3pt;width:105.7pt;height:326pt;z-index:251657216;mso-position-horizontal:right;mso-position-horizontal-relative:margin" coordsize="13423,41402" o:gfxdata="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